--- a/lancez 0.docx
+++ b/lancez 0.docx
@@ -389,11 +389,19 @@
       </w:pPr>
     </w:p>
     <w:p>
-      <w:r>
-        <w:rPr>
-          <w:highlight w:val="yellow"/>
-        </w:rPr>
-        <w:t>docker compose down -v</w:t>
+      <w:proofErr w:type="gramStart"/>
+      <w:r>
+        <w:rPr>
+          <w:highlight w:val="yellow"/>
+        </w:rPr>
+        <w:t>docker</w:t>
+      </w:r>
+      <w:proofErr w:type="gramEnd"/>
+      <w:r>
+        <w:rPr>
+          <w:highlight w:val="yellow"/>
+        </w:rPr>
+        <w:t xml:space="preserve"> compose down -v</w:t>
       </w:r>
     </w:p>
     <w:p>
@@ -462,6 +470,7 @@
         </w:rPr>
       </w:pPr>
       <w:proofErr w:type="spellStart"/>
+      <w:proofErr w:type="gramStart"/>
       <w:r>
         <w:rPr>
           <w:highlight w:val="yellow"/>
@@ -469,6 +478,7 @@
         <w:t>rmdir</w:t>
       </w:r>
       <w:proofErr w:type="spellEnd"/>
+      <w:proofErr w:type="gramEnd"/>
       <w:r>
         <w:rPr>
           <w:highlight w:val="yellow"/>
@@ -483,6 +493,7 @@
         </w:rPr>
       </w:pPr>
       <w:proofErr w:type="spellStart"/>
+      <w:proofErr w:type="gramStart"/>
       <w:r>
         <w:rPr>
           <w:highlight w:val="yellow"/>
@@ -490,6 +501,7 @@
         <w:t>mkdir</w:t>
       </w:r>
       <w:proofErr w:type="spellEnd"/>
+      <w:proofErr w:type="gramEnd"/>
       <w:r>
         <w:rPr>
           <w:highlight w:val="yellow"/>
@@ -499,6 +511,7 @@
     </w:p>
     <w:p>
       <w:proofErr w:type="spellStart"/>
+      <w:proofErr w:type="gramStart"/>
       <w:r>
         <w:rPr>
           <w:highlight w:val="yellow"/>
@@ -506,6 +519,7 @@
         <w:t>mkdir</w:t>
       </w:r>
       <w:proofErr w:type="spellEnd"/>
+      <w:proofErr w:type="gramEnd"/>
       <w:r>
         <w:rPr>
           <w:highlight w:val="yellow"/>
@@ -547,11 +561,19 @@
       </w:r>
     </w:p>
     <w:p>
-      <w:r>
-        <w:rPr>
-          <w:highlight w:val="yellow"/>
-        </w:rPr>
-        <w:t>docker compose up -d</w:t>
+      <w:proofErr w:type="gramStart"/>
+      <w:r>
+        <w:rPr>
+          <w:highlight w:val="yellow"/>
+        </w:rPr>
+        <w:t>docker</w:t>
+      </w:r>
+      <w:proofErr w:type="gramEnd"/>
+      <w:r>
+        <w:rPr>
+          <w:highlight w:val="yellow"/>
+        </w:rPr>
+        <w:t xml:space="preserve"> compose up -d</w:t>
       </w:r>
     </w:p>
     <w:p>
@@ -586,7 +608,39 @@
           <w:highlight w:val="yellow"/>
           <w:lang w:val="en-US"/>
         </w:rPr>
-        <w:t xml:space="preserve"> --format "table {{.Names}}\t{{.Status}}"</w:t>
+        <w:t xml:space="preserve"> --format "table {</w:t>
+      </w:r>
+      <w:proofErr w:type="gramStart"/>
+      <w:r>
+        <w:rPr>
+          <w:highlight w:val="yellow"/>
+          <w:lang w:val="en-US"/>
+        </w:rPr>
+        <w:t>{.Names}}\</w:t>
+      </w:r>
+      <w:proofErr w:type="gramEnd"/>
+      <w:r>
+        <w:rPr>
+          <w:highlight w:val="yellow"/>
+          <w:lang w:val="en-US"/>
+        </w:rPr>
+        <w:t>t{</w:t>
+      </w:r>
+      <w:proofErr w:type="gramStart"/>
+      <w:r>
+        <w:rPr>
+          <w:highlight w:val="yellow"/>
+          <w:lang w:val="en-US"/>
+        </w:rPr>
+        <w:t>{.Status</w:t>
+      </w:r>
+      <w:proofErr w:type="gramEnd"/>
+      <w:r>
+        <w:rPr>
+          <w:highlight w:val="yellow"/>
+          <w:lang w:val="en-US"/>
+        </w:rPr>
+        <w:t>}}"</w:t>
       </w:r>
     </w:p>
     <w:p>
@@ -853,7 +907,39 @@
           <w:highlight w:val="yellow"/>
           <w:lang w:val="en-US"/>
         </w:rPr>
-        <w:t xml:space="preserve">  --packages org.apache.spark:spark-sql-kafka-0-10_2.12:3.5.3 ^</w:t>
+        <w:t xml:space="preserve">  --packages </w:t>
+      </w:r>
+      <w:proofErr w:type="gramStart"/>
+      <w:r>
+        <w:rPr>
+          <w:highlight w:val="yellow"/>
+          <w:lang w:val="en-US"/>
+        </w:rPr>
+        <w:t>org.apache</w:t>
+      </w:r>
+      <w:proofErr w:type="gramEnd"/>
+      <w:r>
+        <w:rPr>
+          <w:highlight w:val="yellow"/>
+          <w:lang w:val="en-US"/>
+        </w:rPr>
+        <w:t>.</w:t>
+      </w:r>
+      <w:proofErr w:type="gramStart"/>
+      <w:r>
+        <w:rPr>
+          <w:highlight w:val="yellow"/>
+          <w:lang w:val="en-US"/>
+        </w:rPr>
+        <w:t>spark:spark</w:t>
+      </w:r>
+      <w:proofErr w:type="gramEnd"/>
+      <w:r>
+        <w:rPr>
+          <w:highlight w:val="yellow"/>
+          <w:lang w:val="en-US"/>
+        </w:rPr>
+        <w:t>-sql-kafka-0-10_2.12:3.5.3 ^</w:t>
       </w:r>
     </w:p>
     <w:p>
@@ -979,16 +1065,26 @@
       </w:r>
     </w:p>
     <w:p>
-      <w:r>
-        <w:t xml:space="preserve">python -c "import pandas as </w:t>
-      </w:r>
-      <w:proofErr w:type="spellStart"/>
+      <w:proofErr w:type="gramStart"/>
+      <w:r>
+        <w:t>python</w:t>
+      </w:r>
+      <w:proofErr w:type="gramEnd"/>
+      <w:r>
+        <w:t xml:space="preserve"> -c "import pandas as </w:t>
+      </w:r>
+      <w:proofErr w:type="spellStart"/>
+      <w:proofErr w:type="gramStart"/>
       <w:r>
         <w:t>pd</w:t>
       </w:r>
       <w:proofErr w:type="spellEnd"/>
       <w:r>
-        <w:t xml:space="preserve">; </w:t>
+        <w:t>;</w:t>
+      </w:r>
+      <w:proofErr w:type="gramEnd"/>
+      <w:r>
+        <w:t xml:space="preserve"> </w:t>
       </w:r>
       <w:proofErr w:type="spellStart"/>
       <w:r>
@@ -999,12 +1095,25 @@
         <w:t>=</w:t>
       </w:r>
       <w:proofErr w:type="spellStart"/>
-      <w:r>
-        <w:t>pd.read_parquet</w:t>
-      </w:r>
-      <w:proofErr w:type="spellEnd"/>
-      <w:r>
-        <w:t xml:space="preserve">('data/parquet_events_v2'); </w:t>
+      <w:proofErr w:type="gramStart"/>
+      <w:r>
+        <w:t>pd.read</w:t>
+      </w:r>
+      <w:proofErr w:type="gramEnd"/>
+      <w:r>
+        <w:t>_parquet</w:t>
+      </w:r>
+      <w:proofErr w:type="spellEnd"/>
+      <w:r>
+        <w:t>('data/parquet_events_v2'</w:t>
+      </w:r>
+      <w:proofErr w:type="gramStart"/>
+      <w:r>
+        <w:t>);</w:t>
+      </w:r>
+      <w:proofErr w:type="gramEnd"/>
+      <w:r>
+        <w:t xml:space="preserve"> </w:t>
       </w:r>
       <w:proofErr w:type="spellStart"/>
       <w:r>
@@ -1020,13 +1129,18 @@
       </w:r>
       <w:proofErr w:type="spellEnd"/>
       <w:r>
-        <w:t>=',</w:t>
+        <w:t>=</w:t>
+      </w:r>
+      <w:proofErr w:type="gramStart"/>
+      <w:r>
+        <w:t>',</w:t>
       </w:r>
       <w:proofErr w:type="spellStart"/>
       <w:r>
         <w:t>len</w:t>
       </w:r>
       <w:proofErr w:type="spellEnd"/>
+      <w:proofErr w:type="gramEnd"/>
       <w:r>
         <w:t>(</w:t>
       </w:r>
@@ -1036,7 +1150,23 @@
       </w:r>
       <w:proofErr w:type="spellEnd"/>
       <w:r>
-        <w:t>)); print(df[['event_ts','producer_ts','e2e_latency_ms','emotion']].tail(10))"</w:t>
+        <w:t>)</w:t>
+      </w:r>
+      <w:proofErr w:type="gramStart"/>
+      <w:r>
+        <w:t>);</w:t>
+      </w:r>
+      <w:proofErr w:type="gramEnd"/>
+      <w:r>
+        <w:t xml:space="preserve"> print(df[['event_ts','producer_ts','e2e_latency_ms','emotion']</w:t>
+      </w:r>
+      <w:proofErr w:type="gramStart"/>
+      <w:r>
+        <w:t>].tail</w:t>
+      </w:r>
+      <w:proofErr w:type="gramEnd"/>
+      <w:r>
+        <w:t>(10))"</w:t>
       </w:r>
     </w:p>
     <w:p>
@@ -1206,8 +1336,18 @@
           <w:bCs/>
           <w:lang w:val="en-US"/>
         </w:rPr>
-        <w:t>Windows (CMD) :</w:t>
-      </w:r>
+        <w:t>Windows (CMD</w:t>
+      </w:r>
+      <w:proofErr w:type="gramStart"/>
+      <w:r>
+        <w:rPr>
+          <w:b/>
+          <w:bCs/>
+          <w:lang w:val="en-US"/>
+        </w:rPr>
+        <w:t>) :</w:t>
+      </w:r>
+      <w:proofErr w:type="gramEnd"/>
     </w:p>
     <w:p>
       <w:pPr>
@@ -1305,8 +1445,18 @@
           <w:bCs/>
           <w:lang w:val="en-US"/>
         </w:rPr>
-        <w:t>Container (Spark master) :</w:t>
-      </w:r>
+        <w:t>Container (Spark master</w:t>
+      </w:r>
+      <w:proofErr w:type="gramStart"/>
+      <w:r>
+        <w:rPr>
+          <w:b/>
+          <w:bCs/>
+          <w:lang w:val="en-US"/>
+        </w:rPr>
+        <w:t>) :</w:t>
+      </w:r>
+      <w:proofErr w:type="gramEnd"/>
     </w:p>
     <w:p>
       <w:pPr>
@@ -1498,7 +1648,7 @@
     <w:p>
       <w:r>
         <w:pict w14:anchorId="1017C558">
-          <v:rect id="_x0000_i1062" style="width:0;height:1.5pt" o:hralign="center" o:hrstd="t" o:hr="t" fillcolor="#a0a0a0" stroked="f"/>
+          <v:rect id="_x0000_i1032" style="width:0;height:1.5pt" o:hralign="center" o:hrstd="t" o:hr="t" fillcolor="#a0a0a0" stroked="f"/>
         </w:pict>
       </w:r>
     </w:p>
@@ -1592,7 +1742,35 @@
         <w:rPr>
           <w:lang w:val="en-US"/>
         </w:rPr>
-        <w:t>/ivy --master spark://spark-master:7077 --packages org.apache.spark:spark-sql-kafka-0-10_2.12:3.5.3 /opt/spark/work-</w:t>
+        <w:t xml:space="preserve">/ivy --master spark://spark-master:7077 --packages </w:t>
+      </w:r>
+      <w:proofErr w:type="gramStart"/>
+      <w:r>
+        <w:rPr>
+          <w:lang w:val="en-US"/>
+        </w:rPr>
+        <w:t>org.apache</w:t>
+      </w:r>
+      <w:proofErr w:type="gramEnd"/>
+      <w:r>
+        <w:rPr>
+          <w:lang w:val="en-US"/>
+        </w:rPr>
+        <w:t>.</w:t>
+      </w:r>
+      <w:proofErr w:type="gramStart"/>
+      <w:r>
+        <w:rPr>
+          <w:lang w:val="en-US"/>
+        </w:rPr>
+        <w:t>spark:spark</w:t>
+      </w:r>
+      <w:proofErr w:type="gramEnd"/>
+      <w:r>
+        <w:rPr>
+          <w:lang w:val="en-US"/>
+        </w:rPr>
+        <w:t>-sql-kafka-0-10_2.12:3.5.3 /opt/spark/work-</w:t>
       </w:r>
       <w:proofErr w:type="spellStart"/>
       <w:r>
@@ -1638,7 +1816,7 @@
     <w:p>
       <w:r>
         <w:pict w14:anchorId="7AFA786A">
-          <v:rect id="_x0000_i1063" style="width:0;height:1.5pt" o:hralign="center" o:hrstd="t" o:hr="t" fillcolor="#a0a0a0" stroked="f"/>
+          <v:rect id="_x0000_i1033" style="width:0;height:1.5pt" o:hralign="center" o:hrstd="t" o:hr="t" fillcolor="#a0a0a0" stroked="f"/>
         </w:pict>
       </w:r>
     </w:p>
@@ -1686,7 +1864,7 @@
     <w:p>
       <w:r>
         <w:pict w14:anchorId="75EA643B">
-          <v:rect id="_x0000_i1064" style="width:0;height:1.5pt" o:hralign="center" o:hrstd="t" o:hr="t" fillcolor="#a0a0a0" stroked="f"/>
+          <v:rect id="_x0000_i1034" style="width:0;height:1.5pt" o:hralign="center" o:hrstd="t" o:hr="t" fillcolor="#a0a0a0" stroked="f"/>
         </w:pict>
       </w:r>
     </w:p>
@@ -1712,10 +1890,12 @@
     </w:p>
     <w:p>
       <w:proofErr w:type="spellStart"/>
+      <w:proofErr w:type="gramStart"/>
       <w:r>
         <w:t>dir</w:t>
       </w:r>
       <w:proofErr w:type="spellEnd"/>
+      <w:proofErr w:type="gramEnd"/>
       <w:r>
         <w:t xml:space="preserve"> data\parquet_events_v2</w:t>
       </w:r>
@@ -1924,7 +2104,7 @@
     <w:p>
       <w:r>
         <w:pict w14:anchorId="3C1410AA">
-          <v:rect id="_x0000_i1065" style="width:0;height:1.5pt" o:hralign="center" o:hrstd="t" o:hr="t" fillcolor="#a0a0a0" stroked="f"/>
+          <v:rect id="_x0000_i1035" style="width:0;height:1.5pt" o:hralign="center" o:hrstd="t" o:hr="t" fillcolor="#a0a0a0" stroked="f"/>
         </w:pict>
       </w:r>
     </w:p>
@@ -2087,8 +2267,368 @@
     <w:p>
       <w:r>
         <w:pict w14:anchorId="68D00C84">
-          <v:rect id="_x0000_i1066" style="width:0;height:1.5pt" o:hralign="center" o:hrstd="t" o:hr="t" fillcolor="#a0a0a0" stroked="f"/>
+          <v:rect id="_x0000_i1036" style="width:0;height:1.5pt" o:hralign="center" o:hrstd="t" o:hr="t" fillcolor="#a0a0a0" stroked="f"/>
         </w:pict>
+      </w:r>
+    </w:p>
+    <w:p>
+      <w:pPr>
+        <w:rPr>
+          <w:lang w:val="en-US"/>
+        </w:rPr>
+      </w:pPr>
+    </w:p>
+    <w:p>
+      <w:pPr>
+        <w:rPr>
+          <w:b/>
+          <w:bCs/>
+        </w:rPr>
+      </w:pPr>
+      <w:r>
+        <w:rPr>
+          <w:rFonts w:ascii="Segoe UI Emoji" w:hAnsi="Segoe UI Emoji" w:cs="Segoe UI Emoji"/>
+          <w:b/>
+          <w:bCs/>
+        </w:rPr>
+        <w:t>✅</w:t>
+      </w:r>
+      <w:r>
+        <w:rPr>
+          <w:b/>
+          <w:bCs/>
+        </w:rPr>
+        <w:t xml:space="preserve"> La meilleure commande pour une timeline “jolie” (pour la démo)</w:t>
+      </w:r>
+    </w:p>
+    <w:p>
+      <w:pPr>
+        <w:rPr>
+          <w:b/>
+          <w:bCs/>
+        </w:rPr>
+      </w:pPr>
+      <w:r>
+        <w:rPr>
+          <w:b/>
+          <w:bCs/>
+        </w:rPr>
+        <w:t>Option A (recommandée) — 1 message / seconde pendant 2 minutes</w:t>
+      </w:r>
+    </w:p>
+    <w:p>
+      <w:r>
+        <w:t>Ça va te donner une courbe claire.</w:t>
+      </w:r>
+    </w:p>
+    <w:p>
+      <w:pPr>
+        <w:rPr>
+          <w:lang w:val="en-US"/>
+        </w:rPr>
+      </w:pPr>
+      <w:r>
+        <w:rPr>
+          <w:lang w:val="en-US"/>
+        </w:rPr>
+        <w:t xml:space="preserve">python send_kafka_30.py --topic </w:t>
+      </w:r>
+      <w:proofErr w:type="spellStart"/>
+      <w:r>
+        <w:rPr>
+          <w:lang w:val="en-US"/>
+        </w:rPr>
+        <w:t>test_topic</w:t>
+      </w:r>
+      <w:proofErr w:type="spellEnd"/>
+      <w:r>
+        <w:rPr>
+          <w:lang w:val="en-US"/>
+        </w:rPr>
+        <w:t xml:space="preserve"> --container final_project-kafka-1 --n 120 --sleep-</w:t>
+      </w:r>
+      <w:proofErr w:type="spellStart"/>
+      <w:r>
+        <w:rPr>
+          <w:lang w:val="en-US"/>
+        </w:rPr>
+        <w:t>ms</w:t>
+      </w:r>
+      <w:proofErr w:type="spellEnd"/>
+      <w:r>
+        <w:rPr>
+          <w:lang w:val="en-US"/>
+        </w:rPr>
+        <w:t xml:space="preserve"> 1000 --start-frame-id 5000 --source-id cam_01</w:t>
+      </w:r>
+    </w:p>
+    <w:p>
+      <w:pPr>
+        <w:rPr>
+          <w:b/>
+          <w:bCs/>
+        </w:rPr>
+      </w:pPr>
+      <w:r>
+        <w:rPr>
+          <w:b/>
+          <w:bCs/>
+        </w:rPr>
+        <w:t>Option B — 5 msg / seconde pendant 1 minute</w:t>
+      </w:r>
+    </w:p>
+    <w:p>
+      <w:pPr>
+        <w:rPr>
+          <w:lang w:val="en-US"/>
+        </w:rPr>
+      </w:pPr>
+      <w:r>
+        <w:rPr>
+          <w:lang w:val="en-US"/>
+        </w:rPr>
+        <w:lastRenderedPageBreak/>
+        <w:t xml:space="preserve">python send_kafka_30.py --topic </w:t>
+      </w:r>
+      <w:proofErr w:type="spellStart"/>
+      <w:r>
+        <w:rPr>
+          <w:lang w:val="en-US"/>
+        </w:rPr>
+        <w:t>test_topic</w:t>
+      </w:r>
+      <w:proofErr w:type="spellEnd"/>
+      <w:r>
+        <w:rPr>
+          <w:lang w:val="en-US"/>
+        </w:rPr>
+        <w:t xml:space="preserve"> --container final_project-kafka-1 --n 300 --sleep-</w:t>
+      </w:r>
+      <w:proofErr w:type="spellStart"/>
+      <w:r>
+        <w:rPr>
+          <w:lang w:val="en-US"/>
+        </w:rPr>
+        <w:t>ms</w:t>
+      </w:r>
+      <w:proofErr w:type="spellEnd"/>
+      <w:r>
+        <w:rPr>
+          <w:lang w:val="en-US"/>
+        </w:rPr>
+        <w:t xml:space="preserve"> 200 --start-frame-id 6000 --source-id cam_01</w:t>
+      </w:r>
+    </w:p>
+    <w:p>
+      <w:pPr>
+        <w:rPr>
+          <w:b/>
+          <w:bCs/>
+        </w:rPr>
+      </w:pPr>
+      <w:r>
+        <w:rPr>
+          <w:b/>
+          <w:bCs/>
+        </w:rPr>
+        <w:t>Option C — plusieurs caméras (pour montrer le filtre “Source”)</w:t>
+      </w:r>
+    </w:p>
+    <w:p>
+      <w:r>
+        <w:t xml:space="preserve">Ouvre </w:t>
+      </w:r>
+      <w:r>
+        <w:rPr>
+          <w:b/>
+          <w:bCs/>
+        </w:rPr>
+        <w:t>2 terminaux</w:t>
+      </w:r>
+      <w:r>
+        <w:t xml:space="preserve"> et lance en même temps :</w:t>
+      </w:r>
+    </w:p>
+    <w:p>
+      <w:pPr>
+        <w:rPr>
+          <w:lang w:val="en-US"/>
+        </w:rPr>
+      </w:pPr>
+      <w:r>
+        <w:rPr>
+          <w:b/>
+          <w:bCs/>
+          <w:lang w:val="en-US"/>
+        </w:rPr>
+        <w:t>Terminal 1</w:t>
+      </w:r>
+    </w:p>
+    <w:p>
+      <w:pPr>
+        <w:rPr>
+          <w:lang w:val="en-US"/>
+        </w:rPr>
+      </w:pPr>
+      <w:r>
+        <w:rPr>
+          <w:lang w:val="en-US"/>
+        </w:rPr>
+        <w:t xml:space="preserve">python send_kafka_30.py --topic </w:t>
+      </w:r>
+      <w:proofErr w:type="spellStart"/>
+      <w:r>
+        <w:rPr>
+          <w:lang w:val="en-US"/>
+        </w:rPr>
+        <w:t>test_topic</w:t>
+      </w:r>
+      <w:proofErr w:type="spellEnd"/>
+      <w:r>
+        <w:rPr>
+          <w:lang w:val="en-US"/>
+        </w:rPr>
+        <w:t xml:space="preserve"> --container final_project-kafka-1 --n 120 --sleep-</w:t>
+      </w:r>
+      <w:proofErr w:type="spellStart"/>
+      <w:r>
+        <w:rPr>
+          <w:lang w:val="en-US"/>
+        </w:rPr>
+        <w:t>ms</w:t>
+      </w:r>
+      <w:proofErr w:type="spellEnd"/>
+      <w:r>
+        <w:rPr>
+          <w:lang w:val="en-US"/>
+        </w:rPr>
+        <w:t xml:space="preserve"> 1000 --start-frame-id 7000 --source-id cam_01</w:t>
+      </w:r>
+    </w:p>
+    <w:p>
+      <w:pPr>
+        <w:rPr>
+          <w:lang w:val="en-US"/>
+        </w:rPr>
+      </w:pPr>
+      <w:r>
+        <w:rPr>
+          <w:b/>
+          <w:bCs/>
+          <w:lang w:val="en-US"/>
+        </w:rPr>
+        <w:t>Terminal 2</w:t>
+      </w:r>
+    </w:p>
+    <w:p>
+      <w:pPr>
+        <w:rPr>
+          <w:lang w:val="en-US"/>
+        </w:rPr>
+      </w:pPr>
+      <w:r>
+        <w:rPr>
+          <w:lang w:val="en-US"/>
+        </w:rPr>
+        <w:t xml:space="preserve">python send_kafka_30.py --topic </w:t>
+      </w:r>
+      <w:proofErr w:type="spellStart"/>
+      <w:r>
+        <w:rPr>
+          <w:lang w:val="en-US"/>
+        </w:rPr>
+        <w:t>test_topic</w:t>
+      </w:r>
+      <w:proofErr w:type="spellEnd"/>
+      <w:r>
+        <w:rPr>
+          <w:lang w:val="en-US"/>
+        </w:rPr>
+        <w:t xml:space="preserve"> --container final_project-kafka-1 --n 120 --sleep-</w:t>
+      </w:r>
+      <w:proofErr w:type="spellStart"/>
+      <w:r>
+        <w:rPr>
+          <w:lang w:val="en-US"/>
+        </w:rPr>
+        <w:t>ms</w:t>
+      </w:r>
+      <w:proofErr w:type="spellEnd"/>
+      <w:r>
+        <w:rPr>
+          <w:lang w:val="en-US"/>
+        </w:rPr>
+        <w:t xml:space="preserve"> 1000 --start-frame-id 8000 --source-id cam_02</w:t>
+      </w:r>
+    </w:p>
+    <w:p>
+      <w:r>
+        <w:pict w14:anchorId="549DB4E3">
+          <v:rect id="_x0000_i1043" style="width:0;height:1.5pt" o:hralign="center" o:hrstd="t" o:hr="t" fillcolor="#a0a0a0" stroked="f"/>
+        </w:pict>
+      </w:r>
+    </w:p>
+    <w:p/>
+    <w:p/>
+    <w:p>
+      <w:pPr>
+        <w:rPr>
+          <w:b/>
+          <w:bCs/>
+        </w:rPr>
+      </w:pPr>
+      <w:r>
+        <w:rPr>
+          <w:b/>
+          <w:bCs/>
+        </w:rPr>
+        <w:t>Relance proprement (commande exacte)</w:t>
+      </w:r>
+    </w:p>
+    <w:p>
+      <w:r>
+        <w:t>Dans la racine du projet :</w:t>
+      </w:r>
+    </w:p>
+    <w:p>
+      <w:pPr>
+        <w:rPr>
+          <w:lang w:val="en-US"/>
+        </w:rPr>
+      </w:pPr>
+      <w:proofErr w:type="spellStart"/>
+      <w:r>
+        <w:rPr>
+          <w:lang w:val="en-US"/>
+        </w:rPr>
+        <w:t>streamlit</w:t>
+      </w:r>
+      <w:proofErr w:type="spellEnd"/>
+      <w:r>
+        <w:rPr>
+          <w:lang w:val="en-US"/>
+        </w:rPr>
+        <w:t xml:space="preserve"> cache clear</w:t>
+      </w:r>
+      <w:r>
+        <w:rPr>
+          <w:lang w:val="en-US"/>
+        </w:rPr>
+        <w:br/>
+      </w:r>
+      <w:proofErr w:type="spellStart"/>
+      <w:r>
+        <w:rPr>
+          <w:lang w:val="en-US"/>
+        </w:rPr>
+        <w:t>streamlit</w:t>
+      </w:r>
+      <w:proofErr w:type="spellEnd"/>
+      <w:r>
+        <w:rPr>
+          <w:lang w:val="en-US"/>
+        </w:rPr>
+        <w:t xml:space="preserve"> run src/dashboard/app.py</w:t>
       </w:r>
     </w:p>
     <w:p>

--- a/lancez 0.docx
+++ b/lancez 0.docx
@@ -389,19 +389,11 @@
       </w:pPr>
     </w:p>
     <w:p>
-      <w:proofErr w:type="gramStart"/>
       <w:r>
         <w:rPr>
           <w:highlight w:val="yellow"/>
         </w:rPr>
-        <w:t>docker</w:t>
-      </w:r>
-      <w:proofErr w:type="gramEnd"/>
-      <w:r>
-        <w:rPr>
-          <w:highlight w:val="yellow"/>
-        </w:rPr>
-        <w:t xml:space="preserve"> compose down -v</w:t>
+        <w:t>docker compose down -v</w:t>
       </w:r>
     </w:p>
     <w:p>
@@ -470,7 +462,6 @@
         </w:rPr>
       </w:pPr>
       <w:proofErr w:type="spellStart"/>
-      <w:proofErr w:type="gramStart"/>
       <w:r>
         <w:rPr>
           <w:highlight w:val="yellow"/>
@@ -478,7 +469,6 @@
         <w:t>rmdir</w:t>
       </w:r>
       <w:proofErr w:type="spellEnd"/>
-      <w:proofErr w:type="gramEnd"/>
       <w:r>
         <w:rPr>
           <w:highlight w:val="yellow"/>
@@ -493,7 +483,6 @@
         </w:rPr>
       </w:pPr>
       <w:proofErr w:type="spellStart"/>
-      <w:proofErr w:type="gramStart"/>
       <w:r>
         <w:rPr>
           <w:highlight w:val="yellow"/>
@@ -501,7 +490,6 @@
         <w:t>mkdir</w:t>
       </w:r>
       <w:proofErr w:type="spellEnd"/>
-      <w:proofErr w:type="gramEnd"/>
       <w:r>
         <w:rPr>
           <w:highlight w:val="yellow"/>
@@ -511,7 +499,6 @@
     </w:p>
     <w:p>
       <w:proofErr w:type="spellStart"/>
-      <w:proofErr w:type="gramStart"/>
       <w:r>
         <w:rPr>
           <w:highlight w:val="yellow"/>
@@ -519,7 +506,6 @@
         <w:t>mkdir</w:t>
       </w:r>
       <w:proofErr w:type="spellEnd"/>
-      <w:proofErr w:type="gramEnd"/>
       <w:r>
         <w:rPr>
           <w:highlight w:val="yellow"/>
@@ -561,86 +547,46 @@
       </w:r>
     </w:p>
     <w:p>
-      <w:proofErr w:type="gramStart"/>
       <w:r>
         <w:rPr>
           <w:highlight w:val="yellow"/>
         </w:rPr>
-        <w:t>docker</w:t>
-      </w:r>
-      <w:proofErr w:type="gramEnd"/>
+        <w:t>docker compose up -d</w:t>
+      </w:r>
+    </w:p>
+    <w:p>
+      <w:r>
+        <w:t>Vérifie que tout est “Up” :</w:t>
+      </w:r>
+    </w:p>
+    <w:p>
+      <w:pPr>
+        <w:rPr>
+          <w:lang w:val="en-US"/>
+        </w:rPr>
+      </w:pPr>
       <w:r>
         <w:rPr>
           <w:highlight w:val="yellow"/>
-        </w:rPr>
-        <w:t xml:space="preserve"> compose up -d</w:t>
-      </w:r>
-    </w:p>
-    <w:p>
-      <w:r>
-        <w:t>Vérifie que tout est “Up” :</w:t>
-      </w:r>
-    </w:p>
-    <w:p>
-      <w:pPr>
-        <w:rPr>
-          <w:lang w:val="en-US"/>
-        </w:rPr>
-      </w:pPr>
+          <w:lang w:val="en-US"/>
+        </w:rPr>
+        <w:t xml:space="preserve">docker </w:t>
+      </w:r>
+      <w:proofErr w:type="spellStart"/>
       <w:r>
         <w:rPr>
           <w:highlight w:val="yellow"/>
           <w:lang w:val="en-US"/>
         </w:rPr>
-        <w:t xml:space="preserve">docker </w:t>
-      </w:r>
-      <w:proofErr w:type="spellStart"/>
+        <w:t>ps</w:t>
+      </w:r>
+      <w:proofErr w:type="spellEnd"/>
       <w:r>
         <w:rPr>
           <w:highlight w:val="yellow"/>
           <w:lang w:val="en-US"/>
         </w:rPr>
-        <w:t>ps</w:t>
-      </w:r>
-      <w:proofErr w:type="spellEnd"/>
-      <w:r>
-        <w:rPr>
-          <w:highlight w:val="yellow"/>
-          <w:lang w:val="en-US"/>
-        </w:rPr>
-        <w:t xml:space="preserve"> --format "table {</w:t>
-      </w:r>
-      <w:proofErr w:type="gramStart"/>
-      <w:r>
-        <w:rPr>
-          <w:highlight w:val="yellow"/>
-          <w:lang w:val="en-US"/>
-        </w:rPr>
-        <w:t>{.Names}}\</w:t>
-      </w:r>
-      <w:proofErr w:type="gramEnd"/>
-      <w:r>
-        <w:rPr>
-          <w:highlight w:val="yellow"/>
-          <w:lang w:val="en-US"/>
-        </w:rPr>
-        <w:t>t{</w:t>
-      </w:r>
-      <w:proofErr w:type="gramStart"/>
-      <w:r>
-        <w:rPr>
-          <w:highlight w:val="yellow"/>
-          <w:lang w:val="en-US"/>
-        </w:rPr>
-        <w:t>{.Status</w:t>
-      </w:r>
-      <w:proofErr w:type="gramEnd"/>
-      <w:r>
-        <w:rPr>
-          <w:highlight w:val="yellow"/>
-          <w:lang w:val="en-US"/>
-        </w:rPr>
-        <w:t>}}"</w:t>
+        <w:t xml:space="preserve"> --format "table {{.Names}}\t{{.Status}}"</w:t>
       </w:r>
     </w:p>
     <w:p>
@@ -907,39 +853,7 @@
           <w:highlight w:val="yellow"/>
           <w:lang w:val="en-US"/>
         </w:rPr>
-        <w:t xml:space="preserve">  --packages </w:t>
-      </w:r>
-      <w:proofErr w:type="gramStart"/>
-      <w:r>
-        <w:rPr>
-          <w:highlight w:val="yellow"/>
-          <w:lang w:val="en-US"/>
-        </w:rPr>
-        <w:t>org.apache</w:t>
-      </w:r>
-      <w:proofErr w:type="gramEnd"/>
-      <w:r>
-        <w:rPr>
-          <w:highlight w:val="yellow"/>
-          <w:lang w:val="en-US"/>
-        </w:rPr>
-        <w:t>.</w:t>
-      </w:r>
-      <w:proofErr w:type="gramStart"/>
-      <w:r>
-        <w:rPr>
-          <w:highlight w:val="yellow"/>
-          <w:lang w:val="en-US"/>
-        </w:rPr>
-        <w:t>spark:spark</w:t>
-      </w:r>
-      <w:proofErr w:type="gramEnd"/>
-      <w:r>
-        <w:rPr>
-          <w:highlight w:val="yellow"/>
-          <w:lang w:val="en-US"/>
-        </w:rPr>
-        <w:t>-sql-kafka-0-10_2.12:3.5.3 ^</w:t>
+        <w:t xml:space="preserve">  --packages org.apache.spark:spark-sql-kafka-0-10_2.12:3.5.3 ^</w:t>
       </w:r>
     </w:p>
     <w:p>
@@ -1065,26 +979,16 @@
       </w:r>
     </w:p>
     <w:p>
-      <w:proofErr w:type="gramStart"/>
-      <w:r>
-        <w:t>python</w:t>
-      </w:r>
-      <w:proofErr w:type="gramEnd"/>
-      <w:r>
-        <w:t xml:space="preserve"> -c "import pandas as </w:t>
-      </w:r>
-      <w:proofErr w:type="spellStart"/>
-      <w:proofErr w:type="gramStart"/>
+      <w:r>
+        <w:t xml:space="preserve">python -c "import pandas as </w:t>
+      </w:r>
+      <w:proofErr w:type="spellStart"/>
       <w:r>
         <w:t>pd</w:t>
       </w:r>
       <w:proofErr w:type="spellEnd"/>
       <w:r>
-        <w:t>;</w:t>
-      </w:r>
-      <w:proofErr w:type="gramEnd"/>
-      <w:r>
-        <w:t xml:space="preserve"> </w:t>
+        <w:t xml:space="preserve">; </w:t>
       </w:r>
       <w:proofErr w:type="spellStart"/>
       <w:r>
@@ -1095,25 +999,12 @@
         <w:t>=</w:t>
       </w:r>
       <w:proofErr w:type="spellStart"/>
-      <w:proofErr w:type="gramStart"/>
-      <w:r>
-        <w:t>pd.read</w:t>
-      </w:r>
-      <w:proofErr w:type="gramEnd"/>
-      <w:r>
-        <w:t>_parquet</w:t>
-      </w:r>
-      <w:proofErr w:type="spellEnd"/>
-      <w:r>
-        <w:t>('data/parquet_events_v2'</w:t>
-      </w:r>
-      <w:proofErr w:type="gramStart"/>
-      <w:r>
-        <w:t>);</w:t>
-      </w:r>
-      <w:proofErr w:type="gramEnd"/>
-      <w:r>
-        <w:t xml:space="preserve"> </w:t>
+      <w:r>
+        <w:t>pd.read_parquet</w:t>
+      </w:r>
+      <w:proofErr w:type="spellEnd"/>
+      <w:r>
+        <w:t xml:space="preserve">('data/parquet_events_v2'); </w:t>
       </w:r>
       <w:proofErr w:type="spellStart"/>
       <w:r>
@@ -1129,18 +1020,13 @@
       </w:r>
       <w:proofErr w:type="spellEnd"/>
       <w:r>
-        <w:t>=</w:t>
-      </w:r>
-      <w:proofErr w:type="gramStart"/>
-      <w:r>
-        <w:t>',</w:t>
+        <w:t>=',</w:t>
       </w:r>
       <w:proofErr w:type="spellStart"/>
       <w:r>
         <w:t>len</w:t>
       </w:r>
       <w:proofErr w:type="spellEnd"/>
-      <w:proofErr w:type="gramEnd"/>
       <w:r>
         <w:t>(</w:t>
       </w:r>
@@ -1150,23 +1036,7 @@
       </w:r>
       <w:proofErr w:type="spellEnd"/>
       <w:r>
-        <w:t>)</w:t>
-      </w:r>
-      <w:proofErr w:type="gramStart"/>
-      <w:r>
-        <w:t>);</w:t>
-      </w:r>
-      <w:proofErr w:type="gramEnd"/>
-      <w:r>
-        <w:t xml:space="preserve"> print(df[['event_ts','producer_ts','e2e_latency_ms','emotion']</w:t>
-      </w:r>
-      <w:proofErr w:type="gramStart"/>
-      <w:r>
-        <w:t>].tail</w:t>
-      </w:r>
-      <w:proofErr w:type="gramEnd"/>
-      <w:r>
-        <w:t>(10))"</w:t>
+        <w:t>)); print(df[['event_ts','producer_ts','e2e_latency_ms','emotion']].tail(10))"</w:t>
       </w:r>
     </w:p>
     <w:p>
@@ -1336,18 +1206,8 @@
           <w:bCs/>
           <w:lang w:val="en-US"/>
         </w:rPr>
-        <w:t>Windows (CMD</w:t>
-      </w:r>
-      <w:proofErr w:type="gramStart"/>
-      <w:r>
-        <w:rPr>
-          <w:b/>
-          <w:bCs/>
-          <w:lang w:val="en-US"/>
-        </w:rPr>
-        <w:t>) :</w:t>
-      </w:r>
-      <w:proofErr w:type="gramEnd"/>
+        <w:t>Windows (CMD) :</w:t>
+      </w:r>
     </w:p>
     <w:p>
       <w:pPr>
@@ -1445,18 +1305,8 @@
           <w:bCs/>
           <w:lang w:val="en-US"/>
         </w:rPr>
-        <w:t>Container (Spark master</w:t>
-      </w:r>
-      <w:proofErr w:type="gramStart"/>
-      <w:r>
-        <w:rPr>
-          <w:b/>
-          <w:bCs/>
-          <w:lang w:val="en-US"/>
-        </w:rPr>
-        <w:t>) :</w:t>
-      </w:r>
-      <w:proofErr w:type="gramEnd"/>
+        <w:t>Container (Spark master) :</w:t>
+      </w:r>
     </w:p>
     <w:p>
       <w:pPr>
@@ -1742,35 +1592,7 @@
         <w:rPr>
           <w:lang w:val="en-US"/>
         </w:rPr>
-        <w:t xml:space="preserve">/ivy --master spark://spark-master:7077 --packages </w:t>
-      </w:r>
-      <w:proofErr w:type="gramStart"/>
-      <w:r>
-        <w:rPr>
-          <w:lang w:val="en-US"/>
-        </w:rPr>
-        <w:t>org.apache</w:t>
-      </w:r>
-      <w:proofErr w:type="gramEnd"/>
-      <w:r>
-        <w:rPr>
-          <w:lang w:val="en-US"/>
-        </w:rPr>
-        <w:t>.</w:t>
-      </w:r>
-      <w:proofErr w:type="gramStart"/>
-      <w:r>
-        <w:rPr>
-          <w:lang w:val="en-US"/>
-        </w:rPr>
-        <w:t>spark:spark</w:t>
-      </w:r>
-      <w:proofErr w:type="gramEnd"/>
-      <w:r>
-        <w:rPr>
-          <w:lang w:val="en-US"/>
-        </w:rPr>
-        <w:t>-sql-kafka-0-10_2.12:3.5.3 /opt/spark/work-</w:t>
+        <w:t>/ivy --master spark://spark-master:7077 --packages org.apache.spark:spark-sql-kafka-0-10_2.12:3.5.3 /opt/spark/work-</w:t>
       </w:r>
       <w:proofErr w:type="spellStart"/>
       <w:r>
@@ -1890,12 +1712,10 @@
     </w:p>
     <w:p>
       <w:proofErr w:type="spellStart"/>
-      <w:proofErr w:type="gramStart"/>
       <w:r>
         <w:t>dir</w:t>
       </w:r>
       <w:proofErr w:type="spellEnd"/>
-      <w:proofErr w:type="gramEnd"/>
       <w:r>
         <w:t xml:space="preserve"> data\parquet_events_v2</w:t>
       </w:r>
@@ -2564,7 +2384,7 @@
     <w:p>
       <w:r>
         <w:pict w14:anchorId="549DB4E3">
-          <v:rect id="_x0000_i1043" style="width:0;height:1.5pt" o:hralign="center" o:hrstd="t" o:hr="t" fillcolor="#a0a0a0" stroked="f"/>
+          <v:rect id="_x0000_i1037" style="width:0;height:1.5pt" o:hralign="center" o:hrstd="t" o:hr="t" fillcolor="#a0a0a0" stroked="f"/>
         </w:pict>
       </w:r>
     </w:p>
@@ -2635,6 +2455,3132 @@
       <w:pPr>
         <w:rPr>
           <w:lang w:val="en-US"/>
+        </w:rPr>
+      </w:pPr>
+      <w:r>
+        <w:rPr>
+          <w:lang w:val="en-US"/>
+        </w:rPr>
+        <w:t>.\.</w:t>
+      </w:r>
+      <w:proofErr w:type="spellStart"/>
+      <w:r>
+        <w:rPr>
+          <w:lang w:val="en-US"/>
+        </w:rPr>
+        <w:t>venv</w:t>
+      </w:r>
+      <w:proofErr w:type="spellEnd"/>
+      <w:r>
+        <w:rPr>
+          <w:lang w:val="en-US"/>
+        </w:rPr>
+        <w:t>\Scripts\activate</w:t>
+      </w:r>
+    </w:p>
+    <w:p>
+      <w:pPr>
+        <w:rPr>
+          <w:lang w:val="en-US"/>
+        </w:rPr>
+      </w:pPr>
+      <w:proofErr w:type="spellStart"/>
+      <w:r>
+        <w:rPr>
+          <w:lang w:val="en-US"/>
+        </w:rPr>
+        <w:t>streamlit</w:t>
+      </w:r>
+      <w:proofErr w:type="spellEnd"/>
+      <w:r>
+        <w:rPr>
+          <w:lang w:val="en-US"/>
+        </w:rPr>
+        <w:t xml:space="preserve"> run src\dashboard\app.py</w:t>
+      </w:r>
+    </w:p>
+    <w:p>
+      <w:pPr>
+        <w:rPr>
+          <w:lang w:val="en-US"/>
+        </w:rPr>
+      </w:pPr>
+    </w:p>
+    <w:p>
+      <w:pPr>
+        <w:rPr>
+          <w:lang w:val="en-US"/>
+        </w:rPr>
+      </w:pPr>
+    </w:p>
+    <w:p>
+      <w:pPr>
+        <w:rPr>
+          <w:color w:val="2E74B5" w:themeColor="accent5" w:themeShade="BF"/>
+        </w:rPr>
+      </w:pPr>
+      <w:r>
+        <w:rPr>
+          <w:color w:val="2E74B5" w:themeColor="accent5" w:themeShade="BF"/>
+        </w:rPr>
+        <w:t xml:space="preserve">Parfait — voici une </w:t>
+      </w:r>
+      <w:r>
+        <w:rPr>
+          <w:b/>
+          <w:bCs/>
+          <w:color w:val="2E74B5" w:themeColor="accent5" w:themeShade="BF"/>
+        </w:rPr>
+        <w:t>checklist “RUN ORDER”</w:t>
+      </w:r>
+      <w:r>
+        <w:rPr>
+          <w:color w:val="2E74B5" w:themeColor="accent5" w:themeShade="BF"/>
+        </w:rPr>
+        <w:t xml:space="preserve"> claire (Windows 11 + Docker) pour relancer le projet </w:t>
+      </w:r>
+      <w:r>
+        <w:rPr>
+          <w:b/>
+          <w:bCs/>
+          <w:color w:val="2E74B5" w:themeColor="accent5" w:themeShade="BF"/>
+        </w:rPr>
+        <w:t>proprement</w:t>
+      </w:r>
+      <w:r>
+        <w:rPr>
+          <w:color w:val="2E74B5" w:themeColor="accent5" w:themeShade="BF"/>
+        </w:rPr>
+        <w:t xml:space="preserve">, vérifier chaque maillon, et éviter les blocages. Tu peux la </w:t>
+      </w:r>
+      <w:r>
+        <w:rPr>
+          <w:b/>
+          <w:bCs/>
+          <w:color w:val="2E74B5" w:themeColor="accent5" w:themeShade="BF"/>
+        </w:rPr>
+        <w:t>copier-coller</w:t>
+      </w:r>
+      <w:r>
+        <w:rPr>
+          <w:color w:val="2E74B5" w:themeColor="accent5" w:themeShade="BF"/>
+        </w:rPr>
+        <w:t xml:space="preserve"> dans ton nouveau chat aussi.</w:t>
+      </w:r>
+    </w:p>
+    <w:p>
+      <w:pPr>
+        <w:rPr>
+          <w:color w:val="2E74B5" w:themeColor="accent5" w:themeShade="BF"/>
+        </w:rPr>
+      </w:pPr>
+      <w:r>
+        <w:rPr>
+          <w:color w:val="2E74B5" w:themeColor="accent5" w:themeShade="BF"/>
+        </w:rPr>
+        <w:pict w14:anchorId="5D1B5770">
+          <v:rect id="_x0000_i1104" style="width:0;height:1.5pt" o:hralign="center" o:hrstd="t" o:hr="t" fillcolor="#a0a0a0" stroked="f"/>
+        </w:pict>
+      </w:r>
+    </w:p>
+    <w:p>
+      <w:pPr>
+        <w:rPr>
+          <w:b/>
+          <w:bCs/>
+          <w:color w:val="2E74B5" w:themeColor="accent5" w:themeShade="BF"/>
+          <w:lang w:val="en-US"/>
+        </w:rPr>
+      </w:pPr>
+      <w:r>
+        <w:rPr>
+          <w:rFonts w:ascii="Segoe UI Emoji" w:hAnsi="Segoe UI Emoji" w:cs="Segoe UI Emoji"/>
+          <w:b/>
+          <w:bCs/>
+          <w:color w:val="2E74B5" w:themeColor="accent5" w:themeShade="BF"/>
+          <w:lang w:val="en-US"/>
+        </w:rPr>
+        <w:t>✅</w:t>
+      </w:r>
+      <w:r>
+        <w:rPr>
+          <w:b/>
+          <w:bCs/>
+          <w:color w:val="2E74B5" w:themeColor="accent5" w:themeShade="BF"/>
+          <w:lang w:val="en-US"/>
+        </w:rPr>
+        <w:t xml:space="preserve"> Checklist RUN ORDER (Windows 11)</w:t>
+      </w:r>
+    </w:p>
+    <w:p>
+      <w:pPr>
+        <w:rPr>
+          <w:b/>
+          <w:bCs/>
+          <w:color w:val="2E74B5" w:themeColor="accent5" w:themeShade="BF"/>
+          <w:lang w:val="en-US"/>
+        </w:rPr>
+      </w:pPr>
+      <w:r>
+        <w:rPr>
+          <w:b/>
+          <w:bCs/>
+          <w:color w:val="2E74B5" w:themeColor="accent5" w:themeShade="BF"/>
+          <w:lang w:val="en-US"/>
+        </w:rPr>
+        <w:t>0) Pré-</w:t>
+      </w:r>
+      <w:proofErr w:type="spellStart"/>
+      <w:r>
+        <w:rPr>
+          <w:b/>
+          <w:bCs/>
+          <w:color w:val="2E74B5" w:themeColor="accent5" w:themeShade="BF"/>
+          <w:lang w:val="en-US"/>
+        </w:rPr>
+        <w:t>requis</w:t>
+      </w:r>
+      <w:proofErr w:type="spellEnd"/>
+      <w:r>
+        <w:rPr>
+          <w:b/>
+          <w:bCs/>
+          <w:color w:val="2E74B5" w:themeColor="accent5" w:themeShade="BF"/>
+          <w:lang w:val="en-US"/>
+        </w:rPr>
+        <w:t xml:space="preserve"> </w:t>
+      </w:r>
+      <w:proofErr w:type="spellStart"/>
+      <w:r>
+        <w:rPr>
+          <w:b/>
+          <w:bCs/>
+          <w:color w:val="2E74B5" w:themeColor="accent5" w:themeShade="BF"/>
+          <w:lang w:val="en-US"/>
+        </w:rPr>
+        <w:t>rapides</w:t>
+      </w:r>
+      <w:proofErr w:type="spellEnd"/>
+    </w:p>
+    <w:p>
+      <w:pPr>
+        <w:numPr>
+          <w:ilvl w:val="0"/>
+          <w:numId w:val="4"/>
+        </w:numPr>
+        <w:rPr>
+          <w:color w:val="2E74B5" w:themeColor="accent5" w:themeShade="BF"/>
+        </w:rPr>
+      </w:pPr>
+      <w:r>
+        <w:rPr>
+          <w:b/>
+          <w:bCs/>
+          <w:color w:val="2E74B5" w:themeColor="accent5" w:themeShade="BF"/>
+        </w:rPr>
+        <w:t>VPN OFF</w:t>
+      </w:r>
+      <w:r>
+        <w:rPr>
+          <w:color w:val="2E74B5" w:themeColor="accent5" w:themeShade="BF"/>
+        </w:rPr>
+        <w:t xml:space="preserve"> (tu as confirmé que ça aide la webcam).</w:t>
+      </w:r>
+    </w:p>
+    <w:p>
+      <w:pPr>
+        <w:numPr>
+          <w:ilvl w:val="0"/>
+          <w:numId w:val="4"/>
+        </w:numPr>
+        <w:rPr>
+          <w:color w:val="2E74B5" w:themeColor="accent5" w:themeShade="BF"/>
+        </w:rPr>
+      </w:pPr>
+      <w:r>
+        <w:rPr>
+          <w:color w:val="2E74B5" w:themeColor="accent5" w:themeShade="BF"/>
+        </w:rPr>
+        <w:t xml:space="preserve">Ferme toute app qui peut prendre la caméra : </w:t>
+      </w:r>
+      <w:r>
+        <w:rPr>
+          <w:b/>
+          <w:bCs/>
+          <w:color w:val="2E74B5" w:themeColor="accent5" w:themeShade="BF"/>
+        </w:rPr>
+        <w:t xml:space="preserve">Camera / Zoom / Teams / </w:t>
+      </w:r>
+      <w:proofErr w:type="spellStart"/>
+      <w:r>
+        <w:rPr>
+          <w:b/>
+          <w:bCs/>
+          <w:color w:val="2E74B5" w:themeColor="accent5" w:themeShade="BF"/>
+        </w:rPr>
+        <w:t>Telegram</w:t>
+      </w:r>
+      <w:proofErr w:type="spellEnd"/>
+      <w:r>
+        <w:rPr>
+          <w:b/>
+          <w:bCs/>
+          <w:color w:val="2E74B5" w:themeColor="accent5" w:themeShade="BF"/>
+        </w:rPr>
+        <w:t xml:space="preserve"> / Discord</w:t>
+      </w:r>
+      <w:r>
+        <w:rPr>
+          <w:color w:val="2E74B5" w:themeColor="accent5" w:themeShade="BF"/>
+        </w:rPr>
+        <w:t>.</w:t>
+      </w:r>
+    </w:p>
+    <w:p>
+      <w:pPr>
+        <w:numPr>
+          <w:ilvl w:val="0"/>
+          <w:numId w:val="4"/>
+        </w:numPr>
+        <w:rPr>
+          <w:color w:val="2E74B5" w:themeColor="accent5" w:themeShade="BF"/>
+        </w:rPr>
+      </w:pPr>
+      <w:r>
+        <w:rPr>
+          <w:color w:val="2E74B5" w:themeColor="accent5" w:themeShade="BF"/>
+        </w:rPr>
+        <w:t xml:space="preserve">Active ton </w:t>
+      </w:r>
+      <w:proofErr w:type="spellStart"/>
+      <w:r>
+        <w:rPr>
+          <w:color w:val="2E74B5" w:themeColor="accent5" w:themeShade="BF"/>
+        </w:rPr>
+        <w:t>venv</w:t>
+      </w:r>
+      <w:proofErr w:type="spellEnd"/>
+      <w:r>
+        <w:rPr>
+          <w:color w:val="2E74B5" w:themeColor="accent5" w:themeShade="BF"/>
+        </w:rPr>
+        <w:t xml:space="preserve"> :</w:t>
+      </w:r>
+    </w:p>
+    <w:p>
+      <w:pPr>
+        <w:rPr>
+          <w:color w:val="2E74B5" w:themeColor="accent5" w:themeShade="BF"/>
+        </w:rPr>
+      </w:pPr>
+      <w:r>
+        <w:rPr>
+          <w:color w:val="2E74B5" w:themeColor="accent5" w:themeShade="BF"/>
+        </w:rPr>
+        <w:t>cd C:\Users\Youssouf DJIRE\Desktop\SEMESTRE_3\</w:t>
+      </w:r>
+      <w:proofErr w:type="spellStart"/>
+      <w:r>
+        <w:rPr>
+          <w:color w:val="2E74B5" w:themeColor="accent5" w:themeShade="BF"/>
+        </w:rPr>
+        <w:t>Нирс</w:t>
+      </w:r>
+      <w:proofErr w:type="spellEnd"/>
+      <w:r>
+        <w:rPr>
+          <w:color w:val="2E74B5" w:themeColor="accent5" w:themeShade="BF"/>
+        </w:rPr>
+        <w:t>\</w:t>
+      </w:r>
+      <w:proofErr w:type="spellStart"/>
+      <w:r>
+        <w:rPr>
+          <w:color w:val="2E74B5" w:themeColor="accent5" w:themeShade="BF"/>
+        </w:rPr>
+        <w:t>Final_project</w:t>
+      </w:r>
+      <w:proofErr w:type="spellEnd"/>
+      <w:r>
+        <w:rPr>
+          <w:color w:val="2E74B5" w:themeColor="accent5" w:themeShade="BF"/>
+        </w:rPr>
+        <w:br/>
+        <w:t>.\.</w:t>
+      </w:r>
+      <w:proofErr w:type="spellStart"/>
+      <w:r>
+        <w:rPr>
+          <w:color w:val="2E74B5" w:themeColor="accent5" w:themeShade="BF"/>
+        </w:rPr>
+        <w:t>venv</w:t>
+      </w:r>
+      <w:proofErr w:type="spellEnd"/>
+      <w:r>
+        <w:rPr>
+          <w:color w:val="2E74B5" w:themeColor="accent5" w:themeShade="BF"/>
+        </w:rPr>
+        <w:t>\Scripts\</w:t>
+      </w:r>
+      <w:proofErr w:type="spellStart"/>
+      <w:r>
+        <w:rPr>
+          <w:color w:val="2E74B5" w:themeColor="accent5" w:themeShade="BF"/>
+        </w:rPr>
+        <w:t>activate</w:t>
+      </w:r>
+      <w:proofErr w:type="spellEnd"/>
+    </w:p>
+    <w:p>
+      <w:pPr>
+        <w:rPr>
+          <w:color w:val="2E74B5" w:themeColor="accent5" w:themeShade="BF"/>
+        </w:rPr>
+      </w:pPr>
+      <w:r>
+        <w:rPr>
+          <w:color w:val="2E74B5" w:themeColor="accent5" w:themeShade="BF"/>
+        </w:rPr>
+        <w:pict w14:anchorId="7CF63D99">
+          <v:rect id="_x0000_i1105" style="width:0;height:1.5pt" o:hralign="center" o:hrstd="t" o:hr="t" fillcolor="#a0a0a0" stroked="f"/>
+        </w:pict>
+      </w:r>
+    </w:p>
+    <w:p>
+      <w:pPr>
+        <w:rPr>
+          <w:b/>
+          <w:bCs/>
+          <w:color w:val="2E74B5" w:themeColor="accent5" w:themeShade="BF"/>
+        </w:rPr>
+      </w:pPr>
+      <w:r>
+        <w:rPr>
+          <w:b/>
+          <w:bCs/>
+          <w:color w:val="2E74B5" w:themeColor="accent5" w:themeShade="BF"/>
+        </w:rPr>
+        <w:lastRenderedPageBreak/>
+        <w:t>1) Démarrer Docker (Kafka + Spark)</w:t>
+      </w:r>
+    </w:p>
+    <w:p>
+      <w:pPr>
+        <w:rPr>
+          <w:color w:val="2E74B5" w:themeColor="accent5" w:themeShade="BF"/>
+        </w:rPr>
+      </w:pPr>
+      <w:r>
+        <w:rPr>
+          <w:color w:val="2E74B5" w:themeColor="accent5" w:themeShade="BF"/>
+        </w:rPr>
+        <w:t>Dans le dossier du projet (là où est docker-</w:t>
+      </w:r>
+      <w:proofErr w:type="spellStart"/>
+      <w:r>
+        <w:rPr>
+          <w:color w:val="2E74B5" w:themeColor="accent5" w:themeShade="BF"/>
+        </w:rPr>
+        <w:t>compose.yml</w:t>
+      </w:r>
+      <w:proofErr w:type="spellEnd"/>
+      <w:r>
+        <w:rPr>
+          <w:color w:val="2E74B5" w:themeColor="accent5" w:themeShade="BF"/>
+        </w:rPr>
+        <w:t>) :</w:t>
+      </w:r>
+    </w:p>
+    <w:p>
+      <w:pPr>
+        <w:rPr>
+          <w:color w:val="2E74B5" w:themeColor="accent5" w:themeShade="BF"/>
+        </w:rPr>
+      </w:pPr>
+      <w:r>
+        <w:rPr>
+          <w:color w:val="2E74B5" w:themeColor="accent5" w:themeShade="BF"/>
+        </w:rPr>
+        <w:t>docker compose up -d</w:t>
+      </w:r>
+    </w:p>
+    <w:p>
+      <w:pPr>
+        <w:rPr>
+          <w:color w:val="2E74B5" w:themeColor="accent5" w:themeShade="BF"/>
+        </w:rPr>
+      </w:pPr>
+      <w:r>
+        <w:rPr>
+          <w:color w:val="2E74B5" w:themeColor="accent5" w:themeShade="BF"/>
+        </w:rPr>
+        <w:t>Vérifier que tout est UP :</w:t>
+      </w:r>
+    </w:p>
+    <w:p>
+      <w:pPr>
+        <w:rPr>
+          <w:color w:val="2E74B5" w:themeColor="accent5" w:themeShade="BF"/>
+          <w:lang w:val="en-US"/>
+        </w:rPr>
+      </w:pPr>
+      <w:r>
+        <w:rPr>
+          <w:color w:val="2E74B5" w:themeColor="accent5" w:themeShade="BF"/>
+          <w:lang w:val="en-US"/>
+        </w:rPr>
+        <w:t xml:space="preserve">docker </w:t>
+      </w:r>
+      <w:proofErr w:type="spellStart"/>
+      <w:r>
+        <w:rPr>
+          <w:color w:val="2E74B5" w:themeColor="accent5" w:themeShade="BF"/>
+          <w:lang w:val="en-US"/>
+        </w:rPr>
+        <w:t>ps</w:t>
+      </w:r>
+      <w:proofErr w:type="spellEnd"/>
+    </w:p>
+    <w:p>
+      <w:pPr>
+        <w:rPr>
+          <w:color w:val="2E74B5" w:themeColor="accent5" w:themeShade="BF"/>
+          <w:lang w:val="en-US"/>
+        </w:rPr>
+      </w:pPr>
+      <w:r>
+        <w:rPr>
+          <w:color w:val="2E74B5" w:themeColor="accent5" w:themeShade="BF"/>
+          <w:lang w:val="en-US"/>
+        </w:rPr>
+        <w:t xml:space="preserve">Tu </w:t>
+      </w:r>
+      <w:proofErr w:type="spellStart"/>
+      <w:r>
+        <w:rPr>
+          <w:color w:val="2E74B5" w:themeColor="accent5" w:themeShade="BF"/>
+          <w:lang w:val="en-US"/>
+        </w:rPr>
+        <w:t>dois</w:t>
+      </w:r>
+      <w:proofErr w:type="spellEnd"/>
+      <w:r>
+        <w:rPr>
+          <w:color w:val="2E74B5" w:themeColor="accent5" w:themeShade="BF"/>
+          <w:lang w:val="en-US"/>
+        </w:rPr>
+        <w:t xml:space="preserve"> voir : zookeeper, </w:t>
+      </w:r>
+      <w:proofErr w:type="spellStart"/>
+      <w:r>
+        <w:rPr>
+          <w:color w:val="2E74B5" w:themeColor="accent5" w:themeShade="BF"/>
+          <w:lang w:val="en-US"/>
+        </w:rPr>
+        <w:t>kafka</w:t>
+      </w:r>
+      <w:proofErr w:type="spellEnd"/>
+      <w:r>
+        <w:rPr>
+          <w:color w:val="2E74B5" w:themeColor="accent5" w:themeShade="BF"/>
+          <w:lang w:val="en-US"/>
+        </w:rPr>
+        <w:t>, spark-master, spark-worker.</w:t>
+      </w:r>
+    </w:p>
+    <w:p>
+      <w:pPr>
+        <w:rPr>
+          <w:color w:val="2E74B5" w:themeColor="accent5" w:themeShade="BF"/>
+        </w:rPr>
+      </w:pPr>
+      <w:r>
+        <w:rPr>
+          <w:color w:val="2E74B5" w:themeColor="accent5" w:themeShade="BF"/>
+        </w:rPr>
+        <w:pict w14:anchorId="0DA61597">
+          <v:rect id="_x0000_i1106" style="width:0;height:1.5pt" o:hralign="center" o:hrstd="t" o:hr="t" fillcolor="#a0a0a0" stroked="f"/>
+        </w:pict>
+      </w:r>
+    </w:p>
+    <w:p>
+      <w:pPr>
+        <w:rPr>
+          <w:b/>
+          <w:bCs/>
+          <w:color w:val="2E74B5" w:themeColor="accent5" w:themeShade="BF"/>
+        </w:rPr>
+      </w:pPr>
+      <w:r>
+        <w:rPr>
+          <w:b/>
+          <w:bCs/>
+          <w:color w:val="2E74B5" w:themeColor="accent5" w:themeShade="BF"/>
+        </w:rPr>
+        <w:t>2) Vérifier Kafka dans Docker (obligatoire)</w:t>
+      </w:r>
+    </w:p>
+    <w:p>
+      <w:pPr>
+        <w:rPr>
+          <w:b/>
+          <w:bCs/>
+          <w:color w:val="2E74B5" w:themeColor="accent5" w:themeShade="BF"/>
+        </w:rPr>
+      </w:pPr>
+      <w:r>
+        <w:rPr>
+          <w:b/>
+          <w:bCs/>
+          <w:color w:val="2E74B5" w:themeColor="accent5" w:themeShade="BF"/>
+        </w:rPr>
+        <w:t>2.1 Créer le topic (si besoin)</w:t>
+      </w:r>
+    </w:p>
+    <w:p>
+      <w:pPr>
+        <w:rPr>
+          <w:color w:val="2E74B5" w:themeColor="accent5" w:themeShade="BF"/>
+          <w:lang w:val="en-US"/>
+        </w:rPr>
+      </w:pPr>
+      <w:r>
+        <w:rPr>
+          <w:color w:val="2E74B5" w:themeColor="accent5" w:themeShade="BF"/>
+          <w:lang w:val="en-US"/>
+        </w:rPr>
+        <w:t xml:space="preserve">Dans </w:t>
+      </w:r>
+      <w:proofErr w:type="spellStart"/>
+      <w:r>
+        <w:rPr>
+          <w:color w:val="2E74B5" w:themeColor="accent5" w:themeShade="BF"/>
+          <w:lang w:val="en-US"/>
+        </w:rPr>
+        <w:t>kafka</w:t>
+      </w:r>
+      <w:proofErr w:type="spellEnd"/>
+      <w:r>
+        <w:rPr>
+          <w:color w:val="2E74B5" w:themeColor="accent5" w:themeShade="BF"/>
+          <w:lang w:val="en-US"/>
+        </w:rPr>
+        <w:t xml:space="preserve"> container :</w:t>
+      </w:r>
+    </w:p>
+    <w:p>
+      <w:pPr>
+        <w:rPr>
+          <w:color w:val="2E74B5" w:themeColor="accent5" w:themeShade="BF"/>
+          <w:lang w:val="en-US"/>
+        </w:rPr>
+      </w:pPr>
+      <w:r>
+        <w:rPr>
+          <w:color w:val="2E74B5" w:themeColor="accent5" w:themeShade="BF"/>
+          <w:lang w:val="en-US"/>
+        </w:rPr>
+        <w:t>docker exec -it final_project-kafka-1 bash</w:t>
+      </w:r>
+    </w:p>
+    <w:p>
+      <w:pPr>
+        <w:rPr>
+          <w:color w:val="2E74B5" w:themeColor="accent5" w:themeShade="BF"/>
+        </w:rPr>
+      </w:pPr>
+      <w:r>
+        <w:rPr>
+          <w:color w:val="2E74B5" w:themeColor="accent5" w:themeShade="BF"/>
+        </w:rPr>
+        <w:t>Ensuite :</w:t>
+      </w:r>
+    </w:p>
+    <w:p>
+      <w:pPr>
+        <w:rPr>
+          <w:color w:val="2E74B5" w:themeColor="accent5" w:themeShade="BF"/>
+        </w:rPr>
+      </w:pPr>
+      <w:proofErr w:type="spellStart"/>
+      <w:r>
+        <w:rPr>
+          <w:color w:val="2E74B5" w:themeColor="accent5" w:themeShade="BF"/>
+        </w:rPr>
+        <w:t>kafka</w:t>
+      </w:r>
+      <w:proofErr w:type="spellEnd"/>
+      <w:r>
+        <w:rPr>
+          <w:color w:val="2E74B5" w:themeColor="accent5" w:themeShade="BF"/>
+        </w:rPr>
+        <w:t>-topics --</w:t>
+      </w:r>
+      <w:proofErr w:type="spellStart"/>
+      <w:r>
+        <w:rPr>
+          <w:color w:val="2E74B5" w:themeColor="accent5" w:themeShade="BF"/>
+        </w:rPr>
+        <w:t>bootstrap</w:t>
+      </w:r>
+      <w:proofErr w:type="spellEnd"/>
+      <w:r>
+        <w:rPr>
+          <w:color w:val="2E74B5" w:themeColor="accent5" w:themeShade="BF"/>
+        </w:rPr>
+        <w:t>-server kafka:29092 --</w:t>
+      </w:r>
+      <w:proofErr w:type="spellStart"/>
+      <w:r>
+        <w:rPr>
+          <w:color w:val="2E74B5" w:themeColor="accent5" w:themeShade="BF"/>
+        </w:rPr>
+        <w:t>list</w:t>
+      </w:r>
+      <w:proofErr w:type="spellEnd"/>
+    </w:p>
+    <w:p>
+      <w:pPr>
+        <w:rPr>
+          <w:color w:val="2E74B5" w:themeColor="accent5" w:themeShade="BF"/>
+        </w:rPr>
+      </w:pPr>
+      <w:r>
+        <w:rPr>
+          <w:color w:val="2E74B5" w:themeColor="accent5" w:themeShade="BF"/>
+        </w:rPr>
+        <w:t xml:space="preserve">Si </w:t>
+      </w:r>
+      <w:proofErr w:type="spellStart"/>
+      <w:r>
+        <w:rPr>
+          <w:color w:val="2E74B5" w:themeColor="accent5" w:themeShade="BF"/>
+        </w:rPr>
+        <w:t>test_topic</w:t>
+      </w:r>
+      <w:proofErr w:type="spellEnd"/>
+      <w:r>
+        <w:rPr>
+          <w:color w:val="2E74B5" w:themeColor="accent5" w:themeShade="BF"/>
+        </w:rPr>
+        <w:t xml:space="preserve"> n’existe pas :</w:t>
+      </w:r>
+    </w:p>
+    <w:p>
+      <w:pPr>
+        <w:rPr>
+          <w:color w:val="2E74B5" w:themeColor="accent5" w:themeShade="BF"/>
+          <w:lang w:val="en-US"/>
+        </w:rPr>
+      </w:pPr>
+      <w:proofErr w:type="spellStart"/>
+      <w:r>
+        <w:rPr>
+          <w:color w:val="2E74B5" w:themeColor="accent5" w:themeShade="BF"/>
+          <w:lang w:val="en-US"/>
+        </w:rPr>
+        <w:t>kafka</w:t>
+      </w:r>
+      <w:proofErr w:type="spellEnd"/>
+      <w:r>
+        <w:rPr>
+          <w:color w:val="2E74B5" w:themeColor="accent5" w:themeShade="BF"/>
+          <w:lang w:val="en-US"/>
+        </w:rPr>
+        <w:t xml:space="preserve">-topics --bootstrap-server kafka:29092 --create --topic </w:t>
+      </w:r>
+      <w:proofErr w:type="spellStart"/>
+      <w:r>
+        <w:rPr>
+          <w:color w:val="2E74B5" w:themeColor="accent5" w:themeShade="BF"/>
+          <w:lang w:val="en-US"/>
+        </w:rPr>
+        <w:t>test_topic</w:t>
+      </w:r>
+      <w:proofErr w:type="spellEnd"/>
+      <w:r>
+        <w:rPr>
+          <w:color w:val="2E74B5" w:themeColor="accent5" w:themeShade="BF"/>
+          <w:lang w:val="en-US"/>
+        </w:rPr>
+        <w:t xml:space="preserve"> --partitions 1 --replication-factor 1</w:t>
+      </w:r>
+    </w:p>
+    <w:p>
+      <w:pPr>
+        <w:rPr>
+          <w:b/>
+          <w:bCs/>
+          <w:color w:val="2E74B5" w:themeColor="accent5" w:themeShade="BF"/>
+        </w:rPr>
+      </w:pPr>
+      <w:r>
+        <w:rPr>
+          <w:b/>
+          <w:bCs/>
+          <w:color w:val="2E74B5" w:themeColor="accent5" w:themeShade="BF"/>
+        </w:rPr>
+        <w:t>2.2 Lancer un consumer de test (garder ouvert 20 secondes)</w:t>
+      </w:r>
+    </w:p>
+    <w:p>
+      <w:pPr>
+        <w:rPr>
+          <w:color w:val="2E74B5" w:themeColor="accent5" w:themeShade="BF"/>
+          <w:lang w:val="en-US"/>
+        </w:rPr>
+      </w:pPr>
+      <w:proofErr w:type="spellStart"/>
+      <w:r>
+        <w:rPr>
+          <w:color w:val="2E74B5" w:themeColor="accent5" w:themeShade="BF"/>
+          <w:lang w:val="en-US"/>
+        </w:rPr>
+        <w:t>kafka</w:t>
+      </w:r>
+      <w:proofErr w:type="spellEnd"/>
+      <w:r>
+        <w:rPr>
+          <w:color w:val="2E74B5" w:themeColor="accent5" w:themeShade="BF"/>
+          <w:lang w:val="en-US"/>
+        </w:rPr>
+        <w:t xml:space="preserve">-console-consumer --bootstrap-server kafka:29092 --topic </w:t>
+      </w:r>
+      <w:proofErr w:type="spellStart"/>
+      <w:r>
+        <w:rPr>
+          <w:color w:val="2E74B5" w:themeColor="accent5" w:themeShade="BF"/>
+          <w:lang w:val="en-US"/>
+        </w:rPr>
+        <w:t>test_topic</w:t>
+      </w:r>
+      <w:proofErr w:type="spellEnd"/>
+      <w:r>
+        <w:rPr>
+          <w:color w:val="2E74B5" w:themeColor="accent5" w:themeShade="BF"/>
+          <w:lang w:val="en-US"/>
+        </w:rPr>
+        <w:t xml:space="preserve"> --from-beginning</w:t>
+      </w:r>
+    </w:p>
+    <w:p>
+      <w:pPr>
+        <w:rPr>
+          <w:color w:val="2E74B5" w:themeColor="accent5" w:themeShade="BF"/>
+        </w:rPr>
+      </w:pPr>
+      <w:r>
+        <w:rPr>
+          <w:rFonts w:ascii="Segoe UI Emoji" w:hAnsi="Segoe UI Emoji" w:cs="Segoe UI Emoji"/>
+          <w:color w:val="2E74B5" w:themeColor="accent5" w:themeShade="BF"/>
+        </w:rPr>
+        <w:t>➡️</w:t>
+      </w:r>
+      <w:r>
+        <w:rPr>
+          <w:color w:val="2E74B5" w:themeColor="accent5" w:themeShade="BF"/>
+        </w:rPr>
+        <w:t xml:space="preserve"> Laisse cette fenêtre ouverte pour voir arriver les </w:t>
+      </w:r>
+      <w:proofErr w:type="spellStart"/>
+      <w:r>
+        <w:rPr>
+          <w:color w:val="2E74B5" w:themeColor="accent5" w:themeShade="BF"/>
+        </w:rPr>
+        <w:t>events</w:t>
+      </w:r>
+      <w:proofErr w:type="spellEnd"/>
+      <w:r>
+        <w:rPr>
+          <w:color w:val="2E74B5" w:themeColor="accent5" w:themeShade="BF"/>
+        </w:rPr>
+        <w:t>.</w:t>
+      </w:r>
+    </w:p>
+    <w:p>
+      <w:pPr>
+        <w:rPr>
+          <w:color w:val="2E74B5" w:themeColor="accent5" w:themeShade="BF"/>
+        </w:rPr>
+      </w:pPr>
+      <w:r>
+        <w:rPr>
+          <w:color w:val="2E74B5" w:themeColor="accent5" w:themeShade="BF"/>
+        </w:rPr>
+        <w:pict w14:anchorId="3796F0D6">
+          <v:rect id="_x0000_i1107" style="width:0;height:1.5pt" o:hralign="center" o:hrstd="t" o:hr="t" fillcolor="#a0a0a0" stroked="f"/>
+        </w:pict>
+      </w:r>
+    </w:p>
+    <w:p>
+      <w:pPr>
+        <w:rPr>
+          <w:b/>
+          <w:bCs/>
+          <w:color w:val="2E74B5" w:themeColor="accent5" w:themeShade="BF"/>
+        </w:rPr>
+      </w:pPr>
+      <w:r>
+        <w:rPr>
+          <w:b/>
+          <w:bCs/>
+          <w:color w:val="2E74B5" w:themeColor="accent5" w:themeShade="BF"/>
+        </w:rPr>
+        <w:t>3) Nettoyage checkpoint Parquet (si Spark a bug offsets)</w:t>
+      </w:r>
+    </w:p>
+    <w:p>
+      <w:pPr>
+        <w:rPr>
+          <w:color w:val="2E74B5" w:themeColor="accent5" w:themeShade="BF"/>
+        </w:rPr>
+      </w:pPr>
+      <w:r>
+        <w:rPr>
+          <w:color w:val="2E74B5" w:themeColor="accent5" w:themeShade="BF"/>
+        </w:rPr>
+        <w:t xml:space="preserve">À faire </w:t>
+      </w:r>
+      <w:r>
+        <w:rPr>
+          <w:b/>
+          <w:bCs/>
+          <w:color w:val="2E74B5" w:themeColor="accent5" w:themeShade="BF"/>
+        </w:rPr>
+        <w:t>seulement si</w:t>
+      </w:r>
+      <w:r>
+        <w:rPr>
+          <w:color w:val="2E74B5" w:themeColor="accent5" w:themeShade="BF"/>
+        </w:rPr>
+        <w:t xml:space="preserve"> tu as “offset </w:t>
+      </w:r>
+      <w:proofErr w:type="spellStart"/>
+      <w:r>
+        <w:rPr>
+          <w:color w:val="2E74B5" w:themeColor="accent5" w:themeShade="BF"/>
+        </w:rPr>
+        <w:t>changed</w:t>
+      </w:r>
+      <w:proofErr w:type="spellEnd"/>
+      <w:r>
+        <w:rPr>
+          <w:color w:val="2E74B5" w:themeColor="accent5" w:themeShade="BF"/>
+        </w:rPr>
+        <w:t xml:space="preserve"> / data </w:t>
+      </w:r>
+      <w:proofErr w:type="spellStart"/>
+      <w:r>
+        <w:rPr>
+          <w:color w:val="2E74B5" w:themeColor="accent5" w:themeShade="BF"/>
+        </w:rPr>
+        <w:t>may</w:t>
+      </w:r>
+      <w:proofErr w:type="spellEnd"/>
+      <w:r>
+        <w:rPr>
+          <w:color w:val="2E74B5" w:themeColor="accent5" w:themeShade="BF"/>
+        </w:rPr>
+        <w:t xml:space="preserve"> have been </w:t>
+      </w:r>
+      <w:proofErr w:type="spellStart"/>
+      <w:r>
+        <w:rPr>
+          <w:color w:val="2E74B5" w:themeColor="accent5" w:themeShade="BF"/>
+        </w:rPr>
+        <w:t>missed</w:t>
+      </w:r>
+      <w:proofErr w:type="spellEnd"/>
+      <w:r>
+        <w:rPr>
+          <w:color w:val="2E74B5" w:themeColor="accent5" w:themeShade="BF"/>
+        </w:rPr>
+        <w:t>” et que ça bloque l’écriture.</w:t>
+      </w:r>
+    </w:p>
+    <w:p>
+      <w:pPr>
+        <w:rPr>
+          <w:b/>
+          <w:bCs/>
+          <w:color w:val="2E74B5" w:themeColor="accent5" w:themeShade="BF"/>
+          <w:lang w:val="en-US"/>
+        </w:rPr>
+      </w:pPr>
+      <w:r>
+        <w:rPr>
+          <w:b/>
+          <w:bCs/>
+          <w:color w:val="2E74B5" w:themeColor="accent5" w:themeShade="BF"/>
+          <w:lang w:val="en-US"/>
+        </w:rPr>
+        <w:t>Windows (dossier local)</w:t>
+      </w:r>
+    </w:p>
+    <w:p>
+      <w:pPr>
+        <w:rPr>
+          <w:color w:val="2E74B5" w:themeColor="accent5" w:themeShade="BF"/>
+          <w:lang w:val="en-US"/>
+        </w:rPr>
+      </w:pPr>
+      <w:proofErr w:type="spellStart"/>
+      <w:r>
+        <w:rPr>
+          <w:color w:val="2E74B5" w:themeColor="accent5" w:themeShade="BF"/>
+          <w:lang w:val="en-US"/>
+        </w:rPr>
+        <w:t>rmdir</w:t>
+      </w:r>
+      <w:proofErr w:type="spellEnd"/>
+      <w:r>
+        <w:rPr>
+          <w:color w:val="2E74B5" w:themeColor="accent5" w:themeShade="BF"/>
+          <w:lang w:val="en-US"/>
+        </w:rPr>
+        <w:t xml:space="preserve"> /s /q data\checkpoints\parquet_events_v2</w:t>
+      </w:r>
+    </w:p>
+    <w:p>
+      <w:pPr>
+        <w:rPr>
+          <w:b/>
+          <w:bCs/>
+          <w:color w:val="2E74B5" w:themeColor="accent5" w:themeShade="BF"/>
+          <w:lang w:val="en-US"/>
+        </w:rPr>
+      </w:pPr>
+      <w:r>
+        <w:rPr>
+          <w:b/>
+          <w:bCs/>
+          <w:color w:val="2E74B5" w:themeColor="accent5" w:themeShade="BF"/>
+          <w:lang w:val="en-US"/>
+        </w:rPr>
+        <w:t>Dans Spark master (dossier docker)</w:t>
+      </w:r>
+    </w:p>
+    <w:p>
+      <w:pPr>
+        <w:rPr>
+          <w:color w:val="2E74B5" w:themeColor="accent5" w:themeShade="BF"/>
+          <w:lang w:val="en-US"/>
+        </w:rPr>
+      </w:pPr>
+      <w:r>
+        <w:rPr>
+          <w:color w:val="2E74B5" w:themeColor="accent5" w:themeShade="BF"/>
+          <w:lang w:val="en-US"/>
+        </w:rPr>
+        <w:t>docker exec -it final_project-spark-master-1 bash -lc "rm -rf /opt/</w:t>
+      </w:r>
+      <w:proofErr w:type="spellStart"/>
+      <w:r>
+        <w:rPr>
+          <w:color w:val="2E74B5" w:themeColor="accent5" w:themeShade="BF"/>
+          <w:lang w:val="en-US"/>
+        </w:rPr>
+        <w:t>project_data</w:t>
+      </w:r>
+      <w:proofErr w:type="spellEnd"/>
+      <w:r>
+        <w:rPr>
+          <w:color w:val="2E74B5" w:themeColor="accent5" w:themeShade="BF"/>
+          <w:lang w:val="en-US"/>
+        </w:rPr>
+        <w:t>/checkpoints/parquet_events_v2"</w:t>
+      </w:r>
+    </w:p>
+    <w:p>
+      <w:pPr>
+        <w:rPr>
+          <w:color w:val="2E74B5" w:themeColor="accent5" w:themeShade="BF"/>
+        </w:rPr>
+      </w:pPr>
+      <w:r>
+        <w:rPr>
+          <w:color w:val="2E74B5" w:themeColor="accent5" w:themeShade="BF"/>
+        </w:rPr>
+        <w:pict w14:anchorId="34A21750">
+          <v:rect id="_x0000_i1108" style="width:0;height:1.5pt" o:hralign="center" o:hrstd="t" o:hr="t" fillcolor="#a0a0a0" stroked="f"/>
+        </w:pict>
+      </w:r>
+    </w:p>
+    <w:p>
+      <w:pPr>
+        <w:rPr>
+          <w:b/>
+          <w:bCs/>
+          <w:color w:val="2E74B5" w:themeColor="accent5" w:themeShade="BF"/>
+          <w:lang w:val="en-US"/>
+        </w:rPr>
+      </w:pPr>
+      <w:r>
+        <w:rPr>
+          <w:b/>
+          <w:bCs/>
+          <w:color w:val="2E74B5" w:themeColor="accent5" w:themeShade="BF"/>
+          <w:lang w:val="en-US"/>
+        </w:rPr>
+        <w:t>4) Lancer Spark Streaming (Kafka → Parquet)</w:t>
+      </w:r>
+    </w:p>
+    <w:p>
+      <w:pPr>
+        <w:rPr>
+          <w:color w:val="2E74B5" w:themeColor="accent5" w:themeShade="BF"/>
+          <w:lang w:val="en-US"/>
+        </w:rPr>
+      </w:pPr>
+      <w:proofErr w:type="spellStart"/>
+      <w:r>
+        <w:rPr>
+          <w:color w:val="2E74B5" w:themeColor="accent5" w:themeShade="BF"/>
+          <w:lang w:val="en-US"/>
+        </w:rPr>
+        <w:t>Commande</w:t>
+      </w:r>
+      <w:proofErr w:type="spellEnd"/>
+      <w:r>
+        <w:rPr>
+          <w:color w:val="2E74B5" w:themeColor="accent5" w:themeShade="BF"/>
+          <w:lang w:val="en-US"/>
+        </w:rPr>
+        <w:t xml:space="preserve"> (Spark master) :</w:t>
+      </w:r>
+    </w:p>
+    <w:p>
+      <w:pPr>
+        <w:rPr>
+          <w:color w:val="2E74B5" w:themeColor="accent5" w:themeShade="BF"/>
+          <w:lang w:val="en-US"/>
+        </w:rPr>
+      </w:pPr>
+      <w:r>
+        <w:rPr>
+          <w:color w:val="2E74B5" w:themeColor="accent5" w:themeShade="BF"/>
+          <w:lang w:val="en-US"/>
+        </w:rPr>
+        <w:lastRenderedPageBreak/>
+        <w:t xml:space="preserve">docker exec -it final_project-spark-master-1 bash -lc "/opt/spark/bin/spark-submit --conf </w:t>
+      </w:r>
+      <w:proofErr w:type="spellStart"/>
+      <w:r>
+        <w:rPr>
+          <w:color w:val="2E74B5" w:themeColor="accent5" w:themeShade="BF"/>
+          <w:lang w:val="en-US"/>
+        </w:rPr>
+        <w:t>spark.jars.ivy</w:t>
+      </w:r>
+      <w:proofErr w:type="spellEnd"/>
+      <w:r>
+        <w:rPr>
+          <w:color w:val="2E74B5" w:themeColor="accent5" w:themeShade="BF"/>
+          <w:lang w:val="en-US"/>
+        </w:rPr>
+        <w:t>=/</w:t>
+      </w:r>
+      <w:proofErr w:type="spellStart"/>
+      <w:r>
+        <w:rPr>
+          <w:color w:val="2E74B5" w:themeColor="accent5" w:themeShade="BF"/>
+          <w:lang w:val="en-US"/>
+        </w:rPr>
+        <w:t>tmp</w:t>
+      </w:r>
+      <w:proofErr w:type="spellEnd"/>
+      <w:r>
+        <w:rPr>
+          <w:color w:val="2E74B5" w:themeColor="accent5" w:themeShade="BF"/>
+          <w:lang w:val="en-US"/>
+        </w:rPr>
+        <w:t>/ivy --master spark://spark-master:7077 --packages org.apache.spark:spark-sql-kafka-0-10_2.12:3.5.3 /opt/spark/work-</w:t>
+      </w:r>
+      <w:proofErr w:type="spellStart"/>
+      <w:r>
+        <w:rPr>
+          <w:color w:val="2E74B5" w:themeColor="accent5" w:themeShade="BF"/>
+          <w:lang w:val="en-US"/>
+        </w:rPr>
+        <w:t>dir</w:t>
+      </w:r>
+      <w:proofErr w:type="spellEnd"/>
+      <w:r>
+        <w:rPr>
+          <w:color w:val="2E74B5" w:themeColor="accent5" w:themeShade="BF"/>
+          <w:lang w:val="en-US"/>
+        </w:rPr>
+        <w:t>/spark_kafka_json_to_parquet_v2.py"</w:t>
+      </w:r>
+    </w:p>
+    <w:p>
+      <w:pPr>
+        <w:rPr>
+          <w:color w:val="2E74B5" w:themeColor="accent5" w:themeShade="BF"/>
+        </w:rPr>
+      </w:pPr>
+      <w:r>
+        <w:rPr>
+          <w:rFonts w:ascii="Segoe UI Emoji" w:hAnsi="Segoe UI Emoji" w:cs="Segoe UI Emoji"/>
+          <w:color w:val="2E74B5" w:themeColor="accent5" w:themeShade="BF"/>
+        </w:rPr>
+        <w:t>✅</w:t>
+      </w:r>
+      <w:r>
+        <w:rPr>
+          <w:color w:val="2E74B5" w:themeColor="accent5" w:themeShade="BF"/>
+        </w:rPr>
+        <w:t xml:space="preserve"> Vérification :</w:t>
+      </w:r>
+    </w:p>
+    <w:p>
+      <w:pPr>
+        <w:numPr>
+          <w:ilvl w:val="0"/>
+          <w:numId w:val="5"/>
+        </w:numPr>
+        <w:rPr>
+          <w:color w:val="2E74B5" w:themeColor="accent5" w:themeShade="BF"/>
+        </w:rPr>
+      </w:pPr>
+      <w:r>
+        <w:rPr>
+          <w:color w:val="2E74B5" w:themeColor="accent5" w:themeShade="BF"/>
+        </w:rPr>
+        <w:t>Ouvre Spark UI : http://localhost:8080</w:t>
+      </w:r>
+    </w:p>
+    <w:p>
+      <w:pPr>
+        <w:numPr>
+          <w:ilvl w:val="0"/>
+          <w:numId w:val="5"/>
+        </w:numPr>
+        <w:rPr>
+          <w:color w:val="2E74B5" w:themeColor="accent5" w:themeShade="BF"/>
+        </w:rPr>
+      </w:pPr>
+      <w:r>
+        <w:rPr>
+          <w:color w:val="2E74B5" w:themeColor="accent5" w:themeShade="BF"/>
+        </w:rPr>
+        <w:t xml:space="preserve">Tu dois voir l’app </w:t>
+      </w:r>
+      <w:r>
+        <w:rPr>
+          <w:b/>
+          <w:bCs/>
+          <w:color w:val="2E74B5" w:themeColor="accent5" w:themeShade="BF"/>
+        </w:rPr>
+        <w:t>RUNNING</w:t>
+      </w:r>
+      <w:r>
+        <w:rPr>
+          <w:color w:val="2E74B5" w:themeColor="accent5" w:themeShade="BF"/>
+        </w:rPr>
+        <w:t>.</w:t>
+      </w:r>
+    </w:p>
+    <w:p>
+      <w:pPr>
+        <w:rPr>
+          <w:color w:val="2E74B5" w:themeColor="accent5" w:themeShade="BF"/>
+        </w:rPr>
+      </w:pPr>
+      <w:r>
+        <w:rPr>
+          <w:color w:val="2E74B5" w:themeColor="accent5" w:themeShade="BF"/>
+        </w:rPr>
+        <w:pict w14:anchorId="49651C2C">
+          <v:rect id="_x0000_i1109" style="width:0;height:1.5pt" o:hralign="center" o:hrstd="t" o:hr="t" fillcolor="#a0a0a0" stroked="f"/>
+        </w:pict>
+      </w:r>
+    </w:p>
+    <w:p>
+      <w:pPr>
+        <w:rPr>
+          <w:b/>
+          <w:bCs/>
+          <w:color w:val="2E74B5" w:themeColor="accent5" w:themeShade="BF"/>
+        </w:rPr>
+      </w:pPr>
+      <w:r>
+        <w:rPr>
+          <w:b/>
+          <w:bCs/>
+          <w:color w:val="2E74B5" w:themeColor="accent5" w:themeShade="BF"/>
+        </w:rPr>
+        <w:t>5) Vérifier que Parquet s’écrit vraiment (obligatoire)</w:t>
+      </w:r>
+    </w:p>
+    <w:p>
+      <w:pPr>
+        <w:rPr>
+          <w:b/>
+          <w:bCs/>
+          <w:color w:val="2E74B5" w:themeColor="accent5" w:themeShade="BF"/>
+          <w:lang w:val="en-US"/>
+        </w:rPr>
+      </w:pPr>
+      <w:r>
+        <w:rPr>
+          <w:b/>
+          <w:bCs/>
+          <w:color w:val="2E74B5" w:themeColor="accent5" w:themeShade="BF"/>
+          <w:lang w:val="en-US"/>
+        </w:rPr>
+        <w:t>Dans Spark master :</w:t>
+      </w:r>
+    </w:p>
+    <w:p>
+      <w:pPr>
+        <w:rPr>
+          <w:color w:val="2E74B5" w:themeColor="accent5" w:themeShade="BF"/>
+          <w:lang w:val="en-US"/>
+        </w:rPr>
+      </w:pPr>
+      <w:r>
+        <w:rPr>
+          <w:color w:val="2E74B5" w:themeColor="accent5" w:themeShade="BF"/>
+          <w:lang w:val="en-US"/>
+        </w:rPr>
+        <w:t>docker exec -it final_project-spark-master-1 bash -lc "ls -</w:t>
+      </w:r>
+      <w:proofErr w:type="spellStart"/>
+      <w:r>
+        <w:rPr>
+          <w:color w:val="2E74B5" w:themeColor="accent5" w:themeShade="BF"/>
+          <w:lang w:val="en-US"/>
+        </w:rPr>
+        <w:t>lah</w:t>
+      </w:r>
+      <w:proofErr w:type="spellEnd"/>
+      <w:r>
+        <w:rPr>
+          <w:color w:val="2E74B5" w:themeColor="accent5" w:themeShade="BF"/>
+          <w:lang w:val="en-US"/>
+        </w:rPr>
+        <w:t xml:space="preserve"> /opt/</w:t>
+      </w:r>
+      <w:proofErr w:type="spellStart"/>
+      <w:r>
+        <w:rPr>
+          <w:color w:val="2E74B5" w:themeColor="accent5" w:themeShade="BF"/>
+          <w:lang w:val="en-US"/>
+        </w:rPr>
+        <w:t>project_data</w:t>
+      </w:r>
+      <w:proofErr w:type="spellEnd"/>
+      <w:r>
+        <w:rPr>
+          <w:color w:val="2E74B5" w:themeColor="accent5" w:themeShade="BF"/>
+          <w:lang w:val="en-US"/>
+        </w:rPr>
+        <w:t>/parquet_events_v2 | tail -n 10"</w:t>
+      </w:r>
+    </w:p>
+    <w:p>
+      <w:pPr>
+        <w:rPr>
+          <w:b/>
+          <w:bCs/>
+          <w:color w:val="2E74B5" w:themeColor="accent5" w:themeShade="BF"/>
+        </w:rPr>
+      </w:pPr>
+      <w:r>
+        <w:rPr>
+          <w:b/>
+          <w:bCs/>
+          <w:color w:val="2E74B5" w:themeColor="accent5" w:themeShade="BF"/>
+        </w:rPr>
+        <w:t>Sur Windows (même dossier monté)</w:t>
+      </w:r>
+    </w:p>
+    <w:p>
+      <w:pPr>
+        <w:rPr>
+          <w:color w:val="2E74B5" w:themeColor="accent5" w:themeShade="BF"/>
+        </w:rPr>
+      </w:pPr>
+      <w:proofErr w:type="spellStart"/>
+      <w:r>
+        <w:rPr>
+          <w:color w:val="2E74B5" w:themeColor="accent5" w:themeShade="BF"/>
+        </w:rPr>
+        <w:t>dir</w:t>
+      </w:r>
+      <w:proofErr w:type="spellEnd"/>
+      <w:r>
+        <w:rPr>
+          <w:color w:val="2E74B5" w:themeColor="accent5" w:themeShade="BF"/>
+        </w:rPr>
+        <w:t xml:space="preserve"> data\parquet_events_v2 /o:-d /</w:t>
+      </w:r>
+      <w:proofErr w:type="spellStart"/>
+      <w:r>
+        <w:rPr>
+          <w:color w:val="2E74B5" w:themeColor="accent5" w:themeShade="BF"/>
+        </w:rPr>
+        <w:t>t:w</w:t>
+      </w:r>
+      <w:proofErr w:type="spellEnd"/>
+    </w:p>
+    <w:p>
+      <w:pPr>
+        <w:rPr>
+          <w:color w:val="2E74B5" w:themeColor="accent5" w:themeShade="BF"/>
+        </w:rPr>
+      </w:pPr>
+      <w:r>
+        <w:rPr>
+          <w:rFonts w:ascii="Segoe UI Emoji" w:hAnsi="Segoe UI Emoji" w:cs="Segoe UI Emoji"/>
+          <w:color w:val="2E74B5" w:themeColor="accent5" w:themeShade="BF"/>
+        </w:rPr>
+        <w:t>➡️</w:t>
+      </w:r>
+      <w:r>
+        <w:rPr>
+          <w:color w:val="2E74B5" w:themeColor="accent5" w:themeShade="BF"/>
+        </w:rPr>
+        <w:t xml:space="preserve"> </w:t>
+      </w:r>
+      <w:r>
+        <w:rPr>
+          <w:b/>
+          <w:bCs/>
+          <w:color w:val="2E74B5" w:themeColor="accent5" w:themeShade="BF"/>
+        </w:rPr>
+        <w:t>Attendu :</w:t>
+      </w:r>
+      <w:r>
+        <w:rPr>
+          <w:color w:val="2E74B5" w:themeColor="accent5" w:themeShade="BF"/>
+        </w:rPr>
+        <w:t xml:space="preserve"> quand tu envoies des </w:t>
+      </w:r>
+      <w:proofErr w:type="spellStart"/>
+      <w:r>
+        <w:rPr>
+          <w:color w:val="2E74B5" w:themeColor="accent5" w:themeShade="BF"/>
+        </w:rPr>
+        <w:t>events</w:t>
+      </w:r>
+      <w:proofErr w:type="spellEnd"/>
+      <w:r>
+        <w:rPr>
+          <w:color w:val="2E74B5" w:themeColor="accent5" w:themeShade="BF"/>
+        </w:rPr>
+        <w:t xml:space="preserve"> (étape 6), tu vois de nouveaux part-*.parquet apparaître ou la date de </w:t>
+      </w:r>
+      <w:proofErr w:type="spellStart"/>
+      <w:r>
+        <w:rPr>
+          <w:color w:val="2E74B5" w:themeColor="accent5" w:themeShade="BF"/>
+        </w:rPr>
+        <w:t>modif</w:t>
+      </w:r>
+      <w:proofErr w:type="spellEnd"/>
+      <w:r>
+        <w:rPr>
+          <w:color w:val="2E74B5" w:themeColor="accent5" w:themeShade="BF"/>
+        </w:rPr>
+        <w:t xml:space="preserve"> changer.</w:t>
+      </w:r>
+    </w:p>
+    <w:p>
+      <w:pPr>
+        <w:rPr>
+          <w:color w:val="2E74B5" w:themeColor="accent5" w:themeShade="BF"/>
+        </w:rPr>
+      </w:pPr>
+      <w:r>
+        <w:rPr>
+          <w:color w:val="2E74B5" w:themeColor="accent5" w:themeShade="BF"/>
+        </w:rPr>
+        <w:pict w14:anchorId="46F6A218">
+          <v:rect id="_x0000_i1110" style="width:0;height:1.5pt" o:hralign="center" o:hrstd="t" o:hr="t" fillcolor="#a0a0a0" stroked="f"/>
+        </w:pict>
+      </w:r>
+    </w:p>
+    <w:p>
+      <w:pPr>
+        <w:rPr>
+          <w:b/>
+          <w:bCs/>
+          <w:color w:val="2E74B5" w:themeColor="accent5" w:themeShade="BF"/>
+        </w:rPr>
+      </w:pPr>
+      <w:r>
+        <w:rPr>
+          <w:b/>
+          <w:bCs/>
+          <w:color w:val="2E74B5" w:themeColor="accent5" w:themeShade="BF"/>
+        </w:rPr>
+        <w:t xml:space="preserve">6) Lancer </w:t>
+      </w:r>
+      <w:proofErr w:type="spellStart"/>
+      <w:r>
+        <w:rPr>
+          <w:b/>
+          <w:bCs/>
+          <w:color w:val="2E74B5" w:themeColor="accent5" w:themeShade="BF"/>
+        </w:rPr>
+        <w:t>Streamlit</w:t>
+      </w:r>
+      <w:proofErr w:type="spellEnd"/>
+      <w:r>
+        <w:rPr>
+          <w:b/>
+          <w:bCs/>
+          <w:color w:val="2E74B5" w:themeColor="accent5" w:themeShade="BF"/>
+        </w:rPr>
+        <w:t xml:space="preserve"> (</w:t>
+      </w:r>
+      <w:proofErr w:type="spellStart"/>
+      <w:r>
+        <w:rPr>
+          <w:b/>
+          <w:bCs/>
+          <w:color w:val="2E74B5" w:themeColor="accent5" w:themeShade="BF"/>
+        </w:rPr>
+        <w:t>dashboard</w:t>
+      </w:r>
+      <w:proofErr w:type="spellEnd"/>
+      <w:r>
+        <w:rPr>
+          <w:b/>
+          <w:bCs/>
+          <w:color w:val="2E74B5" w:themeColor="accent5" w:themeShade="BF"/>
+        </w:rPr>
+        <w:t>)</w:t>
+      </w:r>
+    </w:p>
+    <w:p>
+      <w:pPr>
+        <w:rPr>
+          <w:color w:val="2E74B5" w:themeColor="accent5" w:themeShade="BF"/>
+        </w:rPr>
+      </w:pPr>
+      <w:r>
+        <w:rPr>
+          <w:color w:val="2E74B5" w:themeColor="accent5" w:themeShade="BF"/>
+        </w:rPr>
+        <w:t xml:space="preserve">Dans ton </w:t>
+      </w:r>
+      <w:proofErr w:type="spellStart"/>
+      <w:r>
+        <w:rPr>
+          <w:color w:val="2E74B5" w:themeColor="accent5" w:themeShade="BF"/>
+        </w:rPr>
+        <w:t>venv</w:t>
+      </w:r>
+      <w:proofErr w:type="spellEnd"/>
+      <w:r>
+        <w:rPr>
+          <w:color w:val="2E74B5" w:themeColor="accent5" w:themeShade="BF"/>
+        </w:rPr>
+        <w:t xml:space="preserve"> :</w:t>
+      </w:r>
+    </w:p>
+    <w:p>
+      <w:pPr>
+        <w:rPr>
+          <w:color w:val="2E74B5" w:themeColor="accent5" w:themeShade="BF"/>
+          <w:lang w:val="en-US"/>
+        </w:rPr>
+      </w:pPr>
+      <w:proofErr w:type="spellStart"/>
+      <w:r>
+        <w:rPr>
+          <w:color w:val="2E74B5" w:themeColor="accent5" w:themeShade="BF"/>
+          <w:lang w:val="en-US"/>
+        </w:rPr>
+        <w:t>streamlit</w:t>
+      </w:r>
+      <w:proofErr w:type="spellEnd"/>
+      <w:r>
+        <w:rPr>
+          <w:color w:val="2E74B5" w:themeColor="accent5" w:themeShade="BF"/>
+          <w:lang w:val="en-US"/>
+        </w:rPr>
+        <w:t xml:space="preserve"> run src\dashboard\app.py</w:t>
+      </w:r>
+    </w:p>
+    <w:p>
+      <w:pPr>
+        <w:rPr>
+          <w:color w:val="2E74B5" w:themeColor="accent5" w:themeShade="BF"/>
+        </w:rPr>
+      </w:pPr>
+      <w:r>
+        <w:rPr>
+          <w:color w:val="2E74B5" w:themeColor="accent5" w:themeShade="BF"/>
+        </w:rPr>
+        <w:t>Ouvre :</w:t>
+      </w:r>
+    </w:p>
+    <w:p>
+      <w:pPr>
+        <w:numPr>
+          <w:ilvl w:val="0"/>
+          <w:numId w:val="6"/>
+        </w:numPr>
+        <w:rPr>
+          <w:color w:val="2E74B5" w:themeColor="accent5" w:themeShade="BF"/>
+        </w:rPr>
+      </w:pPr>
+      <w:r>
+        <w:rPr>
+          <w:color w:val="2E74B5" w:themeColor="accent5" w:themeShade="BF"/>
+        </w:rPr>
+        <w:t>http://localhost:8501</w:t>
+      </w:r>
+    </w:p>
+    <w:p>
+      <w:pPr>
+        <w:rPr>
+          <w:color w:val="2E74B5" w:themeColor="accent5" w:themeShade="BF"/>
+        </w:rPr>
+      </w:pPr>
+      <w:r>
+        <w:rPr>
+          <w:color w:val="2E74B5" w:themeColor="accent5" w:themeShade="BF"/>
+        </w:rPr>
+        <w:pict w14:anchorId="7EB551F3">
+          <v:rect id="_x0000_i1111" style="width:0;height:1.5pt" o:hralign="center" o:hrstd="t" o:hr="t" fillcolor="#a0a0a0" stroked="f"/>
+        </w:pict>
+      </w:r>
+    </w:p>
+    <w:p>
+      <w:pPr>
+        <w:rPr>
+          <w:b/>
+          <w:bCs/>
+          <w:color w:val="2E74B5" w:themeColor="accent5" w:themeShade="BF"/>
+          <w:lang w:val="en-US"/>
+        </w:rPr>
+      </w:pPr>
+      <w:r>
+        <w:rPr>
+          <w:b/>
+          <w:bCs/>
+          <w:color w:val="2E74B5" w:themeColor="accent5" w:themeShade="BF"/>
+          <w:lang w:val="en-US"/>
+        </w:rPr>
+        <w:t xml:space="preserve">7) Test live </w:t>
+      </w:r>
+      <w:proofErr w:type="spellStart"/>
+      <w:r>
+        <w:rPr>
+          <w:b/>
+          <w:bCs/>
+          <w:color w:val="2E74B5" w:themeColor="accent5" w:themeShade="BF"/>
+          <w:lang w:val="en-US"/>
+        </w:rPr>
+        <w:t>complet</w:t>
+      </w:r>
+      <w:proofErr w:type="spellEnd"/>
+      <w:r>
+        <w:rPr>
+          <w:b/>
+          <w:bCs/>
+          <w:color w:val="2E74B5" w:themeColor="accent5" w:themeShade="BF"/>
+          <w:lang w:val="en-US"/>
+        </w:rPr>
+        <w:t xml:space="preserve"> (Webcam → Kafka → Spark → Parquet → Analytics)</w:t>
+      </w:r>
+    </w:p>
+    <w:p>
+      <w:pPr>
+        <w:numPr>
+          <w:ilvl w:val="0"/>
+          <w:numId w:val="7"/>
+        </w:numPr>
+        <w:rPr>
+          <w:color w:val="2E74B5" w:themeColor="accent5" w:themeShade="BF"/>
+        </w:rPr>
+      </w:pPr>
+      <w:r>
+        <w:rPr>
+          <w:color w:val="2E74B5" w:themeColor="accent5" w:themeShade="BF"/>
+        </w:rPr>
+        <w:t xml:space="preserve">Onglet </w:t>
+      </w:r>
+      <w:r>
+        <w:rPr>
+          <w:b/>
+          <w:bCs/>
+          <w:color w:val="2E74B5" w:themeColor="accent5" w:themeShade="BF"/>
+        </w:rPr>
+        <w:t>Live</w:t>
+      </w:r>
+      <w:r>
+        <w:rPr>
+          <w:color w:val="2E74B5" w:themeColor="accent5" w:themeShade="BF"/>
+        </w:rPr>
+        <w:t xml:space="preserve"> : clique </w:t>
+      </w:r>
+      <w:r>
+        <w:rPr>
+          <w:b/>
+          <w:bCs/>
+          <w:color w:val="2E74B5" w:themeColor="accent5" w:themeShade="BF"/>
+        </w:rPr>
+        <w:t>Start Live</w:t>
+      </w:r>
+    </w:p>
+    <w:p>
+      <w:pPr>
+        <w:numPr>
+          <w:ilvl w:val="0"/>
+          <w:numId w:val="7"/>
+        </w:numPr>
+        <w:rPr>
+          <w:color w:val="2E74B5" w:themeColor="accent5" w:themeShade="BF"/>
+        </w:rPr>
+      </w:pPr>
+      <w:r>
+        <w:rPr>
+          <w:color w:val="2E74B5" w:themeColor="accent5" w:themeShade="BF"/>
+        </w:rPr>
+        <w:t>Vérifie que tu vois l’image + rectangles</w:t>
+      </w:r>
+    </w:p>
+    <w:p>
+      <w:pPr>
+        <w:numPr>
+          <w:ilvl w:val="0"/>
+          <w:numId w:val="7"/>
+        </w:numPr>
+        <w:rPr>
+          <w:color w:val="2E74B5" w:themeColor="accent5" w:themeShade="BF"/>
+        </w:rPr>
+      </w:pPr>
+      <w:r>
+        <w:rPr>
+          <w:color w:val="2E74B5" w:themeColor="accent5" w:themeShade="BF"/>
+        </w:rPr>
+        <w:t>Vérifie la fenêtre Kafka consumer (étape 2.2) : les JSON doivent arriver</w:t>
+      </w:r>
+    </w:p>
+    <w:p>
+      <w:pPr>
+        <w:numPr>
+          <w:ilvl w:val="0"/>
+          <w:numId w:val="7"/>
+        </w:numPr>
+        <w:rPr>
+          <w:color w:val="2E74B5" w:themeColor="accent5" w:themeShade="BF"/>
+        </w:rPr>
+      </w:pPr>
+      <w:r>
+        <w:rPr>
+          <w:color w:val="2E74B5" w:themeColor="accent5" w:themeShade="BF"/>
+        </w:rPr>
+        <w:t>Vérifie Parquet (étape 5) : nouveaux fichiers / timestamps</w:t>
+      </w:r>
+    </w:p>
+    <w:p>
+      <w:pPr>
+        <w:numPr>
+          <w:ilvl w:val="0"/>
+          <w:numId w:val="7"/>
+        </w:numPr>
+        <w:rPr>
+          <w:color w:val="2E74B5" w:themeColor="accent5" w:themeShade="BF"/>
+        </w:rPr>
+      </w:pPr>
+      <w:r>
+        <w:rPr>
+          <w:color w:val="2E74B5" w:themeColor="accent5" w:themeShade="BF"/>
+        </w:rPr>
+        <w:t xml:space="preserve">Onglet </w:t>
+      </w:r>
+      <w:r>
+        <w:rPr>
+          <w:b/>
+          <w:bCs/>
+          <w:color w:val="2E74B5" w:themeColor="accent5" w:themeShade="BF"/>
+        </w:rPr>
+        <w:t>Analytics</w:t>
+      </w:r>
+      <w:r>
+        <w:rPr>
+          <w:color w:val="2E74B5" w:themeColor="accent5" w:themeShade="BF"/>
+        </w:rPr>
+        <w:t xml:space="preserve"> : doit afficher des </w:t>
+      </w:r>
+      <w:proofErr w:type="spellStart"/>
+      <w:r>
+        <w:rPr>
+          <w:color w:val="2E74B5" w:themeColor="accent5" w:themeShade="BF"/>
+        </w:rPr>
+        <w:t>rows</w:t>
+      </w:r>
+      <w:proofErr w:type="spellEnd"/>
+      <w:r>
+        <w:rPr>
+          <w:color w:val="2E74B5" w:themeColor="accent5" w:themeShade="BF"/>
+        </w:rPr>
+        <w:t xml:space="preserve"> + graph qui évoluent</w:t>
+      </w:r>
+    </w:p>
+    <w:p>
+      <w:pPr>
+        <w:rPr>
+          <w:color w:val="2E74B5" w:themeColor="accent5" w:themeShade="BF"/>
+        </w:rPr>
+      </w:pPr>
+      <w:r>
+        <w:rPr>
+          <w:color w:val="2E74B5" w:themeColor="accent5" w:themeShade="BF"/>
+        </w:rPr>
+        <w:pict w14:anchorId="0D15D250">
+          <v:rect id="_x0000_i1112" style="width:0;height:1.5pt" o:hralign="center" o:hrstd="t" o:hr="t" fillcolor="#a0a0a0" stroked="f"/>
+        </w:pict>
+      </w:r>
+    </w:p>
+    <w:p>
+      <w:pPr>
+        <w:rPr>
+          <w:b/>
+          <w:bCs/>
+          <w:color w:val="2E74B5" w:themeColor="accent5" w:themeShade="BF"/>
+        </w:rPr>
+      </w:pPr>
+      <w:r>
+        <w:rPr>
+          <w:rFonts w:ascii="Segoe UI Emoji" w:hAnsi="Segoe UI Emoji" w:cs="Segoe UI Emoji"/>
+          <w:b/>
+          <w:bCs/>
+          <w:color w:val="2E74B5" w:themeColor="accent5" w:themeShade="BF"/>
+        </w:rPr>
+        <w:t>🧯</w:t>
+      </w:r>
+      <w:r>
+        <w:rPr>
+          <w:b/>
+          <w:bCs/>
+          <w:color w:val="2E74B5" w:themeColor="accent5" w:themeShade="BF"/>
+        </w:rPr>
+        <w:t xml:space="preserve"> Si quelque chose ne marche pas : diagnostic rapide</w:t>
+      </w:r>
+    </w:p>
+    <w:p>
+      <w:pPr>
+        <w:rPr>
+          <w:b/>
+          <w:bCs/>
+          <w:color w:val="2E74B5" w:themeColor="accent5" w:themeShade="BF"/>
+        </w:rPr>
+      </w:pPr>
+      <w:r>
+        <w:rPr>
+          <w:b/>
+          <w:bCs/>
+          <w:color w:val="2E74B5" w:themeColor="accent5" w:themeShade="BF"/>
+        </w:rPr>
+        <w:t>A) Kafka reçoit mais Parquet n’augmente pas</w:t>
+      </w:r>
+    </w:p>
+    <w:p>
+      <w:pPr>
+        <w:numPr>
+          <w:ilvl w:val="0"/>
+          <w:numId w:val="8"/>
+        </w:numPr>
+        <w:rPr>
+          <w:color w:val="2E74B5" w:themeColor="accent5" w:themeShade="BF"/>
+          <w:lang w:val="en-US"/>
+        </w:rPr>
+      </w:pPr>
+      <w:r>
+        <w:rPr>
+          <w:color w:val="2E74B5" w:themeColor="accent5" w:themeShade="BF"/>
+          <w:lang w:val="en-US"/>
+        </w:rPr>
+        <w:t>Spark job pas RUNNING (Spark UI).</w:t>
+      </w:r>
+    </w:p>
+    <w:p>
+      <w:pPr>
+        <w:numPr>
+          <w:ilvl w:val="0"/>
+          <w:numId w:val="8"/>
+        </w:numPr>
+        <w:rPr>
+          <w:color w:val="2E74B5" w:themeColor="accent5" w:themeShade="BF"/>
+        </w:rPr>
+      </w:pPr>
+      <w:r>
+        <w:rPr>
+          <w:color w:val="2E74B5" w:themeColor="accent5" w:themeShade="BF"/>
+        </w:rPr>
+        <w:lastRenderedPageBreak/>
+        <w:t>Checkpoint bloqué → refaire étape 3.</w:t>
+      </w:r>
+    </w:p>
+    <w:p>
+      <w:pPr>
+        <w:numPr>
+          <w:ilvl w:val="0"/>
+          <w:numId w:val="8"/>
+        </w:numPr>
+        <w:rPr>
+          <w:color w:val="2E74B5" w:themeColor="accent5" w:themeShade="BF"/>
+        </w:rPr>
+      </w:pPr>
+      <w:r>
+        <w:rPr>
+          <w:color w:val="2E74B5" w:themeColor="accent5" w:themeShade="BF"/>
+        </w:rPr>
+        <w:t>Script Spark doit avoir :</w:t>
+      </w:r>
+    </w:p>
+    <w:p>
+      <w:pPr>
+        <w:numPr>
+          <w:ilvl w:val="1"/>
+          <w:numId w:val="8"/>
+        </w:numPr>
+        <w:rPr>
+          <w:color w:val="2E74B5" w:themeColor="accent5" w:themeShade="BF"/>
+        </w:rPr>
+      </w:pPr>
+      <w:proofErr w:type="spellStart"/>
+      <w:r>
+        <w:rPr>
+          <w:color w:val="2E74B5" w:themeColor="accent5" w:themeShade="BF"/>
+        </w:rPr>
+        <w:t>startingOffsets</w:t>
+      </w:r>
+      <w:proofErr w:type="spellEnd"/>
+      <w:r>
+        <w:rPr>
+          <w:color w:val="2E74B5" w:themeColor="accent5" w:themeShade="BF"/>
+        </w:rPr>
+        <w:t>="</w:t>
+      </w:r>
+      <w:proofErr w:type="spellStart"/>
+      <w:r>
+        <w:rPr>
+          <w:color w:val="2E74B5" w:themeColor="accent5" w:themeShade="BF"/>
+        </w:rPr>
+        <w:t>latest</w:t>
+      </w:r>
+      <w:proofErr w:type="spellEnd"/>
+      <w:r>
+        <w:rPr>
+          <w:color w:val="2E74B5" w:themeColor="accent5" w:themeShade="BF"/>
+        </w:rPr>
+        <w:t>"</w:t>
+      </w:r>
+    </w:p>
+    <w:p>
+      <w:pPr>
+        <w:numPr>
+          <w:ilvl w:val="1"/>
+          <w:numId w:val="8"/>
+        </w:numPr>
+        <w:rPr>
+          <w:color w:val="2E74B5" w:themeColor="accent5" w:themeShade="BF"/>
+        </w:rPr>
+      </w:pPr>
+      <w:proofErr w:type="spellStart"/>
+      <w:r>
+        <w:rPr>
+          <w:color w:val="2E74B5" w:themeColor="accent5" w:themeShade="BF"/>
+        </w:rPr>
+        <w:t>failOnDataLoss</w:t>
+      </w:r>
+      <w:proofErr w:type="spellEnd"/>
+      <w:r>
+        <w:rPr>
+          <w:color w:val="2E74B5" w:themeColor="accent5" w:themeShade="BF"/>
+        </w:rPr>
+        <w:t>="false"</w:t>
+      </w:r>
+      <w:r>
+        <w:rPr>
+          <w:color w:val="2E74B5" w:themeColor="accent5" w:themeShade="BF"/>
+        </w:rPr>
+        <w:br/>
+        <w:t>(on corrigera si besoin)</w:t>
+      </w:r>
+    </w:p>
+    <w:p>
+      <w:pPr>
+        <w:rPr>
+          <w:b/>
+          <w:bCs/>
+          <w:color w:val="2E74B5" w:themeColor="accent5" w:themeShade="BF"/>
+        </w:rPr>
+      </w:pPr>
+      <w:r>
+        <w:rPr>
+          <w:b/>
+          <w:bCs/>
+          <w:color w:val="2E74B5" w:themeColor="accent5" w:themeShade="BF"/>
+        </w:rPr>
+        <w:t>B) Live lent</w:t>
+      </w:r>
+    </w:p>
+    <w:p>
+      <w:pPr>
+        <w:numPr>
+          <w:ilvl w:val="0"/>
+          <w:numId w:val="9"/>
+        </w:numPr>
+        <w:rPr>
+          <w:color w:val="2E74B5" w:themeColor="accent5" w:themeShade="BF"/>
+        </w:rPr>
+      </w:pPr>
+      <w:r>
+        <w:rPr>
+          <w:color w:val="2E74B5" w:themeColor="accent5" w:themeShade="BF"/>
+        </w:rPr>
+        <w:t>Réduire :</w:t>
+      </w:r>
+    </w:p>
+    <w:p>
+      <w:pPr>
+        <w:numPr>
+          <w:ilvl w:val="1"/>
+          <w:numId w:val="9"/>
+        </w:numPr>
+        <w:rPr>
+          <w:color w:val="2E74B5" w:themeColor="accent5" w:themeShade="BF"/>
+        </w:rPr>
+      </w:pPr>
+      <w:proofErr w:type="spellStart"/>
+      <w:r>
+        <w:rPr>
+          <w:color w:val="2E74B5" w:themeColor="accent5" w:themeShade="BF"/>
+        </w:rPr>
+        <w:t>cam_w</w:t>
+      </w:r>
+      <w:proofErr w:type="spellEnd"/>
+      <w:r>
+        <w:rPr>
+          <w:color w:val="2E74B5" w:themeColor="accent5" w:themeShade="BF"/>
+        </w:rPr>
+        <w:t xml:space="preserve">=640, </w:t>
+      </w:r>
+      <w:proofErr w:type="spellStart"/>
+      <w:r>
+        <w:rPr>
+          <w:color w:val="2E74B5" w:themeColor="accent5" w:themeShade="BF"/>
+        </w:rPr>
+        <w:t>cam_h</w:t>
+      </w:r>
+      <w:proofErr w:type="spellEnd"/>
+      <w:r>
+        <w:rPr>
+          <w:color w:val="2E74B5" w:themeColor="accent5" w:themeShade="BF"/>
+        </w:rPr>
+        <w:t>=480</w:t>
+      </w:r>
+    </w:p>
+    <w:p>
+      <w:pPr>
+        <w:numPr>
+          <w:ilvl w:val="1"/>
+          <w:numId w:val="9"/>
+        </w:numPr>
+        <w:rPr>
+          <w:color w:val="2E74B5" w:themeColor="accent5" w:themeShade="BF"/>
+        </w:rPr>
+      </w:pPr>
+      <w:proofErr w:type="spellStart"/>
+      <w:r>
+        <w:rPr>
+          <w:color w:val="2E74B5" w:themeColor="accent5" w:themeShade="BF"/>
+        </w:rPr>
+        <w:t>fps_limit</w:t>
+      </w:r>
+      <w:proofErr w:type="spellEnd"/>
+      <w:r>
+        <w:rPr>
+          <w:color w:val="2E74B5" w:themeColor="accent5" w:themeShade="BF"/>
+        </w:rPr>
+        <w:t>=8</w:t>
+      </w:r>
+    </w:p>
+    <w:p>
+      <w:pPr>
+        <w:numPr>
+          <w:ilvl w:val="1"/>
+          <w:numId w:val="9"/>
+        </w:numPr>
+        <w:rPr>
+          <w:color w:val="2E74B5" w:themeColor="accent5" w:themeShade="BF"/>
+        </w:rPr>
+      </w:pPr>
+      <w:proofErr w:type="spellStart"/>
+      <w:r>
+        <w:rPr>
+          <w:color w:val="2E74B5" w:themeColor="accent5" w:themeShade="BF"/>
+        </w:rPr>
+        <w:t>display_max_width</w:t>
+      </w:r>
+      <w:proofErr w:type="spellEnd"/>
+      <w:r>
+        <w:rPr>
+          <w:color w:val="2E74B5" w:themeColor="accent5" w:themeShade="BF"/>
+        </w:rPr>
+        <w:t>=720 (ou 640)</w:t>
+      </w:r>
+    </w:p>
+    <w:p>
+      <w:pPr>
+        <w:numPr>
+          <w:ilvl w:val="0"/>
+          <w:numId w:val="9"/>
+        </w:numPr>
+        <w:rPr>
+          <w:color w:val="2E74B5" w:themeColor="accent5" w:themeShade="BF"/>
+        </w:rPr>
+      </w:pPr>
+      <w:r>
+        <w:rPr>
+          <w:color w:val="2E74B5" w:themeColor="accent5" w:themeShade="BF"/>
+        </w:rPr>
+        <w:t xml:space="preserve">Laisser </w:t>
+      </w:r>
+      <w:proofErr w:type="spellStart"/>
+      <w:r>
+        <w:rPr>
+          <w:color w:val="2E74B5" w:themeColor="accent5" w:themeShade="BF"/>
+        </w:rPr>
+        <w:t>st_autorefresh</w:t>
+      </w:r>
+      <w:proofErr w:type="spellEnd"/>
+      <w:r>
+        <w:rPr>
+          <w:color w:val="2E74B5" w:themeColor="accent5" w:themeShade="BF"/>
+        </w:rPr>
+        <w:t xml:space="preserve"> autour de 200–300ms</w:t>
+      </w:r>
+    </w:p>
+    <w:p>
+      <w:pPr>
+        <w:rPr>
+          <w:b/>
+          <w:bCs/>
+          <w:color w:val="2E74B5" w:themeColor="accent5" w:themeShade="BF"/>
+        </w:rPr>
+      </w:pPr>
+      <w:r>
+        <w:rPr>
+          <w:b/>
+          <w:bCs/>
+          <w:color w:val="2E74B5" w:themeColor="accent5" w:themeShade="BF"/>
+        </w:rPr>
+        <w:t>C) Stop lent</w:t>
+      </w:r>
+    </w:p>
+    <w:p>
+      <w:pPr>
+        <w:numPr>
+          <w:ilvl w:val="0"/>
+          <w:numId w:val="10"/>
+        </w:numPr>
+        <w:rPr>
+          <w:color w:val="2E74B5" w:themeColor="accent5" w:themeShade="BF"/>
+        </w:rPr>
+      </w:pPr>
+      <w:r>
+        <w:rPr>
+          <w:color w:val="2E74B5" w:themeColor="accent5" w:themeShade="BF"/>
+        </w:rPr>
+        <w:t xml:space="preserve">Normal parfois avec </w:t>
+      </w:r>
+      <w:proofErr w:type="spellStart"/>
+      <w:r>
+        <w:rPr>
+          <w:color w:val="2E74B5" w:themeColor="accent5" w:themeShade="BF"/>
+        </w:rPr>
+        <w:t>Streamlit</w:t>
+      </w:r>
+      <w:proofErr w:type="spellEnd"/>
+      <w:r>
+        <w:rPr>
+          <w:color w:val="2E74B5" w:themeColor="accent5" w:themeShade="BF"/>
+        </w:rPr>
+        <w:t xml:space="preserve"> + thread webcam.</w:t>
+      </w:r>
+    </w:p>
+    <w:p>
+      <w:pPr>
+        <w:numPr>
+          <w:ilvl w:val="0"/>
+          <w:numId w:val="10"/>
+        </w:numPr>
+        <w:rPr>
+          <w:color w:val="2E74B5" w:themeColor="accent5" w:themeShade="BF"/>
+        </w:rPr>
+      </w:pPr>
+      <w:r>
+        <w:rPr>
+          <w:color w:val="2E74B5" w:themeColor="accent5" w:themeShade="BF"/>
+        </w:rPr>
+        <w:t xml:space="preserve">Si ça re-bug, on réduit </w:t>
+      </w:r>
+      <w:proofErr w:type="spellStart"/>
+      <w:r>
+        <w:rPr>
+          <w:color w:val="2E74B5" w:themeColor="accent5" w:themeShade="BF"/>
+        </w:rPr>
+        <w:t>fps</w:t>
+      </w:r>
+      <w:proofErr w:type="spellEnd"/>
+      <w:r>
+        <w:rPr>
+          <w:color w:val="2E74B5" w:themeColor="accent5" w:themeShade="BF"/>
+        </w:rPr>
+        <w:t xml:space="preserve"> + résolution.</w:t>
+      </w:r>
+    </w:p>
+    <w:p>
+      <w:pPr>
+        <w:rPr>
+          <w:color w:val="2E74B5" w:themeColor="accent5" w:themeShade="BF"/>
+        </w:rPr>
+      </w:pPr>
+      <w:r>
+        <w:rPr>
+          <w:color w:val="2E74B5" w:themeColor="accent5" w:themeShade="BF"/>
+        </w:rPr>
+        <w:pict w14:anchorId="1932046E">
+          <v:rect id="_x0000_i1113" style="width:0;height:1.5pt" o:hralign="center" o:hrstd="t" o:hr="t" fillcolor="#a0a0a0" stroked="f"/>
+        </w:pict>
+      </w:r>
+    </w:p>
+    <w:p>
+      <w:pPr>
+        <w:rPr>
+          <w:b/>
+          <w:bCs/>
+          <w:color w:val="2E74B5" w:themeColor="accent5" w:themeShade="BF"/>
+        </w:rPr>
+      </w:pPr>
+      <w:r>
+        <w:rPr>
+          <w:rFonts w:ascii="Segoe UI Emoji" w:hAnsi="Segoe UI Emoji" w:cs="Segoe UI Emoji"/>
+          <w:b/>
+          <w:bCs/>
+          <w:color w:val="2E74B5" w:themeColor="accent5" w:themeShade="BF"/>
+        </w:rPr>
+        <w:t>⭐</w:t>
+      </w:r>
+      <w:r>
+        <w:rPr>
+          <w:b/>
+          <w:bCs/>
+          <w:color w:val="2E74B5" w:themeColor="accent5" w:themeShade="BF"/>
+        </w:rPr>
+        <w:t xml:space="preserve"> Recommandation “config stable” (pour démarrer)</w:t>
+      </w:r>
+    </w:p>
+    <w:p>
+      <w:pPr>
+        <w:rPr>
+          <w:color w:val="2E74B5" w:themeColor="accent5" w:themeShade="BF"/>
+        </w:rPr>
+      </w:pPr>
+      <w:r>
+        <w:rPr>
+          <w:color w:val="2E74B5" w:themeColor="accent5" w:themeShade="BF"/>
+        </w:rPr>
+        <w:t>Dans Live :</w:t>
+      </w:r>
+    </w:p>
+    <w:p>
+      <w:pPr>
+        <w:numPr>
+          <w:ilvl w:val="0"/>
+          <w:numId w:val="11"/>
+        </w:numPr>
+        <w:rPr>
+          <w:color w:val="2E74B5" w:themeColor="accent5" w:themeShade="BF"/>
+        </w:rPr>
+      </w:pPr>
+      <w:proofErr w:type="spellStart"/>
+      <w:r>
+        <w:rPr>
+          <w:color w:val="2E74B5" w:themeColor="accent5" w:themeShade="BF"/>
+        </w:rPr>
+        <w:t>width</w:t>
+      </w:r>
+      <w:proofErr w:type="spellEnd"/>
+      <w:r>
+        <w:rPr>
+          <w:color w:val="2E74B5" w:themeColor="accent5" w:themeShade="BF"/>
+        </w:rPr>
+        <w:t xml:space="preserve"> = </w:t>
+      </w:r>
+      <w:r>
+        <w:rPr>
+          <w:b/>
+          <w:bCs/>
+          <w:color w:val="2E74B5" w:themeColor="accent5" w:themeShade="BF"/>
+        </w:rPr>
+        <w:t>640</w:t>
+      </w:r>
+    </w:p>
+    <w:p>
+      <w:pPr>
+        <w:numPr>
+          <w:ilvl w:val="0"/>
+          <w:numId w:val="11"/>
+        </w:numPr>
+        <w:rPr>
+          <w:color w:val="2E74B5" w:themeColor="accent5" w:themeShade="BF"/>
+        </w:rPr>
+      </w:pPr>
+      <w:proofErr w:type="spellStart"/>
+      <w:r>
+        <w:rPr>
+          <w:color w:val="2E74B5" w:themeColor="accent5" w:themeShade="BF"/>
+        </w:rPr>
+        <w:t>height</w:t>
+      </w:r>
+      <w:proofErr w:type="spellEnd"/>
+      <w:r>
+        <w:rPr>
+          <w:color w:val="2E74B5" w:themeColor="accent5" w:themeShade="BF"/>
+        </w:rPr>
+        <w:t xml:space="preserve"> = </w:t>
+      </w:r>
+      <w:r>
+        <w:rPr>
+          <w:b/>
+          <w:bCs/>
+          <w:color w:val="2E74B5" w:themeColor="accent5" w:themeShade="BF"/>
+        </w:rPr>
+        <w:t>480</w:t>
+      </w:r>
+    </w:p>
+    <w:p>
+      <w:pPr>
+        <w:numPr>
+          <w:ilvl w:val="0"/>
+          <w:numId w:val="11"/>
+        </w:numPr>
+        <w:rPr>
+          <w:color w:val="2E74B5" w:themeColor="accent5" w:themeShade="BF"/>
+        </w:rPr>
+      </w:pPr>
+      <w:proofErr w:type="spellStart"/>
+      <w:r>
+        <w:rPr>
+          <w:color w:val="2E74B5" w:themeColor="accent5" w:themeShade="BF"/>
+        </w:rPr>
+        <w:t>fps_limit</w:t>
+      </w:r>
+      <w:proofErr w:type="spellEnd"/>
+      <w:r>
+        <w:rPr>
+          <w:color w:val="2E74B5" w:themeColor="accent5" w:themeShade="BF"/>
+        </w:rPr>
+        <w:t xml:space="preserve"> = </w:t>
+      </w:r>
+      <w:r>
+        <w:rPr>
+          <w:b/>
+          <w:bCs/>
+          <w:color w:val="2E74B5" w:themeColor="accent5" w:themeShade="BF"/>
+        </w:rPr>
+        <w:t>8</w:t>
+      </w:r>
+    </w:p>
+    <w:p>
+      <w:pPr>
+        <w:numPr>
+          <w:ilvl w:val="0"/>
+          <w:numId w:val="11"/>
+        </w:numPr>
+        <w:rPr>
+          <w:color w:val="2E74B5" w:themeColor="accent5" w:themeShade="BF"/>
+        </w:rPr>
+      </w:pPr>
+      <w:proofErr w:type="spellStart"/>
+      <w:r>
+        <w:rPr>
+          <w:color w:val="2E74B5" w:themeColor="accent5" w:themeShade="BF"/>
+        </w:rPr>
+        <w:t>min_send_interval</w:t>
+      </w:r>
+      <w:proofErr w:type="spellEnd"/>
+      <w:r>
+        <w:rPr>
+          <w:color w:val="2E74B5" w:themeColor="accent5" w:themeShade="BF"/>
+        </w:rPr>
+        <w:t xml:space="preserve"> = </w:t>
+      </w:r>
+      <w:r>
+        <w:rPr>
+          <w:b/>
+          <w:bCs/>
+          <w:color w:val="2E74B5" w:themeColor="accent5" w:themeShade="BF"/>
+        </w:rPr>
+        <w:t>0.5</w:t>
+      </w:r>
+    </w:p>
+    <w:p>
+      <w:pPr>
+        <w:numPr>
+          <w:ilvl w:val="0"/>
+          <w:numId w:val="11"/>
+        </w:numPr>
+        <w:rPr>
+          <w:color w:val="2E74B5" w:themeColor="accent5" w:themeShade="BF"/>
+        </w:rPr>
+      </w:pPr>
+      <w:proofErr w:type="spellStart"/>
+      <w:r>
+        <w:rPr>
+          <w:color w:val="2E74B5" w:themeColor="accent5" w:themeShade="BF"/>
+        </w:rPr>
+        <w:t>display_max_width</w:t>
+      </w:r>
+      <w:proofErr w:type="spellEnd"/>
+      <w:r>
+        <w:rPr>
+          <w:color w:val="2E74B5" w:themeColor="accent5" w:themeShade="BF"/>
+        </w:rPr>
+        <w:t xml:space="preserve"> = </w:t>
+      </w:r>
+      <w:r>
+        <w:rPr>
+          <w:b/>
+          <w:bCs/>
+          <w:color w:val="2E74B5" w:themeColor="accent5" w:themeShade="BF"/>
+        </w:rPr>
+        <w:t>720</w:t>
+      </w:r>
+      <w:r>
+        <w:rPr>
+          <w:color w:val="2E74B5" w:themeColor="accent5" w:themeShade="BF"/>
+        </w:rPr>
+        <w:t xml:space="preserve"> (si tu l’exposes)</w:t>
+      </w:r>
+    </w:p>
+    <w:p>
+      <w:pPr>
+        <w:rPr>
+          <w:color w:val="2E74B5" w:themeColor="accent5" w:themeShade="BF"/>
+        </w:rPr>
+      </w:pPr>
+      <w:r>
+        <w:rPr>
+          <w:color w:val="2E74B5" w:themeColor="accent5" w:themeShade="BF"/>
+        </w:rPr>
+        <w:pict w14:anchorId="2EE0C0BC">
+          <v:rect id="_x0000_i1114" style="width:0;height:1.5pt" o:hralign="center" o:hrstd="t" o:hr="t" fillcolor="#a0a0a0" stroked="f"/>
+        </w:pict>
+      </w:r>
+    </w:p>
+    <w:p>
+      <w:pPr>
+        <w:rPr>
+          <w:color w:val="2E74B5" w:themeColor="accent5" w:themeShade="BF"/>
+        </w:rPr>
+      </w:pPr>
+      <w:r>
+        <w:rPr>
+          <w:color w:val="2E74B5" w:themeColor="accent5" w:themeShade="BF"/>
+        </w:rPr>
+        <w:t xml:space="preserve">Si tu veux, dans le nouveau chat, dis-moi juste </w:t>
+      </w:r>
+      <w:r>
+        <w:rPr>
+          <w:b/>
+          <w:bCs/>
+          <w:color w:val="2E74B5" w:themeColor="accent5" w:themeShade="BF"/>
+        </w:rPr>
+        <w:t>ce qui ne bouge pas</w:t>
+      </w:r>
+      <w:r>
+        <w:rPr>
+          <w:color w:val="2E74B5" w:themeColor="accent5" w:themeShade="BF"/>
+        </w:rPr>
+        <w:t xml:space="preserve"> parmi ces 4 points :</w:t>
+      </w:r>
+    </w:p>
+    <w:p>
+      <w:pPr>
+        <w:numPr>
+          <w:ilvl w:val="0"/>
+          <w:numId w:val="12"/>
+        </w:numPr>
+        <w:rPr>
+          <w:color w:val="2E74B5" w:themeColor="accent5" w:themeShade="BF"/>
+        </w:rPr>
+      </w:pPr>
+      <w:r>
+        <w:rPr>
+          <w:color w:val="2E74B5" w:themeColor="accent5" w:themeShade="BF"/>
+        </w:rPr>
+        <w:t>Kafka consumer reçoit ?</w:t>
+      </w:r>
+    </w:p>
+    <w:p>
+      <w:pPr>
+        <w:numPr>
+          <w:ilvl w:val="0"/>
+          <w:numId w:val="12"/>
+        </w:numPr>
+        <w:rPr>
+          <w:color w:val="2E74B5" w:themeColor="accent5" w:themeShade="BF"/>
+        </w:rPr>
+      </w:pPr>
+      <w:r>
+        <w:rPr>
+          <w:color w:val="2E74B5" w:themeColor="accent5" w:themeShade="BF"/>
+        </w:rPr>
+        <w:t>Spark UI RUNNING ?</w:t>
+      </w:r>
+    </w:p>
+    <w:p>
+      <w:pPr>
+        <w:numPr>
+          <w:ilvl w:val="0"/>
+          <w:numId w:val="12"/>
+        </w:numPr>
+        <w:rPr>
+          <w:color w:val="2E74B5" w:themeColor="accent5" w:themeShade="BF"/>
+        </w:rPr>
+      </w:pPr>
+      <w:r>
+        <w:rPr>
+          <w:color w:val="2E74B5" w:themeColor="accent5" w:themeShade="BF"/>
+        </w:rPr>
+        <w:t>fichiers Parquet modifiés ?</w:t>
+      </w:r>
+    </w:p>
+    <w:p>
+      <w:pPr>
+        <w:numPr>
+          <w:ilvl w:val="0"/>
+          <w:numId w:val="12"/>
+        </w:numPr>
+        <w:rPr>
+          <w:color w:val="2E74B5" w:themeColor="accent5" w:themeShade="BF"/>
+        </w:rPr>
+      </w:pPr>
+      <w:r>
+        <w:rPr>
+          <w:color w:val="2E74B5" w:themeColor="accent5" w:themeShade="BF"/>
+        </w:rPr>
+        <w:t>Analytics affiche de nouvelles lignes ?</w:t>
+      </w:r>
+    </w:p>
+    <w:p>
+      <w:pPr>
+        <w:rPr>
+          <w:color w:val="2E74B5" w:themeColor="accent5" w:themeShade="BF"/>
+        </w:rPr>
+      </w:pPr>
+      <w:r>
+        <w:rPr>
+          <w:color w:val="2E74B5" w:themeColor="accent5" w:themeShade="BF"/>
+        </w:rPr>
+        <w:t xml:space="preserve">Et je te donne la correction exacte (Spark script ou chemin Parquet ou </w:t>
+      </w:r>
+      <w:proofErr w:type="spellStart"/>
+      <w:r>
+        <w:rPr>
+          <w:color w:val="2E74B5" w:themeColor="accent5" w:themeShade="BF"/>
+        </w:rPr>
+        <w:t>refresh</w:t>
+      </w:r>
+      <w:proofErr w:type="spellEnd"/>
+      <w:r>
+        <w:rPr>
+          <w:color w:val="2E74B5" w:themeColor="accent5" w:themeShade="BF"/>
+        </w:rPr>
+        <w:t>).</w:t>
+      </w:r>
+    </w:p>
+    <w:p>
+      <w:pPr>
+        <w:rPr>
+          <w:color w:val="2E74B5" w:themeColor="accent5" w:themeShade="BF"/>
+        </w:rPr>
+      </w:pPr>
+    </w:p>
+    <w:p>
+      <w:pPr>
+        <w:rPr>
+          <w:color w:val="2E74B5" w:themeColor="accent5" w:themeShade="BF"/>
+        </w:rPr>
+      </w:pPr>
+    </w:p>
+    <w:p>
+      <w:pPr>
+        <w:rPr>
+          <w:color w:val="EE0000"/>
+        </w:rPr>
+      </w:pPr>
+      <w:r>
+        <w:rPr>
+          <w:color w:val="EE0000"/>
+        </w:rPr>
+        <w:lastRenderedPageBreak/>
+        <w:t>Voilà les deux fichiers prêts (Windows .bat) :</w:t>
+      </w:r>
+    </w:p>
+    <w:p>
+      <w:pPr>
+        <w:numPr>
+          <w:ilvl w:val="0"/>
+          <w:numId w:val="13"/>
+        </w:numPr>
+        <w:rPr>
+          <w:color w:val="EE0000"/>
+        </w:rPr>
+      </w:pPr>
+      <w:hyperlink r:id="rId5" w:history="1">
+        <w:r>
+          <w:rPr>
+            <w:rStyle w:val="Lienhypertexte"/>
+          </w:rPr>
+          <w:t>Download run_all.bat</w:t>
+        </w:r>
+      </w:hyperlink>
+    </w:p>
+    <w:p>
+      <w:pPr>
+        <w:numPr>
+          <w:ilvl w:val="0"/>
+          <w:numId w:val="13"/>
+        </w:numPr>
+        <w:rPr>
+          <w:color w:val="EE0000"/>
+        </w:rPr>
+      </w:pPr>
+      <w:hyperlink r:id="rId6" w:history="1">
+        <w:r>
+          <w:rPr>
+            <w:rStyle w:val="Lienhypertexte"/>
+          </w:rPr>
+          <w:t>Download stop_all.bat</w:t>
+        </w:r>
+      </w:hyperlink>
+    </w:p>
+    <w:p>
+      <w:pPr>
+        <w:rPr>
+          <w:b/>
+          <w:bCs/>
+          <w:color w:val="EE0000"/>
+        </w:rPr>
+      </w:pPr>
+      <w:r>
+        <w:rPr>
+          <w:b/>
+          <w:bCs/>
+          <w:color w:val="EE0000"/>
+        </w:rPr>
+        <w:t>Où les mettre</w:t>
+      </w:r>
+    </w:p>
+    <w:p>
+      <w:pPr>
+        <w:rPr>
+          <w:color w:val="EE0000"/>
+        </w:rPr>
+      </w:pPr>
+      <w:r>
+        <w:rPr>
+          <w:color w:val="EE0000"/>
+        </w:rPr>
+        <w:t>Copie-les dans le dossier racine de ton projet :</w:t>
+      </w:r>
+      <w:r>
+        <w:rPr>
+          <w:color w:val="EE0000"/>
+        </w:rPr>
+        <w:br/>
+        <w:t>C:\Users\Youssouf DJIRE\Desktop\SEMESTRE_3\</w:t>
+      </w:r>
+      <w:proofErr w:type="spellStart"/>
+      <w:r>
+        <w:rPr>
+          <w:color w:val="EE0000"/>
+        </w:rPr>
+        <w:t>Нирс</w:t>
+      </w:r>
+      <w:proofErr w:type="spellEnd"/>
+      <w:r>
+        <w:rPr>
+          <w:color w:val="EE0000"/>
+        </w:rPr>
+        <w:t>\</w:t>
+      </w:r>
+      <w:proofErr w:type="spellStart"/>
+      <w:r>
+        <w:rPr>
+          <w:color w:val="EE0000"/>
+        </w:rPr>
+        <w:t>Final_project</w:t>
+      </w:r>
+      <w:proofErr w:type="spellEnd"/>
+      <w:r>
+        <w:rPr>
+          <w:color w:val="EE0000"/>
+        </w:rPr>
+        <w:t>\</w:t>
+      </w:r>
+    </w:p>
+    <w:p>
+      <w:pPr>
+        <w:rPr>
+          <w:b/>
+          <w:bCs/>
+          <w:color w:val="EE0000"/>
+        </w:rPr>
+      </w:pPr>
+      <w:r>
+        <w:rPr>
+          <w:b/>
+          <w:bCs/>
+          <w:color w:val="EE0000"/>
+        </w:rPr>
+        <w:t>Comment les utiliser</w:t>
+      </w:r>
+    </w:p>
+    <w:p>
+      <w:pPr>
+        <w:rPr>
+          <w:b/>
+          <w:bCs/>
+          <w:color w:val="EE0000"/>
+        </w:rPr>
+      </w:pPr>
+      <w:r>
+        <w:rPr>
+          <w:b/>
+          <w:bCs/>
+          <w:color w:val="EE0000"/>
+        </w:rPr>
+        <w:t xml:space="preserve">Démarrer tout (Docker + topic + Spark job + </w:t>
+      </w:r>
+      <w:proofErr w:type="spellStart"/>
+      <w:r>
+        <w:rPr>
+          <w:b/>
+          <w:bCs/>
+          <w:color w:val="EE0000"/>
+        </w:rPr>
+        <w:t>Streamlit</w:t>
+      </w:r>
+      <w:proofErr w:type="spellEnd"/>
+      <w:r>
+        <w:rPr>
+          <w:b/>
+          <w:bCs/>
+          <w:color w:val="EE0000"/>
+        </w:rPr>
+        <w:t>)</w:t>
+      </w:r>
+    </w:p>
+    <w:p>
+      <w:pPr>
+        <w:rPr>
+          <w:color w:val="EE0000"/>
+        </w:rPr>
+      </w:pPr>
+      <w:r>
+        <w:rPr>
+          <w:color w:val="EE0000"/>
+        </w:rPr>
+        <w:t>run_all.bat</w:t>
+      </w:r>
+    </w:p>
+    <w:p>
+      <w:pPr>
+        <w:rPr>
+          <w:color w:val="EE0000"/>
+        </w:rPr>
+      </w:pPr>
+      <w:r>
+        <w:rPr>
+          <w:color w:val="EE0000"/>
+        </w:rPr>
+        <w:t>Puis ouvre :</w:t>
+      </w:r>
+      <w:r>
+        <w:rPr>
+          <w:color w:val="EE0000"/>
+        </w:rPr>
+        <w:br/>
+        <w:t>http://localhost:8501</w:t>
+      </w:r>
+    </w:p>
+    <w:p>
+      <w:pPr>
+        <w:rPr>
+          <w:b/>
+          <w:bCs/>
+          <w:color w:val="EE0000"/>
+        </w:rPr>
+      </w:pPr>
+      <w:r>
+        <w:rPr>
+          <w:b/>
+          <w:bCs/>
+          <w:color w:val="EE0000"/>
+        </w:rPr>
+        <w:t>Arrêter tout proprement</w:t>
+      </w:r>
+    </w:p>
+    <w:p>
+      <w:pPr>
+        <w:rPr>
+          <w:color w:val="EE0000"/>
+        </w:rPr>
+      </w:pPr>
+      <w:r>
+        <w:rPr>
+          <w:color w:val="EE0000"/>
+        </w:rPr>
+        <w:t>stop_all.bat</w:t>
+      </w:r>
+    </w:p>
+    <w:p>
+      <w:pPr>
+        <w:rPr>
+          <w:b/>
+          <w:bCs/>
+          <w:color w:val="EE0000"/>
+        </w:rPr>
+      </w:pPr>
+      <w:r>
+        <w:rPr>
+          <w:b/>
+          <w:bCs/>
+          <w:color w:val="EE0000"/>
+        </w:rPr>
+        <w:t>Est-ce que ça peut “planter” ?</w:t>
+      </w:r>
+    </w:p>
+    <w:p>
+      <w:pPr>
+        <w:rPr>
+          <w:color w:val="EE0000"/>
+        </w:rPr>
+      </w:pPr>
+      <w:r>
+        <w:rPr>
+          <w:color w:val="EE0000"/>
+        </w:rPr>
+        <w:t xml:space="preserve">Ces scripts sont faits pour être </w:t>
+      </w:r>
+      <w:r>
+        <w:rPr>
+          <w:b/>
+          <w:bCs/>
+          <w:color w:val="EE0000"/>
+        </w:rPr>
+        <w:t>robustes</w:t>
+      </w:r>
+      <w:r>
+        <w:rPr>
+          <w:color w:val="EE0000"/>
+        </w:rPr>
+        <w:t xml:space="preserve"> :</w:t>
+      </w:r>
+    </w:p>
+    <w:p>
+      <w:pPr>
+        <w:numPr>
+          <w:ilvl w:val="0"/>
+          <w:numId w:val="14"/>
+        </w:numPr>
+        <w:rPr>
+          <w:color w:val="EE0000"/>
+        </w:rPr>
+      </w:pPr>
+      <w:r>
+        <w:rPr>
+          <w:color w:val="EE0000"/>
+        </w:rPr>
+        <w:t xml:space="preserve">run_all.bat démarre docker compose up -d, </w:t>
+      </w:r>
+      <w:r>
+        <w:rPr>
+          <w:b/>
+          <w:bCs/>
+          <w:color w:val="EE0000"/>
+        </w:rPr>
+        <w:t>attend Kafka</w:t>
+      </w:r>
+      <w:r>
+        <w:rPr>
+          <w:color w:val="EE0000"/>
+        </w:rPr>
+        <w:t xml:space="preserve">, </w:t>
+      </w:r>
+      <w:r>
+        <w:rPr>
+          <w:b/>
+          <w:bCs/>
+          <w:color w:val="EE0000"/>
+        </w:rPr>
+        <w:t>crée le topic si besoin</w:t>
+      </w:r>
+      <w:r>
+        <w:rPr>
+          <w:color w:val="EE0000"/>
+        </w:rPr>
+        <w:t xml:space="preserve">, relance le </w:t>
+      </w:r>
+      <w:r>
+        <w:rPr>
+          <w:b/>
+          <w:bCs/>
+          <w:color w:val="EE0000"/>
+        </w:rPr>
+        <w:t>Spark streaming</w:t>
+      </w:r>
+      <w:r>
+        <w:rPr>
+          <w:color w:val="EE0000"/>
+        </w:rPr>
+        <w:t xml:space="preserve">, puis lance </w:t>
+      </w:r>
+      <w:proofErr w:type="spellStart"/>
+      <w:r>
+        <w:rPr>
+          <w:b/>
+          <w:bCs/>
+          <w:color w:val="EE0000"/>
+        </w:rPr>
+        <w:t>Streamlit</w:t>
+      </w:r>
+      <w:proofErr w:type="spellEnd"/>
+      <w:r>
+        <w:rPr>
+          <w:color w:val="EE0000"/>
+        </w:rPr>
+        <w:t>.</w:t>
+      </w:r>
+    </w:p>
+    <w:p>
+      <w:pPr>
+        <w:numPr>
+          <w:ilvl w:val="0"/>
+          <w:numId w:val="14"/>
+        </w:numPr>
+        <w:rPr>
+          <w:color w:val="EE0000"/>
+        </w:rPr>
+      </w:pPr>
+      <w:r>
+        <w:rPr>
+          <w:color w:val="EE0000"/>
+        </w:rPr>
+        <w:t xml:space="preserve">stop_all.bat coupe </w:t>
+      </w:r>
+      <w:proofErr w:type="spellStart"/>
+      <w:r>
+        <w:rPr>
+          <w:color w:val="EE0000"/>
+        </w:rPr>
+        <w:t>Streamlit</w:t>
+      </w:r>
+      <w:proofErr w:type="spellEnd"/>
+      <w:r>
+        <w:rPr>
+          <w:color w:val="EE0000"/>
+        </w:rPr>
+        <w:t xml:space="preserve"> </w:t>
+      </w:r>
+      <w:r>
+        <w:rPr>
+          <w:b/>
+          <w:bCs/>
+          <w:color w:val="EE0000"/>
+        </w:rPr>
+        <w:t>par le port 8501</w:t>
+      </w:r>
+      <w:r>
+        <w:rPr>
+          <w:color w:val="EE0000"/>
+        </w:rPr>
+        <w:t>, tue le job Spark, puis docker compose down.</w:t>
+      </w:r>
+    </w:p>
+    <w:p>
+      <w:pPr>
+        <w:rPr>
+          <w:b/>
+          <w:bCs/>
+          <w:color w:val="EE0000"/>
+        </w:rPr>
+      </w:pPr>
+      <w:r>
+        <w:rPr>
+          <w:b/>
+          <w:bCs/>
+          <w:color w:val="EE0000"/>
+        </w:rPr>
+        <w:t>Les 3 choses à vérifier si un jour ça coince</w:t>
+      </w:r>
+    </w:p>
+    <w:p>
+      <w:pPr>
+        <w:numPr>
+          <w:ilvl w:val="0"/>
+          <w:numId w:val="15"/>
+        </w:numPr>
+        <w:rPr>
+          <w:color w:val="EE0000"/>
+        </w:rPr>
+      </w:pPr>
+      <w:r>
+        <w:rPr>
+          <w:color w:val="EE0000"/>
+        </w:rPr>
+        <w:t xml:space="preserve">Les noms de conteneurs doivent correspondre à docker </w:t>
+      </w:r>
+      <w:proofErr w:type="spellStart"/>
+      <w:r>
+        <w:rPr>
+          <w:color w:val="EE0000"/>
+        </w:rPr>
+        <w:t>ps</w:t>
+      </w:r>
+      <w:proofErr w:type="spellEnd"/>
+      <w:r>
+        <w:rPr>
+          <w:color w:val="EE0000"/>
+        </w:rPr>
+        <w:t xml:space="preserve"> :</w:t>
+      </w:r>
+    </w:p>
+    <w:p>
+      <w:pPr>
+        <w:numPr>
+          <w:ilvl w:val="1"/>
+          <w:numId w:val="15"/>
+        </w:numPr>
+        <w:rPr>
+          <w:color w:val="EE0000"/>
+        </w:rPr>
+      </w:pPr>
+      <w:r>
+        <w:rPr>
+          <w:color w:val="EE0000"/>
+        </w:rPr>
+        <w:t>final_project-kafka-1</w:t>
+      </w:r>
+    </w:p>
+    <w:p>
+      <w:pPr>
+        <w:numPr>
+          <w:ilvl w:val="1"/>
+          <w:numId w:val="15"/>
+        </w:numPr>
+        <w:rPr>
+          <w:color w:val="EE0000"/>
+        </w:rPr>
+      </w:pPr>
+      <w:r>
+        <w:rPr>
+          <w:color w:val="EE0000"/>
+        </w:rPr>
+        <w:t>final_project-spark-master-1</w:t>
+      </w:r>
+    </w:p>
+    <w:p>
+      <w:pPr>
+        <w:numPr>
+          <w:ilvl w:val="0"/>
+          <w:numId w:val="15"/>
+        </w:numPr>
+        <w:rPr>
+          <w:color w:val="EE0000"/>
+        </w:rPr>
+      </w:pPr>
+      <w:r>
+        <w:rPr>
+          <w:color w:val="EE0000"/>
+        </w:rPr>
+        <w:t xml:space="preserve">Le chemin </w:t>
+      </w:r>
+      <w:proofErr w:type="spellStart"/>
+      <w:r>
+        <w:rPr>
+          <w:color w:val="EE0000"/>
+        </w:rPr>
+        <w:t>Streamlit</w:t>
+      </w:r>
+      <w:proofErr w:type="spellEnd"/>
+      <w:r>
+        <w:rPr>
+          <w:color w:val="EE0000"/>
+        </w:rPr>
+        <w:t xml:space="preserve"> : src\dashboard\app.py existe bien (chez toi oui).</w:t>
+      </w:r>
+    </w:p>
+    <w:p>
+      <w:pPr>
+        <w:numPr>
+          <w:ilvl w:val="0"/>
+          <w:numId w:val="15"/>
+        </w:numPr>
+        <w:rPr>
+          <w:color w:val="EE0000"/>
+        </w:rPr>
+      </w:pPr>
+      <w:r>
+        <w:rPr>
+          <w:color w:val="EE0000"/>
+        </w:rPr>
+        <w:t>Port 8501 libre (le script tue déjà tout ce qui écoute dessus).</w:t>
+      </w:r>
+    </w:p>
+    <w:p>
+      <w:pPr>
+        <w:rPr>
+          <w:color w:val="EE0000"/>
+        </w:rPr>
+      </w:pPr>
+      <w:r>
+        <w:rPr>
+          <w:color w:val="EE0000"/>
+        </w:rPr>
+        <w:t>Si tu veux, je peux aussi te faire une variante “</w:t>
+      </w:r>
+      <w:proofErr w:type="spellStart"/>
+      <w:r>
+        <w:rPr>
+          <w:color w:val="EE0000"/>
+        </w:rPr>
+        <w:t>safe</w:t>
+      </w:r>
+      <w:proofErr w:type="spellEnd"/>
+      <w:r>
+        <w:rPr>
+          <w:color w:val="EE0000"/>
+        </w:rPr>
+        <w:t xml:space="preserve"> data” (qui ne supprime jamais checkpoints) et une variante “reset” (qui nettoie checkpoints + parquet au démarrage).</w:t>
+      </w:r>
+    </w:p>
+    <w:p>
+      <w:pPr>
+        <w:rPr>
+          <w:color w:val="EE0000"/>
+        </w:rPr>
+      </w:pPr>
+    </w:p>
+    <w:p>
+      <w:pPr>
+        <w:rPr>
+          <w:color w:val="2E74B5" w:themeColor="accent5" w:themeShade="BF"/>
         </w:rPr>
       </w:pPr>
     </w:p>
@@ -2651,6 +5597,119 @@
 <file path=word/numbering.xml><?xml version="1.0" encoding="utf-8"?>
 <w:numbering xmlns:wpc="http://schemas.microsoft.com/office/word/2010/wordprocessingCanvas" xmlns:cx="http://schemas.microsoft.com/office/drawing/2014/chartex" xmlns:cx1="http://schemas.microsoft.com/office/drawing/2015/9/8/chartex" xmlns:cx2="http://schemas.microsoft.com/office/drawing/2015/10/21/chartex" xmlns:cx3="http://schemas.microsoft.com/office/drawing/2016/5/9/chartex" xmlns:cx4="http://schemas.microsoft.com/office/drawing/2016/5/10/chartex" xmlns:cx5="http://schemas.microsoft.com/office/drawing/2016/5/11/chartex" xmlns:cx6="http://schemas.microsoft.com/office/drawing/2016/5/12/chartex" xmlns:cx7="http://schemas.microsoft.com/office/drawing/2016/5/13/chartex" xmlns:cx8="http://schemas.microsoft.com/office/drawing/2016/5/14/chartex" xmlns:mc="http://schemas.openxmlformats.org/markup-compatibility/2006" xmlns:aink="http://schemas.microsoft.com/office/drawing/2016/ink" xmlns:am3d="http://schemas.microsoft.com/office/drawing/2017/model3d" xmlns:o="urn:schemas-microsoft-com:office:office" xmlns:oel="http://schemas.microsoft.com/office/2019/extlst" xmlns:r="http://schemas.openxmlformats.org/officeDocument/2006/relationships" xmlns:m="http://schemas.openxmlformats.org/officeDocument/2006/math" xmlns:v="urn:schemas-microsoft-com:vml" xmlns:wp14="http://schemas.microsoft.com/office/word/2010/wordprocessingDrawing" xmlns:wp="http://schemas.openxmlformats.org/drawingml/2006/wordprocessingDrawing" xmlns:w10="urn:schemas-microsoft-com:office:word" xmlns:w="http://schemas.openxmlformats.org/wordprocessingml/2006/main" xmlns:w14="http://schemas.microsoft.com/office/word/2010/wordml" xmlns:w15="http://schemas.microsoft.com/office/word/2012/wordml" xmlns:w16cex="http://schemas.microsoft.com/office/word/2018/wordml/cex" xmlns:w16cid="http://schemas.microsoft.com/office/word/2016/wordml/cid" xmlns:w16="http://schemas.microsoft.com/office/word/2018/wordml" xmlns:w16du="http://schemas.microsoft.com/office/word/2023/wordml/word16du" xmlns:w16sdtdh="http://schemas.microsoft.com/office/word/2020/wordml/sdtdatahash" xmlns:w16sdtfl="http://schemas.microsoft.com/office/word/2024/wordml/sdtformatlock" xmlns:w16se="http://schemas.microsoft.com/office/word/2015/wordml/symex" xmlns:wpg="http://schemas.microsoft.com/office/word/2010/wordprocessingGroup" xmlns:wpi="http://schemas.microsoft.com/office/word/2010/wordprocessingInk" xmlns:wne="http://schemas.microsoft.com/office/word/2006/wordml" xmlns:wps="http://schemas.microsoft.com/office/word/2010/wordprocessingShape" mc:Ignorable="w14 w15 w16se w16cid w16 w16cex w16sdtdh w16sdtfl w16du wp14">
   <w:abstractNum w:abstractNumId="0" w15:restartNumberingAfterBreak="0">
+    <w:nsid w:val="0A730632"/>
+    <w:multiLevelType w:val="multilevel"/>
+    <w:tmpl w:val="96721284"/>
+    <w:lvl w:ilvl="0">
+      <w:start w:val="1"/>
+      <w:numFmt w:val="decimal"/>
+      <w:lvlText w:val="%1."/>
+      <w:lvlJc w:val="left"/>
+      <w:pPr>
+        <w:tabs>
+          <w:tab w:val="num" w:pos="720"/>
+        </w:tabs>
+        <w:ind w:left="720" w:hanging="360"/>
+      </w:pPr>
+    </w:lvl>
+    <w:lvl w:ilvl="1" w:tentative="1">
+      <w:start w:val="1"/>
+      <w:numFmt w:val="decimal"/>
+      <w:lvlText w:val="%2."/>
+      <w:lvlJc w:val="left"/>
+      <w:pPr>
+        <w:tabs>
+          <w:tab w:val="num" w:pos="1440"/>
+        </w:tabs>
+        <w:ind w:left="1440" w:hanging="360"/>
+      </w:pPr>
+    </w:lvl>
+    <w:lvl w:ilvl="2" w:tentative="1">
+      <w:start w:val="1"/>
+      <w:numFmt w:val="decimal"/>
+      <w:lvlText w:val="%3."/>
+      <w:lvlJc w:val="left"/>
+      <w:pPr>
+        <w:tabs>
+          <w:tab w:val="num" w:pos="2160"/>
+        </w:tabs>
+        <w:ind w:left="2160" w:hanging="360"/>
+      </w:pPr>
+    </w:lvl>
+    <w:lvl w:ilvl="3" w:tentative="1">
+      <w:start w:val="1"/>
+      <w:numFmt w:val="decimal"/>
+      <w:lvlText w:val="%4."/>
+      <w:lvlJc w:val="left"/>
+      <w:pPr>
+        <w:tabs>
+          <w:tab w:val="num" w:pos="2880"/>
+        </w:tabs>
+        <w:ind w:left="2880" w:hanging="360"/>
+      </w:pPr>
+    </w:lvl>
+    <w:lvl w:ilvl="4" w:tentative="1">
+      <w:start w:val="1"/>
+      <w:numFmt w:val="decimal"/>
+      <w:lvlText w:val="%5."/>
+      <w:lvlJc w:val="left"/>
+      <w:pPr>
+        <w:tabs>
+          <w:tab w:val="num" w:pos="3600"/>
+        </w:tabs>
+        <w:ind w:left="3600" w:hanging="360"/>
+      </w:pPr>
+    </w:lvl>
+    <w:lvl w:ilvl="5" w:tentative="1">
+      <w:start w:val="1"/>
+      <w:numFmt w:val="decimal"/>
+      <w:lvlText w:val="%6."/>
+      <w:lvlJc w:val="left"/>
+      <w:pPr>
+        <w:tabs>
+          <w:tab w:val="num" w:pos="4320"/>
+        </w:tabs>
+        <w:ind w:left="4320" w:hanging="360"/>
+      </w:pPr>
+    </w:lvl>
+    <w:lvl w:ilvl="6" w:tentative="1">
+      <w:start w:val="1"/>
+      <w:numFmt w:val="decimal"/>
+      <w:lvlText w:val="%7."/>
+      <w:lvlJc w:val="left"/>
+      <w:pPr>
+        <w:tabs>
+          <w:tab w:val="num" w:pos="5040"/>
+        </w:tabs>
+        <w:ind w:left="5040" w:hanging="360"/>
+      </w:pPr>
+    </w:lvl>
+    <w:lvl w:ilvl="7" w:tentative="1">
+      <w:start w:val="1"/>
+      <w:numFmt w:val="decimal"/>
+      <w:lvlText w:val="%8."/>
+      <w:lvlJc w:val="left"/>
+      <w:pPr>
+        <w:tabs>
+          <w:tab w:val="num" w:pos="5760"/>
+        </w:tabs>
+        <w:ind w:left="5760" w:hanging="360"/>
+      </w:pPr>
+    </w:lvl>
+    <w:lvl w:ilvl="8" w:tentative="1">
+      <w:start w:val="1"/>
+      <w:numFmt w:val="decimal"/>
+      <w:lvlText w:val="%9."/>
+      <w:lvlJc w:val="left"/>
+      <w:pPr>
+        <w:tabs>
+          <w:tab w:val="num" w:pos="6480"/>
+        </w:tabs>
+        <w:ind w:left="6480" w:hanging="360"/>
+      </w:pPr>
+    </w:lvl>
+  </w:abstractNum>
+  <w:abstractNum w:abstractNumId="1" w15:restartNumberingAfterBreak="0">
     <w:nsid w:val="1264342C"/>
     <w:multiLevelType w:val="multilevel"/>
     <w:tmpl w:val="661A737E"/>
@@ -2799,7 +5858,1316 @@
       </w:rPr>
     </w:lvl>
   </w:abstractNum>
-  <w:abstractNum w:abstractNumId="1" w15:restartNumberingAfterBreak="0">
+  <w:abstractNum w:abstractNumId="2" w15:restartNumberingAfterBreak="0">
+    <w:nsid w:val="13031F4C"/>
+    <w:multiLevelType w:val="multilevel"/>
+    <w:tmpl w:val="AF18D006"/>
+    <w:lvl w:ilvl="0">
+      <w:start w:val="1"/>
+      <w:numFmt w:val="bullet"/>
+      <w:lvlText w:val=""/>
+      <w:lvlJc w:val="left"/>
+      <w:pPr>
+        <w:tabs>
+          <w:tab w:val="num" w:pos="720"/>
+        </w:tabs>
+        <w:ind w:left="720" w:hanging="360"/>
+      </w:pPr>
+      <w:rPr>
+        <w:rFonts w:ascii="Symbol" w:hAnsi="Symbol" w:hint="default"/>
+        <w:sz w:val="20"/>
+      </w:rPr>
+    </w:lvl>
+    <w:lvl w:ilvl="1" w:tentative="1">
+      <w:start w:val="1"/>
+      <w:numFmt w:val="bullet"/>
+      <w:lvlText w:val="o"/>
+      <w:lvlJc w:val="left"/>
+      <w:pPr>
+        <w:tabs>
+          <w:tab w:val="num" w:pos="1440"/>
+        </w:tabs>
+        <w:ind w:left="1440" w:hanging="360"/>
+      </w:pPr>
+      <w:rPr>
+        <w:rFonts w:ascii="Courier New" w:hAnsi="Courier New" w:hint="default"/>
+        <w:sz w:val="20"/>
+      </w:rPr>
+    </w:lvl>
+    <w:lvl w:ilvl="2" w:tentative="1">
+      <w:start w:val="1"/>
+      <w:numFmt w:val="bullet"/>
+      <w:lvlText w:val=""/>
+      <w:lvlJc w:val="left"/>
+      <w:pPr>
+        <w:tabs>
+          <w:tab w:val="num" w:pos="2160"/>
+        </w:tabs>
+        <w:ind w:left="2160" w:hanging="360"/>
+      </w:pPr>
+      <w:rPr>
+        <w:rFonts w:ascii="Wingdings" w:hAnsi="Wingdings" w:hint="default"/>
+        <w:sz w:val="20"/>
+      </w:rPr>
+    </w:lvl>
+    <w:lvl w:ilvl="3" w:tentative="1">
+      <w:start w:val="1"/>
+      <w:numFmt w:val="bullet"/>
+      <w:lvlText w:val=""/>
+      <w:lvlJc w:val="left"/>
+      <w:pPr>
+        <w:tabs>
+          <w:tab w:val="num" w:pos="2880"/>
+        </w:tabs>
+        <w:ind w:left="2880" w:hanging="360"/>
+      </w:pPr>
+      <w:rPr>
+        <w:rFonts w:ascii="Wingdings" w:hAnsi="Wingdings" w:hint="default"/>
+        <w:sz w:val="20"/>
+      </w:rPr>
+    </w:lvl>
+    <w:lvl w:ilvl="4" w:tentative="1">
+      <w:start w:val="1"/>
+      <w:numFmt w:val="bullet"/>
+      <w:lvlText w:val=""/>
+      <w:lvlJc w:val="left"/>
+      <w:pPr>
+        <w:tabs>
+          <w:tab w:val="num" w:pos="3600"/>
+        </w:tabs>
+        <w:ind w:left="3600" w:hanging="360"/>
+      </w:pPr>
+      <w:rPr>
+        <w:rFonts w:ascii="Wingdings" w:hAnsi="Wingdings" w:hint="default"/>
+        <w:sz w:val="20"/>
+      </w:rPr>
+    </w:lvl>
+    <w:lvl w:ilvl="5" w:tentative="1">
+      <w:start w:val="1"/>
+      <w:numFmt w:val="bullet"/>
+      <w:lvlText w:val=""/>
+      <w:lvlJc w:val="left"/>
+      <w:pPr>
+        <w:tabs>
+          <w:tab w:val="num" w:pos="4320"/>
+        </w:tabs>
+        <w:ind w:left="4320" w:hanging="360"/>
+      </w:pPr>
+      <w:rPr>
+        <w:rFonts w:ascii="Wingdings" w:hAnsi="Wingdings" w:hint="default"/>
+        <w:sz w:val="20"/>
+      </w:rPr>
+    </w:lvl>
+    <w:lvl w:ilvl="6" w:tentative="1">
+      <w:start w:val="1"/>
+      <w:numFmt w:val="bullet"/>
+      <w:lvlText w:val=""/>
+      <w:lvlJc w:val="left"/>
+      <w:pPr>
+        <w:tabs>
+          <w:tab w:val="num" w:pos="5040"/>
+        </w:tabs>
+        <w:ind w:left="5040" w:hanging="360"/>
+      </w:pPr>
+      <w:rPr>
+        <w:rFonts w:ascii="Wingdings" w:hAnsi="Wingdings" w:hint="default"/>
+        <w:sz w:val="20"/>
+      </w:rPr>
+    </w:lvl>
+    <w:lvl w:ilvl="7" w:tentative="1">
+      <w:start w:val="1"/>
+      <w:numFmt w:val="bullet"/>
+      <w:lvlText w:val=""/>
+      <w:lvlJc w:val="left"/>
+      <w:pPr>
+        <w:tabs>
+          <w:tab w:val="num" w:pos="5760"/>
+        </w:tabs>
+        <w:ind w:left="5760" w:hanging="360"/>
+      </w:pPr>
+      <w:rPr>
+        <w:rFonts w:ascii="Wingdings" w:hAnsi="Wingdings" w:hint="default"/>
+        <w:sz w:val="20"/>
+      </w:rPr>
+    </w:lvl>
+    <w:lvl w:ilvl="8" w:tentative="1">
+      <w:start w:val="1"/>
+      <w:numFmt w:val="bullet"/>
+      <w:lvlText w:val=""/>
+      <w:lvlJc w:val="left"/>
+      <w:pPr>
+        <w:tabs>
+          <w:tab w:val="num" w:pos="6480"/>
+        </w:tabs>
+        <w:ind w:left="6480" w:hanging="360"/>
+      </w:pPr>
+      <w:rPr>
+        <w:rFonts w:ascii="Wingdings" w:hAnsi="Wingdings" w:hint="default"/>
+        <w:sz w:val="20"/>
+      </w:rPr>
+    </w:lvl>
+  </w:abstractNum>
+  <w:abstractNum w:abstractNumId="3" w15:restartNumberingAfterBreak="0">
+    <w:nsid w:val="1A596F8A"/>
+    <w:multiLevelType w:val="multilevel"/>
+    <w:tmpl w:val="B0D42CC0"/>
+    <w:lvl w:ilvl="0">
+      <w:start w:val="1"/>
+      <w:numFmt w:val="bullet"/>
+      <w:lvlText w:val=""/>
+      <w:lvlJc w:val="left"/>
+      <w:pPr>
+        <w:tabs>
+          <w:tab w:val="num" w:pos="720"/>
+        </w:tabs>
+        <w:ind w:left="720" w:hanging="360"/>
+      </w:pPr>
+      <w:rPr>
+        <w:rFonts w:ascii="Symbol" w:hAnsi="Symbol" w:hint="default"/>
+        <w:sz w:val="20"/>
+      </w:rPr>
+    </w:lvl>
+    <w:lvl w:ilvl="1">
+      <w:start w:val="1"/>
+      <w:numFmt w:val="bullet"/>
+      <w:lvlText w:val="o"/>
+      <w:lvlJc w:val="left"/>
+      <w:pPr>
+        <w:tabs>
+          <w:tab w:val="num" w:pos="1440"/>
+        </w:tabs>
+        <w:ind w:left="1440" w:hanging="360"/>
+      </w:pPr>
+      <w:rPr>
+        <w:rFonts w:ascii="Courier New" w:hAnsi="Courier New" w:hint="default"/>
+        <w:sz w:val="20"/>
+      </w:rPr>
+    </w:lvl>
+    <w:lvl w:ilvl="2" w:tentative="1">
+      <w:start w:val="1"/>
+      <w:numFmt w:val="bullet"/>
+      <w:lvlText w:val=""/>
+      <w:lvlJc w:val="left"/>
+      <w:pPr>
+        <w:tabs>
+          <w:tab w:val="num" w:pos="2160"/>
+        </w:tabs>
+        <w:ind w:left="2160" w:hanging="360"/>
+      </w:pPr>
+      <w:rPr>
+        <w:rFonts w:ascii="Wingdings" w:hAnsi="Wingdings" w:hint="default"/>
+        <w:sz w:val="20"/>
+      </w:rPr>
+    </w:lvl>
+    <w:lvl w:ilvl="3" w:tentative="1">
+      <w:start w:val="1"/>
+      <w:numFmt w:val="bullet"/>
+      <w:lvlText w:val=""/>
+      <w:lvlJc w:val="left"/>
+      <w:pPr>
+        <w:tabs>
+          <w:tab w:val="num" w:pos="2880"/>
+        </w:tabs>
+        <w:ind w:left="2880" w:hanging="360"/>
+      </w:pPr>
+      <w:rPr>
+        <w:rFonts w:ascii="Wingdings" w:hAnsi="Wingdings" w:hint="default"/>
+        <w:sz w:val="20"/>
+      </w:rPr>
+    </w:lvl>
+    <w:lvl w:ilvl="4" w:tentative="1">
+      <w:start w:val="1"/>
+      <w:numFmt w:val="bullet"/>
+      <w:lvlText w:val=""/>
+      <w:lvlJc w:val="left"/>
+      <w:pPr>
+        <w:tabs>
+          <w:tab w:val="num" w:pos="3600"/>
+        </w:tabs>
+        <w:ind w:left="3600" w:hanging="360"/>
+      </w:pPr>
+      <w:rPr>
+        <w:rFonts w:ascii="Wingdings" w:hAnsi="Wingdings" w:hint="default"/>
+        <w:sz w:val="20"/>
+      </w:rPr>
+    </w:lvl>
+    <w:lvl w:ilvl="5" w:tentative="1">
+      <w:start w:val="1"/>
+      <w:numFmt w:val="bullet"/>
+      <w:lvlText w:val=""/>
+      <w:lvlJc w:val="left"/>
+      <w:pPr>
+        <w:tabs>
+          <w:tab w:val="num" w:pos="4320"/>
+        </w:tabs>
+        <w:ind w:left="4320" w:hanging="360"/>
+      </w:pPr>
+      <w:rPr>
+        <w:rFonts w:ascii="Wingdings" w:hAnsi="Wingdings" w:hint="default"/>
+        <w:sz w:val="20"/>
+      </w:rPr>
+    </w:lvl>
+    <w:lvl w:ilvl="6" w:tentative="1">
+      <w:start w:val="1"/>
+      <w:numFmt w:val="bullet"/>
+      <w:lvlText w:val=""/>
+      <w:lvlJc w:val="left"/>
+      <w:pPr>
+        <w:tabs>
+          <w:tab w:val="num" w:pos="5040"/>
+        </w:tabs>
+        <w:ind w:left="5040" w:hanging="360"/>
+      </w:pPr>
+      <w:rPr>
+        <w:rFonts w:ascii="Wingdings" w:hAnsi="Wingdings" w:hint="default"/>
+        <w:sz w:val="20"/>
+      </w:rPr>
+    </w:lvl>
+    <w:lvl w:ilvl="7" w:tentative="1">
+      <w:start w:val="1"/>
+      <w:numFmt w:val="bullet"/>
+      <w:lvlText w:val=""/>
+      <w:lvlJc w:val="left"/>
+      <w:pPr>
+        <w:tabs>
+          <w:tab w:val="num" w:pos="5760"/>
+        </w:tabs>
+        <w:ind w:left="5760" w:hanging="360"/>
+      </w:pPr>
+      <w:rPr>
+        <w:rFonts w:ascii="Wingdings" w:hAnsi="Wingdings" w:hint="default"/>
+        <w:sz w:val="20"/>
+      </w:rPr>
+    </w:lvl>
+    <w:lvl w:ilvl="8" w:tentative="1">
+      <w:start w:val="1"/>
+      <w:numFmt w:val="bullet"/>
+      <w:lvlText w:val=""/>
+      <w:lvlJc w:val="left"/>
+      <w:pPr>
+        <w:tabs>
+          <w:tab w:val="num" w:pos="6480"/>
+        </w:tabs>
+        <w:ind w:left="6480" w:hanging="360"/>
+      </w:pPr>
+      <w:rPr>
+        <w:rFonts w:ascii="Wingdings" w:hAnsi="Wingdings" w:hint="default"/>
+        <w:sz w:val="20"/>
+      </w:rPr>
+    </w:lvl>
+  </w:abstractNum>
+  <w:abstractNum w:abstractNumId="4" w15:restartNumberingAfterBreak="0">
+    <w:nsid w:val="24EB12B0"/>
+    <w:multiLevelType w:val="multilevel"/>
+    <w:tmpl w:val="53E4AC12"/>
+    <w:lvl w:ilvl="0">
+      <w:start w:val="1"/>
+      <w:numFmt w:val="decimal"/>
+      <w:lvlText w:val="%1."/>
+      <w:lvlJc w:val="left"/>
+      <w:pPr>
+        <w:tabs>
+          <w:tab w:val="num" w:pos="720"/>
+        </w:tabs>
+        <w:ind w:left="720" w:hanging="360"/>
+      </w:pPr>
+    </w:lvl>
+    <w:lvl w:ilvl="1">
+      <w:start w:val="1"/>
+      <w:numFmt w:val="bullet"/>
+      <w:lvlText w:val="o"/>
+      <w:lvlJc w:val="left"/>
+      <w:pPr>
+        <w:tabs>
+          <w:tab w:val="num" w:pos="1440"/>
+        </w:tabs>
+        <w:ind w:left="1440" w:hanging="360"/>
+      </w:pPr>
+      <w:rPr>
+        <w:rFonts w:ascii="Courier New" w:hAnsi="Courier New" w:hint="default"/>
+        <w:sz w:val="20"/>
+      </w:rPr>
+    </w:lvl>
+    <w:lvl w:ilvl="2" w:tentative="1">
+      <w:start w:val="1"/>
+      <w:numFmt w:val="decimal"/>
+      <w:lvlText w:val="%3."/>
+      <w:lvlJc w:val="left"/>
+      <w:pPr>
+        <w:tabs>
+          <w:tab w:val="num" w:pos="2160"/>
+        </w:tabs>
+        <w:ind w:left="2160" w:hanging="360"/>
+      </w:pPr>
+    </w:lvl>
+    <w:lvl w:ilvl="3" w:tentative="1">
+      <w:start w:val="1"/>
+      <w:numFmt w:val="decimal"/>
+      <w:lvlText w:val="%4."/>
+      <w:lvlJc w:val="left"/>
+      <w:pPr>
+        <w:tabs>
+          <w:tab w:val="num" w:pos="2880"/>
+        </w:tabs>
+        <w:ind w:left="2880" w:hanging="360"/>
+      </w:pPr>
+    </w:lvl>
+    <w:lvl w:ilvl="4" w:tentative="1">
+      <w:start w:val="1"/>
+      <w:numFmt w:val="decimal"/>
+      <w:lvlText w:val="%5."/>
+      <w:lvlJc w:val="left"/>
+      <w:pPr>
+        <w:tabs>
+          <w:tab w:val="num" w:pos="3600"/>
+        </w:tabs>
+        <w:ind w:left="3600" w:hanging="360"/>
+      </w:pPr>
+    </w:lvl>
+    <w:lvl w:ilvl="5" w:tentative="1">
+      <w:start w:val="1"/>
+      <w:numFmt w:val="decimal"/>
+      <w:lvlText w:val="%6."/>
+      <w:lvlJc w:val="left"/>
+      <w:pPr>
+        <w:tabs>
+          <w:tab w:val="num" w:pos="4320"/>
+        </w:tabs>
+        <w:ind w:left="4320" w:hanging="360"/>
+      </w:pPr>
+    </w:lvl>
+    <w:lvl w:ilvl="6" w:tentative="1">
+      <w:start w:val="1"/>
+      <w:numFmt w:val="decimal"/>
+      <w:lvlText w:val="%7."/>
+      <w:lvlJc w:val="left"/>
+      <w:pPr>
+        <w:tabs>
+          <w:tab w:val="num" w:pos="5040"/>
+        </w:tabs>
+        <w:ind w:left="5040" w:hanging="360"/>
+      </w:pPr>
+    </w:lvl>
+    <w:lvl w:ilvl="7" w:tentative="1">
+      <w:start w:val="1"/>
+      <w:numFmt w:val="decimal"/>
+      <w:lvlText w:val="%8."/>
+      <w:lvlJc w:val="left"/>
+      <w:pPr>
+        <w:tabs>
+          <w:tab w:val="num" w:pos="5760"/>
+        </w:tabs>
+        <w:ind w:left="5760" w:hanging="360"/>
+      </w:pPr>
+    </w:lvl>
+    <w:lvl w:ilvl="8" w:tentative="1">
+      <w:start w:val="1"/>
+      <w:numFmt w:val="decimal"/>
+      <w:lvlText w:val="%9."/>
+      <w:lvlJc w:val="left"/>
+      <w:pPr>
+        <w:tabs>
+          <w:tab w:val="num" w:pos="6480"/>
+        </w:tabs>
+        <w:ind w:left="6480" w:hanging="360"/>
+      </w:pPr>
+    </w:lvl>
+  </w:abstractNum>
+  <w:abstractNum w:abstractNumId="5" w15:restartNumberingAfterBreak="0">
+    <w:nsid w:val="26DB5EFF"/>
+    <w:multiLevelType w:val="multilevel"/>
+    <w:tmpl w:val="43707858"/>
+    <w:lvl w:ilvl="0">
+      <w:start w:val="1"/>
+      <w:numFmt w:val="bullet"/>
+      <w:lvlText w:val=""/>
+      <w:lvlJc w:val="left"/>
+      <w:pPr>
+        <w:tabs>
+          <w:tab w:val="num" w:pos="720"/>
+        </w:tabs>
+        <w:ind w:left="720" w:hanging="360"/>
+      </w:pPr>
+      <w:rPr>
+        <w:rFonts w:ascii="Symbol" w:hAnsi="Symbol" w:hint="default"/>
+        <w:sz w:val="20"/>
+      </w:rPr>
+    </w:lvl>
+    <w:lvl w:ilvl="1" w:tentative="1">
+      <w:start w:val="1"/>
+      <w:numFmt w:val="bullet"/>
+      <w:lvlText w:val="o"/>
+      <w:lvlJc w:val="left"/>
+      <w:pPr>
+        <w:tabs>
+          <w:tab w:val="num" w:pos="1440"/>
+        </w:tabs>
+        <w:ind w:left="1440" w:hanging="360"/>
+      </w:pPr>
+      <w:rPr>
+        <w:rFonts w:ascii="Courier New" w:hAnsi="Courier New" w:hint="default"/>
+        <w:sz w:val="20"/>
+      </w:rPr>
+    </w:lvl>
+    <w:lvl w:ilvl="2" w:tentative="1">
+      <w:start w:val="1"/>
+      <w:numFmt w:val="bullet"/>
+      <w:lvlText w:val=""/>
+      <w:lvlJc w:val="left"/>
+      <w:pPr>
+        <w:tabs>
+          <w:tab w:val="num" w:pos="2160"/>
+        </w:tabs>
+        <w:ind w:left="2160" w:hanging="360"/>
+      </w:pPr>
+      <w:rPr>
+        <w:rFonts w:ascii="Wingdings" w:hAnsi="Wingdings" w:hint="default"/>
+        <w:sz w:val="20"/>
+      </w:rPr>
+    </w:lvl>
+    <w:lvl w:ilvl="3" w:tentative="1">
+      <w:start w:val="1"/>
+      <w:numFmt w:val="bullet"/>
+      <w:lvlText w:val=""/>
+      <w:lvlJc w:val="left"/>
+      <w:pPr>
+        <w:tabs>
+          <w:tab w:val="num" w:pos="2880"/>
+        </w:tabs>
+        <w:ind w:left="2880" w:hanging="360"/>
+      </w:pPr>
+      <w:rPr>
+        <w:rFonts w:ascii="Wingdings" w:hAnsi="Wingdings" w:hint="default"/>
+        <w:sz w:val="20"/>
+      </w:rPr>
+    </w:lvl>
+    <w:lvl w:ilvl="4" w:tentative="1">
+      <w:start w:val="1"/>
+      <w:numFmt w:val="bullet"/>
+      <w:lvlText w:val=""/>
+      <w:lvlJc w:val="left"/>
+      <w:pPr>
+        <w:tabs>
+          <w:tab w:val="num" w:pos="3600"/>
+        </w:tabs>
+        <w:ind w:left="3600" w:hanging="360"/>
+      </w:pPr>
+      <w:rPr>
+        <w:rFonts w:ascii="Wingdings" w:hAnsi="Wingdings" w:hint="default"/>
+        <w:sz w:val="20"/>
+      </w:rPr>
+    </w:lvl>
+    <w:lvl w:ilvl="5" w:tentative="1">
+      <w:start w:val="1"/>
+      <w:numFmt w:val="bullet"/>
+      <w:lvlText w:val=""/>
+      <w:lvlJc w:val="left"/>
+      <w:pPr>
+        <w:tabs>
+          <w:tab w:val="num" w:pos="4320"/>
+        </w:tabs>
+        <w:ind w:left="4320" w:hanging="360"/>
+      </w:pPr>
+      <w:rPr>
+        <w:rFonts w:ascii="Wingdings" w:hAnsi="Wingdings" w:hint="default"/>
+        <w:sz w:val="20"/>
+      </w:rPr>
+    </w:lvl>
+    <w:lvl w:ilvl="6" w:tentative="1">
+      <w:start w:val="1"/>
+      <w:numFmt w:val="bullet"/>
+      <w:lvlText w:val=""/>
+      <w:lvlJc w:val="left"/>
+      <w:pPr>
+        <w:tabs>
+          <w:tab w:val="num" w:pos="5040"/>
+        </w:tabs>
+        <w:ind w:left="5040" w:hanging="360"/>
+      </w:pPr>
+      <w:rPr>
+        <w:rFonts w:ascii="Wingdings" w:hAnsi="Wingdings" w:hint="default"/>
+        <w:sz w:val="20"/>
+      </w:rPr>
+    </w:lvl>
+    <w:lvl w:ilvl="7" w:tentative="1">
+      <w:start w:val="1"/>
+      <w:numFmt w:val="bullet"/>
+      <w:lvlText w:val=""/>
+      <w:lvlJc w:val="left"/>
+      <w:pPr>
+        <w:tabs>
+          <w:tab w:val="num" w:pos="5760"/>
+        </w:tabs>
+        <w:ind w:left="5760" w:hanging="360"/>
+      </w:pPr>
+      <w:rPr>
+        <w:rFonts w:ascii="Wingdings" w:hAnsi="Wingdings" w:hint="default"/>
+        <w:sz w:val="20"/>
+      </w:rPr>
+    </w:lvl>
+    <w:lvl w:ilvl="8" w:tentative="1">
+      <w:start w:val="1"/>
+      <w:numFmt w:val="bullet"/>
+      <w:lvlText w:val=""/>
+      <w:lvlJc w:val="left"/>
+      <w:pPr>
+        <w:tabs>
+          <w:tab w:val="num" w:pos="6480"/>
+        </w:tabs>
+        <w:ind w:left="6480" w:hanging="360"/>
+      </w:pPr>
+      <w:rPr>
+        <w:rFonts w:ascii="Wingdings" w:hAnsi="Wingdings" w:hint="default"/>
+        <w:sz w:val="20"/>
+      </w:rPr>
+    </w:lvl>
+  </w:abstractNum>
+  <w:abstractNum w:abstractNumId="6" w15:restartNumberingAfterBreak="0">
+    <w:nsid w:val="360D53FB"/>
+    <w:multiLevelType w:val="multilevel"/>
+    <w:tmpl w:val="13B2F21A"/>
+    <w:lvl w:ilvl="0">
+      <w:start w:val="1"/>
+      <w:numFmt w:val="bullet"/>
+      <w:lvlText w:val=""/>
+      <w:lvlJc w:val="left"/>
+      <w:pPr>
+        <w:tabs>
+          <w:tab w:val="num" w:pos="720"/>
+        </w:tabs>
+        <w:ind w:left="720" w:hanging="360"/>
+      </w:pPr>
+      <w:rPr>
+        <w:rFonts w:ascii="Symbol" w:hAnsi="Symbol" w:hint="default"/>
+        <w:sz w:val="20"/>
+      </w:rPr>
+    </w:lvl>
+    <w:lvl w:ilvl="1" w:tentative="1">
+      <w:start w:val="1"/>
+      <w:numFmt w:val="bullet"/>
+      <w:lvlText w:val="o"/>
+      <w:lvlJc w:val="left"/>
+      <w:pPr>
+        <w:tabs>
+          <w:tab w:val="num" w:pos="1440"/>
+        </w:tabs>
+        <w:ind w:left="1440" w:hanging="360"/>
+      </w:pPr>
+      <w:rPr>
+        <w:rFonts w:ascii="Courier New" w:hAnsi="Courier New" w:hint="default"/>
+        <w:sz w:val="20"/>
+      </w:rPr>
+    </w:lvl>
+    <w:lvl w:ilvl="2" w:tentative="1">
+      <w:start w:val="1"/>
+      <w:numFmt w:val="bullet"/>
+      <w:lvlText w:val=""/>
+      <w:lvlJc w:val="left"/>
+      <w:pPr>
+        <w:tabs>
+          <w:tab w:val="num" w:pos="2160"/>
+        </w:tabs>
+        <w:ind w:left="2160" w:hanging="360"/>
+      </w:pPr>
+      <w:rPr>
+        <w:rFonts w:ascii="Wingdings" w:hAnsi="Wingdings" w:hint="default"/>
+        <w:sz w:val="20"/>
+      </w:rPr>
+    </w:lvl>
+    <w:lvl w:ilvl="3" w:tentative="1">
+      <w:start w:val="1"/>
+      <w:numFmt w:val="bullet"/>
+      <w:lvlText w:val=""/>
+      <w:lvlJc w:val="left"/>
+      <w:pPr>
+        <w:tabs>
+          <w:tab w:val="num" w:pos="2880"/>
+        </w:tabs>
+        <w:ind w:left="2880" w:hanging="360"/>
+      </w:pPr>
+      <w:rPr>
+        <w:rFonts w:ascii="Wingdings" w:hAnsi="Wingdings" w:hint="default"/>
+        <w:sz w:val="20"/>
+      </w:rPr>
+    </w:lvl>
+    <w:lvl w:ilvl="4" w:tentative="1">
+      <w:start w:val="1"/>
+      <w:numFmt w:val="bullet"/>
+      <w:lvlText w:val=""/>
+      <w:lvlJc w:val="left"/>
+      <w:pPr>
+        <w:tabs>
+          <w:tab w:val="num" w:pos="3600"/>
+        </w:tabs>
+        <w:ind w:left="3600" w:hanging="360"/>
+      </w:pPr>
+      <w:rPr>
+        <w:rFonts w:ascii="Wingdings" w:hAnsi="Wingdings" w:hint="default"/>
+        <w:sz w:val="20"/>
+      </w:rPr>
+    </w:lvl>
+    <w:lvl w:ilvl="5" w:tentative="1">
+      <w:start w:val="1"/>
+      <w:numFmt w:val="bullet"/>
+      <w:lvlText w:val=""/>
+      <w:lvlJc w:val="left"/>
+      <w:pPr>
+        <w:tabs>
+          <w:tab w:val="num" w:pos="4320"/>
+        </w:tabs>
+        <w:ind w:left="4320" w:hanging="360"/>
+      </w:pPr>
+      <w:rPr>
+        <w:rFonts w:ascii="Wingdings" w:hAnsi="Wingdings" w:hint="default"/>
+        <w:sz w:val="20"/>
+      </w:rPr>
+    </w:lvl>
+    <w:lvl w:ilvl="6" w:tentative="1">
+      <w:start w:val="1"/>
+      <w:numFmt w:val="bullet"/>
+      <w:lvlText w:val=""/>
+      <w:lvlJc w:val="left"/>
+      <w:pPr>
+        <w:tabs>
+          <w:tab w:val="num" w:pos="5040"/>
+        </w:tabs>
+        <w:ind w:left="5040" w:hanging="360"/>
+      </w:pPr>
+      <w:rPr>
+        <w:rFonts w:ascii="Wingdings" w:hAnsi="Wingdings" w:hint="default"/>
+        <w:sz w:val="20"/>
+      </w:rPr>
+    </w:lvl>
+    <w:lvl w:ilvl="7" w:tentative="1">
+      <w:start w:val="1"/>
+      <w:numFmt w:val="bullet"/>
+      <w:lvlText w:val=""/>
+      <w:lvlJc w:val="left"/>
+      <w:pPr>
+        <w:tabs>
+          <w:tab w:val="num" w:pos="5760"/>
+        </w:tabs>
+        <w:ind w:left="5760" w:hanging="360"/>
+      </w:pPr>
+      <w:rPr>
+        <w:rFonts w:ascii="Wingdings" w:hAnsi="Wingdings" w:hint="default"/>
+        <w:sz w:val="20"/>
+      </w:rPr>
+    </w:lvl>
+    <w:lvl w:ilvl="8" w:tentative="1">
+      <w:start w:val="1"/>
+      <w:numFmt w:val="bullet"/>
+      <w:lvlText w:val=""/>
+      <w:lvlJc w:val="left"/>
+      <w:pPr>
+        <w:tabs>
+          <w:tab w:val="num" w:pos="6480"/>
+        </w:tabs>
+        <w:ind w:left="6480" w:hanging="360"/>
+      </w:pPr>
+      <w:rPr>
+        <w:rFonts w:ascii="Wingdings" w:hAnsi="Wingdings" w:hint="default"/>
+        <w:sz w:val="20"/>
+      </w:rPr>
+    </w:lvl>
+  </w:abstractNum>
+  <w:abstractNum w:abstractNumId="7" w15:restartNumberingAfterBreak="0">
+    <w:nsid w:val="3D482A82"/>
+    <w:multiLevelType w:val="multilevel"/>
+    <w:tmpl w:val="CD34DA70"/>
+    <w:lvl w:ilvl="0">
+      <w:start w:val="1"/>
+      <w:numFmt w:val="bullet"/>
+      <w:lvlText w:val=""/>
+      <w:lvlJc w:val="left"/>
+      <w:pPr>
+        <w:tabs>
+          <w:tab w:val="num" w:pos="720"/>
+        </w:tabs>
+        <w:ind w:left="720" w:hanging="360"/>
+      </w:pPr>
+      <w:rPr>
+        <w:rFonts w:ascii="Symbol" w:hAnsi="Symbol" w:hint="default"/>
+        <w:sz w:val="20"/>
+      </w:rPr>
+    </w:lvl>
+    <w:lvl w:ilvl="1">
+      <w:start w:val="1"/>
+      <w:numFmt w:val="bullet"/>
+      <w:lvlText w:val="o"/>
+      <w:lvlJc w:val="left"/>
+      <w:pPr>
+        <w:tabs>
+          <w:tab w:val="num" w:pos="1440"/>
+        </w:tabs>
+        <w:ind w:left="1440" w:hanging="360"/>
+      </w:pPr>
+      <w:rPr>
+        <w:rFonts w:ascii="Courier New" w:hAnsi="Courier New" w:hint="default"/>
+        <w:sz w:val="20"/>
+      </w:rPr>
+    </w:lvl>
+    <w:lvl w:ilvl="2" w:tentative="1">
+      <w:start w:val="1"/>
+      <w:numFmt w:val="bullet"/>
+      <w:lvlText w:val=""/>
+      <w:lvlJc w:val="left"/>
+      <w:pPr>
+        <w:tabs>
+          <w:tab w:val="num" w:pos="2160"/>
+        </w:tabs>
+        <w:ind w:left="2160" w:hanging="360"/>
+      </w:pPr>
+      <w:rPr>
+        <w:rFonts w:ascii="Wingdings" w:hAnsi="Wingdings" w:hint="default"/>
+        <w:sz w:val="20"/>
+      </w:rPr>
+    </w:lvl>
+    <w:lvl w:ilvl="3" w:tentative="1">
+      <w:start w:val="1"/>
+      <w:numFmt w:val="bullet"/>
+      <w:lvlText w:val=""/>
+      <w:lvlJc w:val="left"/>
+      <w:pPr>
+        <w:tabs>
+          <w:tab w:val="num" w:pos="2880"/>
+        </w:tabs>
+        <w:ind w:left="2880" w:hanging="360"/>
+      </w:pPr>
+      <w:rPr>
+        <w:rFonts w:ascii="Wingdings" w:hAnsi="Wingdings" w:hint="default"/>
+        <w:sz w:val="20"/>
+      </w:rPr>
+    </w:lvl>
+    <w:lvl w:ilvl="4" w:tentative="1">
+      <w:start w:val="1"/>
+      <w:numFmt w:val="bullet"/>
+      <w:lvlText w:val=""/>
+      <w:lvlJc w:val="left"/>
+      <w:pPr>
+        <w:tabs>
+          <w:tab w:val="num" w:pos="3600"/>
+        </w:tabs>
+        <w:ind w:left="3600" w:hanging="360"/>
+      </w:pPr>
+      <w:rPr>
+        <w:rFonts w:ascii="Wingdings" w:hAnsi="Wingdings" w:hint="default"/>
+        <w:sz w:val="20"/>
+      </w:rPr>
+    </w:lvl>
+    <w:lvl w:ilvl="5" w:tentative="1">
+      <w:start w:val="1"/>
+      <w:numFmt w:val="bullet"/>
+      <w:lvlText w:val=""/>
+      <w:lvlJc w:val="left"/>
+      <w:pPr>
+        <w:tabs>
+          <w:tab w:val="num" w:pos="4320"/>
+        </w:tabs>
+        <w:ind w:left="4320" w:hanging="360"/>
+      </w:pPr>
+      <w:rPr>
+        <w:rFonts w:ascii="Wingdings" w:hAnsi="Wingdings" w:hint="default"/>
+        <w:sz w:val="20"/>
+      </w:rPr>
+    </w:lvl>
+    <w:lvl w:ilvl="6" w:tentative="1">
+      <w:start w:val="1"/>
+      <w:numFmt w:val="bullet"/>
+      <w:lvlText w:val=""/>
+      <w:lvlJc w:val="left"/>
+      <w:pPr>
+        <w:tabs>
+          <w:tab w:val="num" w:pos="5040"/>
+        </w:tabs>
+        <w:ind w:left="5040" w:hanging="360"/>
+      </w:pPr>
+      <w:rPr>
+        <w:rFonts w:ascii="Wingdings" w:hAnsi="Wingdings" w:hint="default"/>
+        <w:sz w:val="20"/>
+      </w:rPr>
+    </w:lvl>
+    <w:lvl w:ilvl="7" w:tentative="1">
+      <w:start w:val="1"/>
+      <w:numFmt w:val="bullet"/>
+      <w:lvlText w:val=""/>
+      <w:lvlJc w:val="left"/>
+      <w:pPr>
+        <w:tabs>
+          <w:tab w:val="num" w:pos="5760"/>
+        </w:tabs>
+        <w:ind w:left="5760" w:hanging="360"/>
+      </w:pPr>
+      <w:rPr>
+        <w:rFonts w:ascii="Wingdings" w:hAnsi="Wingdings" w:hint="default"/>
+        <w:sz w:val="20"/>
+      </w:rPr>
+    </w:lvl>
+    <w:lvl w:ilvl="8" w:tentative="1">
+      <w:start w:val="1"/>
+      <w:numFmt w:val="bullet"/>
+      <w:lvlText w:val=""/>
+      <w:lvlJc w:val="left"/>
+      <w:pPr>
+        <w:tabs>
+          <w:tab w:val="num" w:pos="6480"/>
+        </w:tabs>
+        <w:ind w:left="6480" w:hanging="360"/>
+      </w:pPr>
+      <w:rPr>
+        <w:rFonts w:ascii="Wingdings" w:hAnsi="Wingdings" w:hint="default"/>
+        <w:sz w:val="20"/>
+      </w:rPr>
+    </w:lvl>
+  </w:abstractNum>
+  <w:abstractNum w:abstractNumId="8" w15:restartNumberingAfterBreak="0">
+    <w:nsid w:val="3E0B5A22"/>
+    <w:multiLevelType w:val="multilevel"/>
+    <w:tmpl w:val="2A06A1FE"/>
+    <w:lvl w:ilvl="0">
+      <w:start w:val="1"/>
+      <w:numFmt w:val="bullet"/>
+      <w:lvlText w:val=""/>
+      <w:lvlJc w:val="left"/>
+      <w:pPr>
+        <w:tabs>
+          <w:tab w:val="num" w:pos="720"/>
+        </w:tabs>
+        <w:ind w:left="720" w:hanging="360"/>
+      </w:pPr>
+      <w:rPr>
+        <w:rFonts w:ascii="Symbol" w:hAnsi="Symbol" w:hint="default"/>
+        <w:sz w:val="20"/>
+      </w:rPr>
+    </w:lvl>
+    <w:lvl w:ilvl="1" w:tentative="1">
+      <w:start w:val="1"/>
+      <w:numFmt w:val="bullet"/>
+      <w:lvlText w:val="o"/>
+      <w:lvlJc w:val="left"/>
+      <w:pPr>
+        <w:tabs>
+          <w:tab w:val="num" w:pos="1440"/>
+        </w:tabs>
+        <w:ind w:left="1440" w:hanging="360"/>
+      </w:pPr>
+      <w:rPr>
+        <w:rFonts w:ascii="Courier New" w:hAnsi="Courier New" w:hint="default"/>
+        <w:sz w:val="20"/>
+      </w:rPr>
+    </w:lvl>
+    <w:lvl w:ilvl="2" w:tentative="1">
+      <w:start w:val="1"/>
+      <w:numFmt w:val="bullet"/>
+      <w:lvlText w:val=""/>
+      <w:lvlJc w:val="left"/>
+      <w:pPr>
+        <w:tabs>
+          <w:tab w:val="num" w:pos="2160"/>
+        </w:tabs>
+        <w:ind w:left="2160" w:hanging="360"/>
+      </w:pPr>
+      <w:rPr>
+        <w:rFonts w:ascii="Wingdings" w:hAnsi="Wingdings" w:hint="default"/>
+        <w:sz w:val="20"/>
+      </w:rPr>
+    </w:lvl>
+    <w:lvl w:ilvl="3" w:tentative="1">
+      <w:start w:val="1"/>
+      <w:numFmt w:val="bullet"/>
+      <w:lvlText w:val=""/>
+      <w:lvlJc w:val="left"/>
+      <w:pPr>
+        <w:tabs>
+          <w:tab w:val="num" w:pos="2880"/>
+        </w:tabs>
+        <w:ind w:left="2880" w:hanging="360"/>
+      </w:pPr>
+      <w:rPr>
+        <w:rFonts w:ascii="Wingdings" w:hAnsi="Wingdings" w:hint="default"/>
+        <w:sz w:val="20"/>
+      </w:rPr>
+    </w:lvl>
+    <w:lvl w:ilvl="4" w:tentative="1">
+      <w:start w:val="1"/>
+      <w:numFmt w:val="bullet"/>
+      <w:lvlText w:val=""/>
+      <w:lvlJc w:val="left"/>
+      <w:pPr>
+        <w:tabs>
+          <w:tab w:val="num" w:pos="3600"/>
+        </w:tabs>
+        <w:ind w:left="3600" w:hanging="360"/>
+      </w:pPr>
+      <w:rPr>
+        <w:rFonts w:ascii="Wingdings" w:hAnsi="Wingdings" w:hint="default"/>
+        <w:sz w:val="20"/>
+      </w:rPr>
+    </w:lvl>
+    <w:lvl w:ilvl="5" w:tentative="1">
+      <w:start w:val="1"/>
+      <w:numFmt w:val="bullet"/>
+      <w:lvlText w:val=""/>
+      <w:lvlJc w:val="left"/>
+      <w:pPr>
+        <w:tabs>
+          <w:tab w:val="num" w:pos="4320"/>
+        </w:tabs>
+        <w:ind w:left="4320" w:hanging="360"/>
+      </w:pPr>
+      <w:rPr>
+        <w:rFonts w:ascii="Wingdings" w:hAnsi="Wingdings" w:hint="default"/>
+        <w:sz w:val="20"/>
+      </w:rPr>
+    </w:lvl>
+    <w:lvl w:ilvl="6" w:tentative="1">
+      <w:start w:val="1"/>
+      <w:numFmt w:val="bullet"/>
+      <w:lvlText w:val=""/>
+      <w:lvlJc w:val="left"/>
+      <w:pPr>
+        <w:tabs>
+          <w:tab w:val="num" w:pos="5040"/>
+        </w:tabs>
+        <w:ind w:left="5040" w:hanging="360"/>
+      </w:pPr>
+      <w:rPr>
+        <w:rFonts w:ascii="Wingdings" w:hAnsi="Wingdings" w:hint="default"/>
+        <w:sz w:val="20"/>
+      </w:rPr>
+    </w:lvl>
+    <w:lvl w:ilvl="7" w:tentative="1">
+      <w:start w:val="1"/>
+      <w:numFmt w:val="bullet"/>
+      <w:lvlText w:val=""/>
+      <w:lvlJc w:val="left"/>
+      <w:pPr>
+        <w:tabs>
+          <w:tab w:val="num" w:pos="5760"/>
+        </w:tabs>
+        <w:ind w:left="5760" w:hanging="360"/>
+      </w:pPr>
+      <w:rPr>
+        <w:rFonts w:ascii="Wingdings" w:hAnsi="Wingdings" w:hint="default"/>
+        <w:sz w:val="20"/>
+      </w:rPr>
+    </w:lvl>
+    <w:lvl w:ilvl="8" w:tentative="1">
+      <w:start w:val="1"/>
+      <w:numFmt w:val="bullet"/>
+      <w:lvlText w:val=""/>
+      <w:lvlJc w:val="left"/>
+      <w:pPr>
+        <w:tabs>
+          <w:tab w:val="num" w:pos="6480"/>
+        </w:tabs>
+        <w:ind w:left="6480" w:hanging="360"/>
+      </w:pPr>
+      <w:rPr>
+        <w:rFonts w:ascii="Wingdings" w:hAnsi="Wingdings" w:hint="default"/>
+        <w:sz w:val="20"/>
+      </w:rPr>
+    </w:lvl>
+  </w:abstractNum>
+  <w:abstractNum w:abstractNumId="9" w15:restartNumberingAfterBreak="0">
+    <w:nsid w:val="4D2F4F4A"/>
+    <w:multiLevelType w:val="multilevel"/>
+    <w:tmpl w:val="FAC063E2"/>
+    <w:lvl w:ilvl="0">
+      <w:start w:val="1"/>
+      <w:numFmt w:val="bullet"/>
+      <w:lvlText w:val=""/>
+      <w:lvlJc w:val="left"/>
+      <w:pPr>
+        <w:tabs>
+          <w:tab w:val="num" w:pos="720"/>
+        </w:tabs>
+        <w:ind w:left="720" w:hanging="360"/>
+      </w:pPr>
+      <w:rPr>
+        <w:rFonts w:ascii="Symbol" w:hAnsi="Symbol" w:hint="default"/>
+        <w:sz w:val="20"/>
+      </w:rPr>
+    </w:lvl>
+    <w:lvl w:ilvl="1" w:tentative="1">
+      <w:start w:val="1"/>
+      <w:numFmt w:val="bullet"/>
+      <w:lvlText w:val="o"/>
+      <w:lvlJc w:val="left"/>
+      <w:pPr>
+        <w:tabs>
+          <w:tab w:val="num" w:pos="1440"/>
+        </w:tabs>
+        <w:ind w:left="1440" w:hanging="360"/>
+      </w:pPr>
+      <w:rPr>
+        <w:rFonts w:ascii="Courier New" w:hAnsi="Courier New" w:hint="default"/>
+        <w:sz w:val="20"/>
+      </w:rPr>
+    </w:lvl>
+    <w:lvl w:ilvl="2" w:tentative="1">
+      <w:start w:val="1"/>
+      <w:numFmt w:val="bullet"/>
+      <w:lvlText w:val=""/>
+      <w:lvlJc w:val="left"/>
+      <w:pPr>
+        <w:tabs>
+          <w:tab w:val="num" w:pos="2160"/>
+        </w:tabs>
+        <w:ind w:left="2160" w:hanging="360"/>
+      </w:pPr>
+      <w:rPr>
+        <w:rFonts w:ascii="Wingdings" w:hAnsi="Wingdings" w:hint="default"/>
+        <w:sz w:val="20"/>
+      </w:rPr>
+    </w:lvl>
+    <w:lvl w:ilvl="3" w:tentative="1">
+      <w:start w:val="1"/>
+      <w:numFmt w:val="bullet"/>
+      <w:lvlText w:val=""/>
+      <w:lvlJc w:val="left"/>
+      <w:pPr>
+        <w:tabs>
+          <w:tab w:val="num" w:pos="2880"/>
+        </w:tabs>
+        <w:ind w:left="2880" w:hanging="360"/>
+      </w:pPr>
+      <w:rPr>
+        <w:rFonts w:ascii="Wingdings" w:hAnsi="Wingdings" w:hint="default"/>
+        <w:sz w:val="20"/>
+      </w:rPr>
+    </w:lvl>
+    <w:lvl w:ilvl="4" w:tentative="1">
+      <w:start w:val="1"/>
+      <w:numFmt w:val="bullet"/>
+      <w:lvlText w:val=""/>
+      <w:lvlJc w:val="left"/>
+      <w:pPr>
+        <w:tabs>
+          <w:tab w:val="num" w:pos="3600"/>
+        </w:tabs>
+        <w:ind w:left="3600" w:hanging="360"/>
+      </w:pPr>
+      <w:rPr>
+        <w:rFonts w:ascii="Wingdings" w:hAnsi="Wingdings" w:hint="default"/>
+        <w:sz w:val="20"/>
+      </w:rPr>
+    </w:lvl>
+    <w:lvl w:ilvl="5" w:tentative="1">
+      <w:start w:val="1"/>
+      <w:numFmt w:val="bullet"/>
+      <w:lvlText w:val=""/>
+      <w:lvlJc w:val="left"/>
+      <w:pPr>
+        <w:tabs>
+          <w:tab w:val="num" w:pos="4320"/>
+        </w:tabs>
+        <w:ind w:left="4320" w:hanging="360"/>
+      </w:pPr>
+      <w:rPr>
+        <w:rFonts w:ascii="Wingdings" w:hAnsi="Wingdings" w:hint="default"/>
+        <w:sz w:val="20"/>
+      </w:rPr>
+    </w:lvl>
+    <w:lvl w:ilvl="6" w:tentative="1">
+      <w:start w:val="1"/>
+      <w:numFmt w:val="bullet"/>
+      <w:lvlText w:val=""/>
+      <w:lvlJc w:val="left"/>
+      <w:pPr>
+        <w:tabs>
+          <w:tab w:val="num" w:pos="5040"/>
+        </w:tabs>
+        <w:ind w:left="5040" w:hanging="360"/>
+      </w:pPr>
+      <w:rPr>
+        <w:rFonts w:ascii="Wingdings" w:hAnsi="Wingdings" w:hint="default"/>
+        <w:sz w:val="20"/>
+      </w:rPr>
+    </w:lvl>
+    <w:lvl w:ilvl="7" w:tentative="1">
+      <w:start w:val="1"/>
+      <w:numFmt w:val="bullet"/>
+      <w:lvlText w:val=""/>
+      <w:lvlJc w:val="left"/>
+      <w:pPr>
+        <w:tabs>
+          <w:tab w:val="num" w:pos="5760"/>
+        </w:tabs>
+        <w:ind w:left="5760" w:hanging="360"/>
+      </w:pPr>
+      <w:rPr>
+        <w:rFonts w:ascii="Wingdings" w:hAnsi="Wingdings" w:hint="default"/>
+        <w:sz w:val="20"/>
+      </w:rPr>
+    </w:lvl>
+    <w:lvl w:ilvl="8" w:tentative="1">
+      <w:start w:val="1"/>
+      <w:numFmt w:val="bullet"/>
+      <w:lvlText w:val=""/>
+      <w:lvlJc w:val="left"/>
+      <w:pPr>
+        <w:tabs>
+          <w:tab w:val="num" w:pos="6480"/>
+        </w:tabs>
+        <w:ind w:left="6480" w:hanging="360"/>
+      </w:pPr>
+      <w:rPr>
+        <w:rFonts w:ascii="Wingdings" w:hAnsi="Wingdings" w:hint="default"/>
+        <w:sz w:val="20"/>
+      </w:rPr>
+    </w:lvl>
+  </w:abstractNum>
+  <w:abstractNum w:abstractNumId="10" w15:restartNumberingAfterBreak="0">
+    <w:nsid w:val="4D602A0D"/>
+    <w:multiLevelType w:val="multilevel"/>
+    <w:tmpl w:val="F88A71EE"/>
+    <w:lvl w:ilvl="0">
+      <w:start w:val="1"/>
+      <w:numFmt w:val="bullet"/>
+      <w:lvlText w:val=""/>
+      <w:lvlJc w:val="left"/>
+      <w:pPr>
+        <w:tabs>
+          <w:tab w:val="num" w:pos="720"/>
+        </w:tabs>
+        <w:ind w:left="720" w:hanging="360"/>
+      </w:pPr>
+      <w:rPr>
+        <w:rFonts w:ascii="Symbol" w:hAnsi="Symbol" w:hint="default"/>
+        <w:sz w:val="20"/>
+      </w:rPr>
+    </w:lvl>
+    <w:lvl w:ilvl="1" w:tentative="1">
+      <w:start w:val="1"/>
+      <w:numFmt w:val="bullet"/>
+      <w:lvlText w:val="o"/>
+      <w:lvlJc w:val="left"/>
+      <w:pPr>
+        <w:tabs>
+          <w:tab w:val="num" w:pos="1440"/>
+        </w:tabs>
+        <w:ind w:left="1440" w:hanging="360"/>
+      </w:pPr>
+      <w:rPr>
+        <w:rFonts w:ascii="Courier New" w:hAnsi="Courier New" w:hint="default"/>
+        <w:sz w:val="20"/>
+      </w:rPr>
+    </w:lvl>
+    <w:lvl w:ilvl="2" w:tentative="1">
+      <w:start w:val="1"/>
+      <w:numFmt w:val="bullet"/>
+      <w:lvlText w:val=""/>
+      <w:lvlJc w:val="left"/>
+      <w:pPr>
+        <w:tabs>
+          <w:tab w:val="num" w:pos="2160"/>
+        </w:tabs>
+        <w:ind w:left="2160" w:hanging="360"/>
+      </w:pPr>
+      <w:rPr>
+        <w:rFonts w:ascii="Wingdings" w:hAnsi="Wingdings" w:hint="default"/>
+        <w:sz w:val="20"/>
+      </w:rPr>
+    </w:lvl>
+    <w:lvl w:ilvl="3" w:tentative="1">
+      <w:start w:val="1"/>
+      <w:numFmt w:val="bullet"/>
+      <w:lvlText w:val=""/>
+      <w:lvlJc w:val="left"/>
+      <w:pPr>
+        <w:tabs>
+          <w:tab w:val="num" w:pos="2880"/>
+        </w:tabs>
+        <w:ind w:left="2880" w:hanging="360"/>
+      </w:pPr>
+      <w:rPr>
+        <w:rFonts w:ascii="Wingdings" w:hAnsi="Wingdings" w:hint="default"/>
+        <w:sz w:val="20"/>
+      </w:rPr>
+    </w:lvl>
+    <w:lvl w:ilvl="4" w:tentative="1">
+      <w:start w:val="1"/>
+      <w:numFmt w:val="bullet"/>
+      <w:lvlText w:val=""/>
+      <w:lvlJc w:val="left"/>
+      <w:pPr>
+        <w:tabs>
+          <w:tab w:val="num" w:pos="3600"/>
+        </w:tabs>
+        <w:ind w:left="3600" w:hanging="360"/>
+      </w:pPr>
+      <w:rPr>
+        <w:rFonts w:ascii="Wingdings" w:hAnsi="Wingdings" w:hint="default"/>
+        <w:sz w:val="20"/>
+      </w:rPr>
+    </w:lvl>
+    <w:lvl w:ilvl="5" w:tentative="1">
+      <w:start w:val="1"/>
+      <w:numFmt w:val="bullet"/>
+      <w:lvlText w:val=""/>
+      <w:lvlJc w:val="left"/>
+      <w:pPr>
+        <w:tabs>
+          <w:tab w:val="num" w:pos="4320"/>
+        </w:tabs>
+        <w:ind w:left="4320" w:hanging="360"/>
+      </w:pPr>
+      <w:rPr>
+        <w:rFonts w:ascii="Wingdings" w:hAnsi="Wingdings" w:hint="default"/>
+        <w:sz w:val="20"/>
+      </w:rPr>
+    </w:lvl>
+    <w:lvl w:ilvl="6" w:tentative="1">
+      <w:start w:val="1"/>
+      <w:numFmt w:val="bullet"/>
+      <w:lvlText w:val=""/>
+      <w:lvlJc w:val="left"/>
+      <w:pPr>
+        <w:tabs>
+          <w:tab w:val="num" w:pos="5040"/>
+        </w:tabs>
+        <w:ind w:left="5040" w:hanging="360"/>
+      </w:pPr>
+      <w:rPr>
+        <w:rFonts w:ascii="Wingdings" w:hAnsi="Wingdings" w:hint="default"/>
+        <w:sz w:val="20"/>
+      </w:rPr>
+    </w:lvl>
+    <w:lvl w:ilvl="7" w:tentative="1">
+      <w:start w:val="1"/>
+      <w:numFmt w:val="bullet"/>
+      <w:lvlText w:val=""/>
+      <w:lvlJc w:val="left"/>
+      <w:pPr>
+        <w:tabs>
+          <w:tab w:val="num" w:pos="5760"/>
+        </w:tabs>
+        <w:ind w:left="5760" w:hanging="360"/>
+      </w:pPr>
+      <w:rPr>
+        <w:rFonts w:ascii="Wingdings" w:hAnsi="Wingdings" w:hint="default"/>
+        <w:sz w:val="20"/>
+      </w:rPr>
+    </w:lvl>
+    <w:lvl w:ilvl="8" w:tentative="1">
+      <w:start w:val="1"/>
+      <w:numFmt w:val="bullet"/>
+      <w:lvlText w:val=""/>
+      <w:lvlJc w:val="left"/>
+      <w:pPr>
+        <w:tabs>
+          <w:tab w:val="num" w:pos="6480"/>
+        </w:tabs>
+        <w:ind w:left="6480" w:hanging="360"/>
+      </w:pPr>
+      <w:rPr>
+        <w:rFonts w:ascii="Wingdings" w:hAnsi="Wingdings" w:hint="default"/>
+        <w:sz w:val="20"/>
+      </w:rPr>
+    </w:lvl>
+  </w:abstractNum>
+  <w:abstractNum w:abstractNumId="11" w15:restartNumberingAfterBreak="0">
     <w:nsid w:val="56DD1696"/>
     <w:multiLevelType w:val="multilevel"/>
     <w:tmpl w:val="6FBA99DC"/>
@@ -2912,7 +7280,120 @@
       </w:pPr>
     </w:lvl>
   </w:abstractNum>
-  <w:abstractNum w:abstractNumId="2" w15:restartNumberingAfterBreak="0">
+  <w:abstractNum w:abstractNumId="12" w15:restartNumberingAfterBreak="0">
+    <w:nsid w:val="5BE36EB3"/>
+    <w:multiLevelType w:val="multilevel"/>
+    <w:tmpl w:val="428C7A04"/>
+    <w:lvl w:ilvl="0">
+      <w:start w:val="1"/>
+      <w:numFmt w:val="decimal"/>
+      <w:lvlText w:val="%1."/>
+      <w:lvlJc w:val="left"/>
+      <w:pPr>
+        <w:tabs>
+          <w:tab w:val="num" w:pos="720"/>
+        </w:tabs>
+        <w:ind w:left="720" w:hanging="360"/>
+      </w:pPr>
+    </w:lvl>
+    <w:lvl w:ilvl="1" w:tentative="1">
+      <w:start w:val="1"/>
+      <w:numFmt w:val="decimal"/>
+      <w:lvlText w:val="%2."/>
+      <w:lvlJc w:val="left"/>
+      <w:pPr>
+        <w:tabs>
+          <w:tab w:val="num" w:pos="1440"/>
+        </w:tabs>
+        <w:ind w:left="1440" w:hanging="360"/>
+      </w:pPr>
+    </w:lvl>
+    <w:lvl w:ilvl="2" w:tentative="1">
+      <w:start w:val="1"/>
+      <w:numFmt w:val="decimal"/>
+      <w:lvlText w:val="%3."/>
+      <w:lvlJc w:val="left"/>
+      <w:pPr>
+        <w:tabs>
+          <w:tab w:val="num" w:pos="2160"/>
+        </w:tabs>
+        <w:ind w:left="2160" w:hanging="360"/>
+      </w:pPr>
+    </w:lvl>
+    <w:lvl w:ilvl="3" w:tentative="1">
+      <w:start w:val="1"/>
+      <w:numFmt w:val="decimal"/>
+      <w:lvlText w:val="%4."/>
+      <w:lvlJc w:val="left"/>
+      <w:pPr>
+        <w:tabs>
+          <w:tab w:val="num" w:pos="2880"/>
+        </w:tabs>
+        <w:ind w:left="2880" w:hanging="360"/>
+      </w:pPr>
+    </w:lvl>
+    <w:lvl w:ilvl="4" w:tentative="1">
+      <w:start w:val="1"/>
+      <w:numFmt w:val="decimal"/>
+      <w:lvlText w:val="%5."/>
+      <w:lvlJc w:val="left"/>
+      <w:pPr>
+        <w:tabs>
+          <w:tab w:val="num" w:pos="3600"/>
+        </w:tabs>
+        <w:ind w:left="3600" w:hanging="360"/>
+      </w:pPr>
+    </w:lvl>
+    <w:lvl w:ilvl="5" w:tentative="1">
+      <w:start w:val="1"/>
+      <w:numFmt w:val="decimal"/>
+      <w:lvlText w:val="%6."/>
+      <w:lvlJc w:val="left"/>
+      <w:pPr>
+        <w:tabs>
+          <w:tab w:val="num" w:pos="4320"/>
+        </w:tabs>
+        <w:ind w:left="4320" w:hanging="360"/>
+      </w:pPr>
+    </w:lvl>
+    <w:lvl w:ilvl="6" w:tentative="1">
+      <w:start w:val="1"/>
+      <w:numFmt w:val="decimal"/>
+      <w:lvlText w:val="%7."/>
+      <w:lvlJc w:val="left"/>
+      <w:pPr>
+        <w:tabs>
+          <w:tab w:val="num" w:pos="5040"/>
+        </w:tabs>
+        <w:ind w:left="5040" w:hanging="360"/>
+      </w:pPr>
+    </w:lvl>
+    <w:lvl w:ilvl="7" w:tentative="1">
+      <w:start w:val="1"/>
+      <w:numFmt w:val="decimal"/>
+      <w:lvlText w:val="%8."/>
+      <w:lvlJc w:val="left"/>
+      <w:pPr>
+        <w:tabs>
+          <w:tab w:val="num" w:pos="5760"/>
+        </w:tabs>
+        <w:ind w:left="5760" w:hanging="360"/>
+      </w:pPr>
+    </w:lvl>
+    <w:lvl w:ilvl="8" w:tentative="1">
+      <w:start w:val="1"/>
+      <w:numFmt w:val="decimal"/>
+      <w:lvlText w:val="%9."/>
+      <w:lvlJc w:val="left"/>
+      <w:pPr>
+        <w:tabs>
+          <w:tab w:val="num" w:pos="6480"/>
+        </w:tabs>
+        <w:ind w:left="6480" w:hanging="360"/>
+      </w:pPr>
+    </w:lvl>
+  </w:abstractNum>
+  <w:abstractNum w:abstractNumId="13" w15:restartNumberingAfterBreak="0">
     <w:nsid w:val="744C5A90"/>
     <w:multiLevelType w:val="multilevel"/>
     <w:tmpl w:val="0CACA3D0"/>
@@ -3025,14 +7506,199 @@
       </w:pPr>
     </w:lvl>
   </w:abstractNum>
+  <w:abstractNum w:abstractNumId="14" w15:restartNumberingAfterBreak="0">
+    <w:nsid w:val="769204A7"/>
+    <w:multiLevelType w:val="multilevel"/>
+    <w:tmpl w:val="40B4B794"/>
+    <w:lvl w:ilvl="0">
+      <w:start w:val="1"/>
+      <w:numFmt w:val="bullet"/>
+      <w:lvlText w:val=""/>
+      <w:lvlJc w:val="left"/>
+      <w:pPr>
+        <w:tabs>
+          <w:tab w:val="num" w:pos="720"/>
+        </w:tabs>
+        <w:ind w:left="720" w:hanging="360"/>
+      </w:pPr>
+      <w:rPr>
+        <w:rFonts w:ascii="Symbol" w:hAnsi="Symbol" w:hint="default"/>
+        <w:sz w:val="20"/>
+      </w:rPr>
+    </w:lvl>
+    <w:lvl w:ilvl="1" w:tentative="1">
+      <w:start w:val="1"/>
+      <w:numFmt w:val="bullet"/>
+      <w:lvlText w:val="o"/>
+      <w:lvlJc w:val="left"/>
+      <w:pPr>
+        <w:tabs>
+          <w:tab w:val="num" w:pos="1440"/>
+        </w:tabs>
+        <w:ind w:left="1440" w:hanging="360"/>
+      </w:pPr>
+      <w:rPr>
+        <w:rFonts w:ascii="Courier New" w:hAnsi="Courier New" w:hint="default"/>
+        <w:sz w:val="20"/>
+      </w:rPr>
+    </w:lvl>
+    <w:lvl w:ilvl="2" w:tentative="1">
+      <w:start w:val="1"/>
+      <w:numFmt w:val="bullet"/>
+      <w:lvlText w:val=""/>
+      <w:lvlJc w:val="left"/>
+      <w:pPr>
+        <w:tabs>
+          <w:tab w:val="num" w:pos="2160"/>
+        </w:tabs>
+        <w:ind w:left="2160" w:hanging="360"/>
+      </w:pPr>
+      <w:rPr>
+        <w:rFonts w:ascii="Wingdings" w:hAnsi="Wingdings" w:hint="default"/>
+        <w:sz w:val="20"/>
+      </w:rPr>
+    </w:lvl>
+    <w:lvl w:ilvl="3" w:tentative="1">
+      <w:start w:val="1"/>
+      <w:numFmt w:val="bullet"/>
+      <w:lvlText w:val=""/>
+      <w:lvlJc w:val="left"/>
+      <w:pPr>
+        <w:tabs>
+          <w:tab w:val="num" w:pos="2880"/>
+        </w:tabs>
+        <w:ind w:left="2880" w:hanging="360"/>
+      </w:pPr>
+      <w:rPr>
+        <w:rFonts w:ascii="Wingdings" w:hAnsi="Wingdings" w:hint="default"/>
+        <w:sz w:val="20"/>
+      </w:rPr>
+    </w:lvl>
+    <w:lvl w:ilvl="4" w:tentative="1">
+      <w:start w:val="1"/>
+      <w:numFmt w:val="bullet"/>
+      <w:lvlText w:val=""/>
+      <w:lvlJc w:val="left"/>
+      <w:pPr>
+        <w:tabs>
+          <w:tab w:val="num" w:pos="3600"/>
+        </w:tabs>
+        <w:ind w:left="3600" w:hanging="360"/>
+      </w:pPr>
+      <w:rPr>
+        <w:rFonts w:ascii="Wingdings" w:hAnsi="Wingdings" w:hint="default"/>
+        <w:sz w:val="20"/>
+      </w:rPr>
+    </w:lvl>
+    <w:lvl w:ilvl="5" w:tentative="1">
+      <w:start w:val="1"/>
+      <w:numFmt w:val="bullet"/>
+      <w:lvlText w:val=""/>
+      <w:lvlJc w:val="left"/>
+      <w:pPr>
+        <w:tabs>
+          <w:tab w:val="num" w:pos="4320"/>
+        </w:tabs>
+        <w:ind w:left="4320" w:hanging="360"/>
+      </w:pPr>
+      <w:rPr>
+        <w:rFonts w:ascii="Wingdings" w:hAnsi="Wingdings" w:hint="default"/>
+        <w:sz w:val="20"/>
+      </w:rPr>
+    </w:lvl>
+    <w:lvl w:ilvl="6" w:tentative="1">
+      <w:start w:val="1"/>
+      <w:numFmt w:val="bullet"/>
+      <w:lvlText w:val=""/>
+      <w:lvlJc w:val="left"/>
+      <w:pPr>
+        <w:tabs>
+          <w:tab w:val="num" w:pos="5040"/>
+        </w:tabs>
+        <w:ind w:left="5040" w:hanging="360"/>
+      </w:pPr>
+      <w:rPr>
+        <w:rFonts w:ascii="Wingdings" w:hAnsi="Wingdings" w:hint="default"/>
+        <w:sz w:val="20"/>
+      </w:rPr>
+    </w:lvl>
+    <w:lvl w:ilvl="7" w:tentative="1">
+      <w:start w:val="1"/>
+      <w:numFmt w:val="bullet"/>
+      <w:lvlText w:val=""/>
+      <w:lvlJc w:val="left"/>
+      <w:pPr>
+        <w:tabs>
+          <w:tab w:val="num" w:pos="5760"/>
+        </w:tabs>
+        <w:ind w:left="5760" w:hanging="360"/>
+      </w:pPr>
+      <w:rPr>
+        <w:rFonts w:ascii="Wingdings" w:hAnsi="Wingdings" w:hint="default"/>
+        <w:sz w:val="20"/>
+      </w:rPr>
+    </w:lvl>
+    <w:lvl w:ilvl="8" w:tentative="1">
+      <w:start w:val="1"/>
+      <w:numFmt w:val="bullet"/>
+      <w:lvlText w:val=""/>
+      <w:lvlJc w:val="left"/>
+      <w:pPr>
+        <w:tabs>
+          <w:tab w:val="num" w:pos="6480"/>
+        </w:tabs>
+        <w:ind w:left="6480" w:hanging="360"/>
+      </w:pPr>
+      <w:rPr>
+        <w:rFonts w:ascii="Wingdings" w:hAnsi="Wingdings" w:hint="default"/>
+        <w:sz w:val="20"/>
+      </w:rPr>
+    </w:lvl>
+  </w:abstractNum>
   <w:num w:numId="1" w16cid:durableId="178787152">
+    <w:abstractNumId w:val="13"/>
+  </w:num>
+  <w:num w:numId="2" w16cid:durableId="115367860">
+    <w:abstractNumId w:val="1"/>
+  </w:num>
+  <w:num w:numId="3" w16cid:durableId="101073302">
+    <w:abstractNumId w:val="11"/>
+  </w:num>
+  <w:num w:numId="4" w16cid:durableId="184835342">
+    <w:abstractNumId w:val="10"/>
+  </w:num>
+  <w:num w:numId="5" w16cid:durableId="386609743">
+    <w:abstractNumId w:val="5"/>
+  </w:num>
+  <w:num w:numId="6" w16cid:durableId="398015715">
+    <w:abstractNumId w:val="8"/>
+  </w:num>
+  <w:num w:numId="7" w16cid:durableId="1205293709">
+    <w:abstractNumId w:val="0"/>
+  </w:num>
+  <w:num w:numId="8" w16cid:durableId="1354191530">
+    <w:abstractNumId w:val="7"/>
+  </w:num>
+  <w:num w:numId="9" w16cid:durableId="504132460">
+    <w:abstractNumId w:val="3"/>
+  </w:num>
+  <w:num w:numId="10" w16cid:durableId="656304128">
+    <w:abstractNumId w:val="6"/>
+  </w:num>
+  <w:num w:numId="11" w16cid:durableId="428359459">
     <w:abstractNumId w:val="2"/>
   </w:num>
-  <w:num w:numId="2" w16cid:durableId="115367860">
-    <w:abstractNumId w:val="0"/>
+  <w:num w:numId="12" w16cid:durableId="936211784">
+    <w:abstractNumId w:val="12"/>
   </w:num>
-  <w:num w:numId="3" w16cid:durableId="101073302">
-    <w:abstractNumId w:val="1"/>
+  <w:num w:numId="13" w16cid:durableId="740098746">
+    <w:abstractNumId w:val="14"/>
+  </w:num>
+  <w:num w:numId="14" w16cid:durableId="937061116">
+    <w:abstractNumId w:val="9"/>
+  </w:num>
+  <w:num w:numId="15" w16cid:durableId="1669941153">
+    <w:abstractNumId w:val="4"/>
   </w:num>
 </w:numbering>
 </file>
@@ -3953,6 +8619,29 @@
       <w:spacing w:val="5"/>
     </w:rPr>
   </w:style>
+  <w:style w:type="character" w:styleId="Lienhypertexte">
+    <w:name w:val="Hyperlink"/>
+    <w:basedOn w:val="Policepardfaut"/>
+    <w:uiPriority w:val="99"/>
+    <w:unhideWhenUsed/>
+    <w:rsid w:val="00ED02DC"/>
+    <w:rPr>
+      <w:color w:val="0563C1" w:themeColor="hyperlink"/>
+      <w:u w:val="single"/>
+    </w:rPr>
+  </w:style>
+  <w:style w:type="character" w:styleId="Mentionnonrsolue">
+    <w:name w:val="Unresolved Mention"/>
+    <w:basedOn w:val="Policepardfaut"/>
+    <w:uiPriority w:val="99"/>
+    <w:semiHidden/>
+    <w:unhideWhenUsed/>
+    <w:rsid w:val="00ED02DC"/>
+    <w:rPr>
+      <w:color w:val="605E5C"/>
+      <w:shd w:val="clear" w:color="auto" w:fill="E1DFDD"/>
+    </w:rPr>
+  </w:style>
 </w:styles>
 </file>
 
